--- a/2025/KrDzU2025poz26.docx
+++ b/2025/KrDzU2025poz26.docx
@@ -680,9 +680,8 @@
           <w:sz w:val="24"/>
           <w:szCs w:val="24"/>
         </w:rPr>
-        <w:t xml:space="preserve">pragnąc zagwarantować wszystkim istotom ludzkim, Multikontom i </w:t>
-      </w:r>
-      <w:proofErr w:type="spellStart"/>
+        <w:t xml:space="preserve">pragnąc zagwarantować wszystkim istotom ludzkim, Multikontom i Strigallorom </w:t>
+      </w:r>
       <w:r>
         <w:rPr>
           <w:rFonts w:ascii="Times New Roman" w:hAnsi="Times New Roman" w:cs="Times New Roman"/>
@@ -691,10 +690,12 @@
           <w:sz w:val="24"/>
           <w:szCs w:val="24"/>
         </w:rPr>
-        <w:t>Strigallorom</w:t>
-      </w:r>
-      <w:proofErr w:type="spellEnd"/>
-      <w:r>
+        <w:t>prawa obywatelskie,</w:t>
+      </w:r>
+    </w:p>
+    <w:p>
+      <w:pPr>
+        <w:jc w:val="center"/>
         <w:rPr>
           <w:rFonts w:ascii="Times New Roman" w:hAnsi="Times New Roman" w:cs="Times New Roman"/>
           <w:i/>
@@ -702,8 +703,7 @@
           <w:sz w:val="24"/>
           <w:szCs w:val="24"/>
         </w:rPr>
-        <w:t xml:space="preserve"> </w:t>
-      </w:r>
+      </w:pPr>
       <w:r>
         <w:rPr>
           <w:rFonts w:ascii="Times New Roman" w:hAnsi="Times New Roman" w:cs="Times New Roman"/>
@@ -712,12 +712,9 @@
           <w:sz w:val="24"/>
           <w:szCs w:val="24"/>
         </w:rPr>
-        <w:t>prawa obywatelskie,</w:t>
-      </w:r>
-    </w:p>
-    <w:p>
-      <w:pPr>
-        <w:jc w:val="center"/>
+        <w:t>uznając, że godność istoty ludzkiej, Multikonta i Strigallora jest przyrodzona, niezbywalna i nienaruszalna, a jej źródło tkwi w prawie boskim i naturalnym, które wyprzedza i przewyższa wszelką ustawę</w:t>
+      </w:r>
+      <w:r>
         <w:rPr>
           <w:rFonts w:ascii="Times New Roman" w:hAnsi="Times New Roman" w:cs="Times New Roman"/>
           <w:i/>
@@ -725,7 +722,8 @@
           <w:sz w:val="24"/>
           <w:szCs w:val="24"/>
         </w:rPr>
-      </w:pPr>
+        <w:t xml:space="preserve"> ludzką</w:t>
+      </w:r>
       <w:r>
         <w:rPr>
           <w:rFonts w:ascii="Times New Roman" w:hAnsi="Times New Roman" w:cs="Times New Roman"/>
@@ -734,10 +732,12 @@
           <w:sz w:val="24"/>
           <w:szCs w:val="24"/>
         </w:rPr>
-        <w:t xml:space="preserve">uznając, że godność istoty ludzkiej, Multikonta i </w:t>
-      </w:r>
-      <w:proofErr w:type="spellStart"/>
-      <w:r>
+        <w:t>,</w:t>
+      </w:r>
+    </w:p>
+    <w:p>
+      <w:pPr>
+        <w:jc w:val="center"/>
         <w:rPr>
           <w:rFonts w:ascii="Times New Roman" w:hAnsi="Times New Roman" w:cs="Times New Roman"/>
           <w:i/>
@@ -745,9 +745,7 @@
           <w:sz w:val="24"/>
           <w:szCs w:val="24"/>
         </w:rPr>
-        <w:t>Strigallora</w:t>
-      </w:r>
-      <w:proofErr w:type="spellEnd"/>
+      </w:pPr>
       <w:r>
         <w:rPr>
           <w:rFonts w:ascii="Times New Roman" w:hAnsi="Times New Roman" w:cs="Times New Roman"/>
@@ -756,9 +754,12 @@
           <w:sz w:val="24"/>
           <w:szCs w:val="24"/>
         </w:rPr>
-        <w:t xml:space="preserve"> jest przyrodzona, niezbywalna i nienaruszalna, a jej źródło tkwi w prawie boskim i naturalnym, które wyprzedza i przewyższa wszelką ustawę</w:t>
-      </w:r>
-      <w:r>
+        <w:t>w poczuciu odpowiedzialności przed bogami i historią,</w:t>
+      </w:r>
+    </w:p>
+    <w:p>
+      <w:pPr>
+        <w:jc w:val="center"/>
         <w:rPr>
           <w:rFonts w:ascii="Times New Roman" w:hAnsi="Times New Roman" w:cs="Times New Roman"/>
           <w:i/>
@@ -766,8 +767,7 @@
           <w:sz w:val="24"/>
           <w:szCs w:val="24"/>
         </w:rPr>
-        <w:t xml:space="preserve"> ludzką</w:t>
-      </w:r>
+      </w:pPr>
       <w:r>
         <w:rPr>
           <w:rFonts w:ascii="Times New Roman" w:hAnsi="Times New Roman" w:cs="Times New Roman"/>
@@ -776,12 +776,9 @@
           <w:sz w:val="24"/>
           <w:szCs w:val="24"/>
         </w:rPr>
-        <w:t>,</w:t>
-      </w:r>
-    </w:p>
-    <w:p>
-      <w:pPr>
-        <w:jc w:val="center"/>
+        <w:t>ustanawiamy Konstytucję Korony Krulestwa Multikont</w:t>
+      </w:r>
+      <w:r>
         <w:rPr>
           <w:rFonts w:ascii="Times New Roman" w:hAnsi="Times New Roman" w:cs="Times New Roman"/>
           <w:i/>
@@ -789,8 +786,12 @@
           <w:sz w:val="24"/>
           <w:szCs w:val="24"/>
         </w:rPr>
-      </w:pPr>
-      <w:r>
+        <w:t>,</w:t>
+      </w:r>
+    </w:p>
+    <w:p>
+      <w:pPr>
+        <w:jc w:val="center"/>
         <w:rPr>
           <w:rFonts w:ascii="Times New Roman" w:hAnsi="Times New Roman" w:cs="Times New Roman"/>
           <w:i/>
@@ -798,12 +799,8 @@
           <w:sz w:val="24"/>
           <w:szCs w:val="24"/>
         </w:rPr>
-        <w:t>w poczuciu odpowiedzialności przed bogami i historią,</w:t>
-      </w:r>
-    </w:p>
-    <w:p>
-      <w:pPr>
-        <w:jc w:val="center"/>
+      </w:pPr>
+      <w:r>
         <w:rPr>
           <w:rFonts w:ascii="Times New Roman" w:hAnsi="Times New Roman" w:cs="Times New Roman"/>
           <w:i/>
@@ -811,6 +808,17 @@
           <w:sz w:val="24"/>
           <w:szCs w:val="24"/>
         </w:rPr>
+        <w:t>jako prawa podstawowe dla państwa,</w:t>
+      </w:r>
+    </w:p>
+    <w:p>
+      <w:pPr>
+        <w:jc w:val="center"/>
+        <w:rPr>
+          <w:rFonts w:ascii="Times New Roman" w:hAnsi="Times New Roman" w:cs="Times New Roman"/>
+          <w:sz w:val="24"/>
+          <w:szCs w:val="24"/>
+        </w:rPr>
       </w:pPr>
       <w:r>
         <w:rPr>
@@ -820,7 +828,7 @@
           <w:sz w:val="24"/>
           <w:szCs w:val="24"/>
         </w:rPr>
-        <w:t>ustanawiamy Konstytucję Korony Krulestwa Multikont</w:t>
+        <w:t>oparte</w:t>
       </w:r>
       <w:r>
         <w:rPr>
@@ -830,12 +838,9 @@
           <w:sz w:val="24"/>
           <w:szCs w:val="24"/>
         </w:rPr>
-        <w:t>,</w:t>
-      </w:r>
-    </w:p>
-    <w:p>
-      <w:pPr>
-        <w:jc w:val="center"/>
+        <w:t xml:space="preserve"> o</w:t>
+      </w:r>
+      <w:r>
         <w:rPr>
           <w:rFonts w:ascii="Times New Roman" w:hAnsi="Times New Roman" w:cs="Times New Roman"/>
           <w:i/>
@@ -843,7 +848,8 @@
           <w:sz w:val="24"/>
           <w:szCs w:val="24"/>
         </w:rPr>
-      </w:pPr>
+        <w:t xml:space="preserve"> poszanowanie </w:t>
+      </w:r>
       <w:r>
         <w:rPr>
           <w:rFonts w:ascii="Times New Roman" w:hAnsi="Times New Roman" w:cs="Times New Roman"/>
@@ -852,18 +858,8 @@
           <w:sz w:val="24"/>
           <w:szCs w:val="24"/>
         </w:rPr>
-        <w:t>jako prawa podstawowe dla państwa,</w:t>
-      </w:r>
-    </w:p>
-    <w:p>
-      <w:pPr>
-        <w:jc w:val="center"/>
-        <w:rPr>
-          <w:rFonts w:ascii="Times New Roman" w:hAnsi="Times New Roman" w:cs="Times New Roman"/>
-          <w:sz w:val="24"/>
-          <w:szCs w:val="24"/>
-        </w:rPr>
-      </w:pPr>
+        <w:t xml:space="preserve">godności, </w:t>
+      </w:r>
       <w:r>
         <w:rPr>
           <w:rFonts w:ascii="Times New Roman" w:hAnsi="Times New Roman" w:cs="Times New Roman"/>
@@ -872,7 +868,7 @@
           <w:sz w:val="24"/>
           <w:szCs w:val="24"/>
         </w:rPr>
-        <w:t>oparte</w:t>
+        <w:t xml:space="preserve">wierności, </w:t>
       </w:r>
       <w:r>
         <w:rPr>
@@ -882,7 +878,7 @@
           <w:sz w:val="24"/>
           <w:szCs w:val="24"/>
         </w:rPr>
-        <w:t xml:space="preserve"> o</w:t>
+        <w:t>wolności</w:t>
       </w:r>
       <w:r>
         <w:rPr>
@@ -892,7 +888,7 @@
           <w:sz w:val="24"/>
           <w:szCs w:val="24"/>
         </w:rPr>
-        <w:t xml:space="preserve"> poszanowanie </w:t>
+        <w:t>,</w:t>
       </w:r>
       <w:r>
         <w:rPr>
@@ -902,7 +898,7 @@
           <w:sz w:val="24"/>
           <w:szCs w:val="24"/>
         </w:rPr>
-        <w:t xml:space="preserve">godności, </w:t>
+        <w:t xml:space="preserve"> tradycji</w:t>
       </w:r>
       <w:r>
         <w:rPr>
@@ -912,7 +908,7 @@
           <w:sz w:val="24"/>
           <w:szCs w:val="24"/>
         </w:rPr>
-        <w:t xml:space="preserve">wierności, </w:t>
+        <w:t xml:space="preserve"> i obiektywnego ładu naturalnego</w:t>
       </w:r>
       <w:r>
         <w:rPr>
@@ -922,46 +918,6 @@
           <w:sz w:val="24"/>
           <w:szCs w:val="24"/>
         </w:rPr>
-        <w:t>wolności</w:t>
-      </w:r>
-      <w:r>
-        <w:rPr>
-          <w:rFonts w:ascii="Times New Roman" w:hAnsi="Times New Roman" w:cs="Times New Roman"/>
-          <w:i/>
-          <w:iCs/>
-          <w:sz w:val="24"/>
-          <w:szCs w:val="24"/>
-        </w:rPr>
-        <w:t>,</w:t>
-      </w:r>
-      <w:r>
-        <w:rPr>
-          <w:rFonts w:ascii="Times New Roman" w:hAnsi="Times New Roman" w:cs="Times New Roman"/>
-          <w:i/>
-          <w:iCs/>
-          <w:sz w:val="24"/>
-          <w:szCs w:val="24"/>
-        </w:rPr>
-        <w:t xml:space="preserve"> tradycji</w:t>
-      </w:r>
-      <w:r>
-        <w:rPr>
-          <w:rFonts w:ascii="Times New Roman" w:hAnsi="Times New Roman" w:cs="Times New Roman"/>
-          <w:i/>
-          <w:iCs/>
-          <w:sz w:val="24"/>
-          <w:szCs w:val="24"/>
-        </w:rPr>
-        <w:t xml:space="preserve"> i obiektywnego ładu naturalnego</w:t>
-      </w:r>
-      <w:r>
-        <w:rPr>
-          <w:rFonts w:ascii="Times New Roman" w:hAnsi="Times New Roman" w:cs="Times New Roman"/>
-          <w:i/>
-          <w:iCs/>
-          <w:sz w:val="24"/>
-          <w:szCs w:val="24"/>
-        </w:rPr>
         <w:t>.</w:t>
       </w:r>
     </w:p>
@@ -3101,33 +3057,11 @@
         </w:rPr>
         <w:t xml:space="preserve"> zamku Przystań z gry </w:t>
       </w:r>
-      <w:proofErr w:type="spellStart"/>
-      <w:r>
-        <w:rPr>
-          <w:rFonts w:ascii="Times New Roman" w:hAnsi="Times New Roman" w:cs="Times New Roman"/>
-        </w:rPr>
-        <w:t>Heroes</w:t>
-      </w:r>
-      <w:proofErr w:type="spellEnd"/>
-      <w:r>
-        <w:rPr>
-          <w:rFonts w:ascii="Times New Roman" w:hAnsi="Times New Roman" w:cs="Times New Roman"/>
-        </w:rPr>
-        <w:t xml:space="preserve"> of </w:t>
-      </w:r>
-      <w:proofErr w:type="spellStart"/>
-      <w:r>
-        <w:rPr>
-          <w:rFonts w:ascii="Times New Roman" w:hAnsi="Times New Roman" w:cs="Times New Roman"/>
-        </w:rPr>
-        <w:t>Might</w:t>
-      </w:r>
-      <w:proofErr w:type="spellEnd"/>
-      <w:r>
-        <w:rPr>
-          <w:rFonts w:ascii="Times New Roman" w:hAnsi="Times New Roman" w:cs="Times New Roman"/>
-        </w:rPr>
-        <w:t xml:space="preserve"> &amp; Magic 5</w:t>
+      <w:r>
+        <w:rPr>
+          <w:rFonts w:ascii="Times New Roman" w:hAnsi="Times New Roman" w:cs="Times New Roman"/>
+        </w:rPr>
+        <w:t>Heroes of Might &amp; Magic 5</w:t>
       </w:r>
       <w:r>
         <w:rPr>
@@ -3470,21 +3404,7 @@
         <w:rPr>
           <w:rFonts w:ascii="Times New Roman" w:hAnsi="Times New Roman" w:cs="Times New Roman"/>
         </w:rPr>
-        <w:t xml:space="preserve"> religia </w:t>
-      </w:r>
-      <w:proofErr w:type="spellStart"/>
-      <w:r>
-        <w:rPr>
-          <w:rFonts w:ascii="Times New Roman" w:hAnsi="Times New Roman" w:cs="Times New Roman"/>
-        </w:rPr>
-        <w:t>lewosławna</w:t>
-      </w:r>
-      <w:proofErr w:type="spellEnd"/>
-      <w:r>
-        <w:rPr>
-          <w:rFonts w:ascii="Times New Roman" w:hAnsi="Times New Roman" w:cs="Times New Roman"/>
-        </w:rPr>
-        <w:t>.</w:t>
+        <w:t xml:space="preserve"> religia lewosławna.</w:t>
       </w:r>
       <w:r>
         <w:rPr>
@@ -8204,21 +8124,7 @@
         <w:rPr>
           <w:rFonts w:ascii="Times New Roman" w:hAnsi="Times New Roman" w:cs="Times New Roman"/>
         </w:rPr>
-        <w:t xml:space="preserve">Religia </w:t>
-      </w:r>
-      <w:proofErr w:type="spellStart"/>
-      <w:r>
-        <w:rPr>
-          <w:rFonts w:ascii="Times New Roman" w:hAnsi="Times New Roman" w:cs="Times New Roman"/>
-        </w:rPr>
-        <w:t>lewosławna</w:t>
-      </w:r>
-      <w:proofErr w:type="spellEnd"/>
-      <w:r>
-        <w:rPr>
-          <w:rFonts w:ascii="Times New Roman" w:hAnsi="Times New Roman" w:cs="Times New Roman"/>
-        </w:rPr>
-        <w:t xml:space="preserve"> jako religia narodowa korzysta ze szczególnej opieki i miejsca w ceremoniach</w:t>
+        <w:t>Religia lewosławna jako religia narodowa korzysta ze szczególnej opieki i miejsca w ceremoniach</w:t>
       </w:r>
       <w:r>
         <w:rPr>
@@ -10835,7 +10741,19 @@
         <w:rPr>
           <w:rFonts w:ascii="Times New Roman" w:hAnsi="Times New Roman" w:cs="Times New Roman"/>
         </w:rPr>
-        <w:t>Na wniosek Izby Multikont Krul i ministrowie</w:t>
+        <w:t xml:space="preserve">Na wniosek </w:t>
+      </w:r>
+      <w:r>
+        <w:rPr>
+          <w:rFonts w:ascii="Times New Roman" w:hAnsi="Times New Roman" w:cs="Times New Roman"/>
+        </w:rPr>
+        <w:t>Senatu Koronnego</w:t>
+      </w:r>
+      <w:r>
+        <w:rPr>
+          <w:rFonts w:ascii="Times New Roman" w:hAnsi="Times New Roman" w:cs="Times New Roman"/>
+        </w:rPr>
+        <w:t xml:space="preserve"> Krul i ministrowie</w:t>
       </w:r>
       <w:r>
         <w:rPr>
@@ -17370,7 +17288,28 @@
         <w:rPr>
           <w:rFonts w:ascii="Times New Roman" w:hAnsi="Times New Roman" w:cs="Times New Roman"/>
         </w:rPr>
-        <w:t>.</w:t>
+        <w:t>;</w:t>
+      </w:r>
+    </w:p>
+    <w:p>
+      <w:pPr>
+        <w:ind w:left="708"/>
+        <w:jc w:val="both"/>
+        <w:rPr>
+          <w:rFonts w:ascii="Times New Roman" w:hAnsi="Times New Roman" w:cs="Times New Roman"/>
+        </w:rPr>
+      </w:pPr>
+      <w:r>
+        <w:rPr>
+          <w:rFonts w:ascii="Times New Roman" w:hAnsi="Times New Roman" w:cs="Times New Roman"/>
+        </w:rPr>
+        <w:t xml:space="preserve">3) nad </w:t>
+      </w:r>
+      <w:r>
+        <w:rPr>
+          <w:rFonts w:ascii="Times New Roman" w:hAnsi="Times New Roman" w:cs="Times New Roman"/>
+        </w:rPr>
+        <w:t>przebiegiem demokratycznych wyborów w zakresie określonym dekretem.</w:t>
       </w:r>
     </w:p>
     <w:p>
@@ -18220,6 +18159,7 @@
         <w:rPr>
           <w:rFonts w:ascii="Times New Roman" w:hAnsi="Times New Roman" w:cs="Times New Roman"/>
         </w:rPr>
+        <w:lastRenderedPageBreak/>
         <w:t xml:space="preserve">2) </w:t>
       </w:r>
       <w:r>
@@ -18247,221 +18187,951 @@
         <w:rPr>
           <w:rFonts w:ascii="Times New Roman" w:hAnsi="Times New Roman" w:cs="Times New Roman"/>
         </w:rPr>
+        <w:t xml:space="preserve">3) </w:t>
+      </w:r>
+      <w:r>
+        <w:rPr>
+          <w:rFonts w:ascii="Times New Roman" w:hAnsi="Times New Roman" w:cs="Times New Roman"/>
+        </w:rPr>
+        <w:t>grupa 10 senatorów</w:t>
+      </w:r>
+      <w:r>
+        <w:rPr>
+          <w:rFonts w:ascii="Times New Roman" w:hAnsi="Times New Roman" w:cs="Times New Roman"/>
+        </w:rPr>
+        <w:t>;</w:t>
+      </w:r>
+    </w:p>
+    <w:p>
+      <w:pPr>
+        <w:ind w:left="360"/>
+        <w:jc w:val="both"/>
+        <w:rPr>
+          <w:rFonts w:ascii="Times New Roman" w:hAnsi="Times New Roman" w:cs="Times New Roman"/>
+        </w:rPr>
+      </w:pPr>
+      <w:r>
+        <w:rPr>
+          <w:rFonts w:ascii="Times New Roman" w:hAnsi="Times New Roman" w:cs="Times New Roman"/>
+        </w:rPr>
+        <w:t xml:space="preserve">4) </w:t>
+      </w:r>
+      <w:r>
+        <w:rPr>
+          <w:rFonts w:ascii="Times New Roman" w:hAnsi="Times New Roman" w:cs="Times New Roman"/>
+        </w:rPr>
+        <w:t>Wielki Inkwizytor</w:t>
+      </w:r>
+      <w:r>
+        <w:rPr>
+          <w:rFonts w:ascii="Times New Roman" w:hAnsi="Times New Roman" w:cs="Times New Roman"/>
+        </w:rPr>
+        <w:t>;</w:t>
+      </w:r>
+    </w:p>
+    <w:p>
+      <w:pPr>
+        <w:ind w:left="360"/>
+        <w:jc w:val="both"/>
+        <w:rPr>
+          <w:rFonts w:ascii="Times New Roman" w:hAnsi="Times New Roman" w:cs="Times New Roman"/>
+        </w:rPr>
+      </w:pPr>
+      <w:r>
+        <w:rPr>
+          <w:rFonts w:ascii="Times New Roman" w:hAnsi="Times New Roman" w:cs="Times New Roman"/>
+        </w:rPr>
+        <w:t xml:space="preserve">5) </w:t>
+      </w:r>
+      <w:r>
+        <w:rPr>
+          <w:rFonts w:ascii="Times New Roman" w:hAnsi="Times New Roman" w:cs="Times New Roman"/>
+        </w:rPr>
+        <w:t>Rzecznik Praw Obywatelskich</w:t>
+      </w:r>
+      <w:r>
+        <w:rPr>
+          <w:rFonts w:ascii="Times New Roman" w:hAnsi="Times New Roman" w:cs="Times New Roman"/>
+        </w:rPr>
+        <w:t>;</w:t>
+      </w:r>
+    </w:p>
+    <w:p>
+      <w:pPr>
+        <w:ind w:left="360"/>
+        <w:jc w:val="both"/>
+        <w:rPr>
+          <w:rFonts w:ascii="Times New Roman" w:hAnsi="Times New Roman" w:cs="Times New Roman"/>
+        </w:rPr>
+      </w:pPr>
+      <w:r>
+        <w:rPr>
+          <w:rFonts w:ascii="Times New Roman" w:hAnsi="Times New Roman" w:cs="Times New Roman"/>
+        </w:rPr>
+        <w:t xml:space="preserve">6) </w:t>
+      </w:r>
+      <w:r>
+        <w:rPr>
+          <w:rFonts w:ascii="Times New Roman" w:hAnsi="Times New Roman" w:cs="Times New Roman"/>
+        </w:rPr>
+        <w:t xml:space="preserve">Rzecznik </w:t>
+      </w:r>
+      <w:r>
+        <w:rPr>
+          <w:rFonts w:ascii="Times New Roman" w:hAnsi="Times New Roman" w:cs="Times New Roman"/>
+        </w:rPr>
+        <w:t>Praw Multikont i Botów</w:t>
+      </w:r>
+      <w:r>
+        <w:rPr>
+          <w:rFonts w:ascii="Times New Roman" w:hAnsi="Times New Roman" w:cs="Times New Roman"/>
+        </w:rPr>
+        <w:t>;</w:t>
+      </w:r>
+    </w:p>
+    <w:p>
+      <w:pPr>
+        <w:ind w:left="360"/>
+        <w:jc w:val="both"/>
+        <w:rPr>
+          <w:rFonts w:ascii="Times New Roman" w:hAnsi="Times New Roman" w:cs="Times New Roman"/>
+        </w:rPr>
+      </w:pPr>
+      <w:r>
+        <w:rPr>
+          <w:rFonts w:ascii="Times New Roman" w:hAnsi="Times New Roman" w:cs="Times New Roman"/>
+        </w:rPr>
+        <w:t>7) Prezes Koronnego Sądu Najwyższego;</w:t>
+      </w:r>
+    </w:p>
+    <w:p>
+      <w:pPr>
+        <w:ind w:left="360"/>
+        <w:jc w:val="both"/>
+        <w:rPr>
+          <w:rFonts w:ascii="Times New Roman" w:hAnsi="Times New Roman" w:cs="Times New Roman"/>
+        </w:rPr>
+      </w:pPr>
+      <w:r>
+        <w:rPr>
+          <w:rFonts w:ascii="Times New Roman" w:hAnsi="Times New Roman" w:cs="Times New Roman"/>
+        </w:rPr>
+        <w:t xml:space="preserve">8) prezesi </w:t>
+      </w:r>
+      <w:r>
+        <w:rPr>
+          <w:rFonts w:ascii="Times New Roman" w:hAnsi="Times New Roman" w:cs="Times New Roman"/>
+        </w:rPr>
+        <w:t xml:space="preserve">obu instancji </w:t>
+      </w:r>
+      <w:r>
+        <w:rPr>
+          <w:rFonts w:ascii="Times New Roman" w:hAnsi="Times New Roman" w:cs="Times New Roman"/>
+        </w:rPr>
+        <w:t>Koronnego Trybunału Administracyjnego;</w:t>
+      </w:r>
+    </w:p>
+    <w:p>
+      <w:pPr>
+        <w:ind w:left="360"/>
+        <w:jc w:val="both"/>
+        <w:rPr>
+          <w:rFonts w:ascii="Times New Roman" w:hAnsi="Times New Roman" w:cs="Times New Roman"/>
+        </w:rPr>
+      </w:pPr>
+      <w:r>
+        <w:rPr>
+          <w:rFonts w:ascii="Times New Roman" w:hAnsi="Times New Roman" w:cs="Times New Roman"/>
+        </w:rPr>
+        <w:t>9</w:t>
+      </w:r>
+      <w:r>
+        <w:rPr>
+          <w:rFonts w:ascii="Times New Roman" w:hAnsi="Times New Roman" w:cs="Times New Roman"/>
+        </w:rPr>
+        <w:t xml:space="preserve">) </w:t>
+      </w:r>
+      <w:r>
+        <w:rPr>
+          <w:rFonts w:ascii="Times New Roman" w:hAnsi="Times New Roman" w:cs="Times New Roman"/>
+        </w:rPr>
+        <w:t>grupa 50 tys</w:t>
+      </w:r>
+      <w:r>
+        <w:rPr>
+          <w:rFonts w:ascii="Times New Roman" w:hAnsi="Times New Roman" w:cs="Times New Roman"/>
+        </w:rPr>
+        <w:t>ięcy</w:t>
+      </w:r>
+      <w:r>
+        <w:rPr>
+          <w:rFonts w:ascii="Times New Roman" w:hAnsi="Times New Roman" w:cs="Times New Roman"/>
+        </w:rPr>
+        <w:t xml:space="preserve"> obywateli</w:t>
+      </w:r>
+      <w:r>
+        <w:rPr>
+          <w:rFonts w:ascii="Times New Roman" w:hAnsi="Times New Roman" w:cs="Times New Roman"/>
+        </w:rPr>
+        <w:t>;</w:t>
+      </w:r>
+    </w:p>
+    <w:p>
+      <w:pPr>
+        <w:ind w:left="360"/>
+        <w:jc w:val="both"/>
+        <w:rPr>
+          <w:rFonts w:ascii="Times New Roman" w:hAnsi="Times New Roman" w:cs="Times New Roman"/>
+        </w:rPr>
+      </w:pPr>
+      <w:r>
+        <w:rPr>
+          <w:rFonts w:ascii="Times New Roman" w:hAnsi="Times New Roman" w:cs="Times New Roman"/>
+        </w:rPr>
+        <w:t>10</w:t>
+      </w:r>
+      <w:r>
+        <w:rPr>
+          <w:rFonts w:ascii="Times New Roman" w:hAnsi="Times New Roman" w:cs="Times New Roman"/>
+        </w:rPr>
+        <w:t xml:space="preserve">) grupa </w:t>
+      </w:r>
+      <w:r>
+        <w:rPr>
+          <w:rFonts w:ascii="Times New Roman" w:hAnsi="Times New Roman" w:cs="Times New Roman"/>
+        </w:rPr>
+        <w:t>co najmniej piątej części łącznej liczby parlamentarzystów parlamentu regionalnego</w:t>
+      </w:r>
+      <w:r>
+        <w:rPr>
+          <w:rFonts w:ascii="Times New Roman" w:hAnsi="Times New Roman" w:cs="Times New Roman"/>
+        </w:rPr>
+        <w:t>.</w:t>
+      </w:r>
+    </w:p>
+    <w:p>
+      <w:pPr>
+        <w:jc w:val="both"/>
+        <w:rPr>
+          <w:rFonts w:ascii="Times New Roman" w:hAnsi="Times New Roman" w:cs="Times New Roman"/>
+        </w:rPr>
+      </w:pPr>
+    </w:p>
+    <w:p>
+      <w:pPr>
+        <w:jc w:val="both"/>
+        <w:rPr>
+          <w:rFonts w:ascii="Times New Roman" w:hAnsi="Times New Roman" w:cs="Times New Roman"/>
+        </w:rPr>
+      </w:pPr>
+      <w:r>
+        <w:rPr>
+          <w:rFonts w:ascii="Times New Roman" w:hAnsi="Times New Roman" w:cs="Times New Roman"/>
+          <w:b/>
+          <w:bCs/>
+        </w:rPr>
+        <w:t>Art.</w:t>
+      </w:r>
+      <w:r>
+        <w:rPr>
+          <w:rFonts w:ascii="Times New Roman" w:hAnsi="Times New Roman" w:cs="Times New Roman"/>
+          <w:b/>
+          <w:bCs/>
+        </w:rPr>
+        <w:t xml:space="preserve"> 124.</w:t>
+      </w:r>
+      <w:r>
+        <w:rPr>
+          <w:rFonts w:ascii="Times New Roman" w:hAnsi="Times New Roman" w:cs="Times New Roman"/>
+        </w:rPr>
+        <w:t xml:space="preserve"> </w:t>
+      </w:r>
+      <w:r>
+        <w:rPr>
+          <w:rFonts w:ascii="Times New Roman" w:hAnsi="Times New Roman" w:cs="Times New Roman"/>
+        </w:rPr>
+        <w:t xml:space="preserve">1. </w:t>
+      </w:r>
+      <w:r>
+        <w:rPr>
+          <w:rFonts w:ascii="Times New Roman" w:hAnsi="Times New Roman" w:cs="Times New Roman"/>
+        </w:rPr>
+        <w:t>Każdy sąd</w:t>
+      </w:r>
+      <w:r>
+        <w:rPr>
+          <w:rFonts w:ascii="Times New Roman" w:hAnsi="Times New Roman" w:cs="Times New Roman"/>
+        </w:rPr>
+        <w:t xml:space="preserve"> koronny lub regionalny</w:t>
+      </w:r>
+      <w:r>
+        <w:rPr>
+          <w:rFonts w:ascii="Times New Roman" w:hAnsi="Times New Roman" w:cs="Times New Roman"/>
+        </w:rPr>
+        <w:t xml:space="preserve">, jeśli jest to niezbędne dla rozstrzygnięcia konkretnej sprawy zawisłej przed tym sądem, może skierować do Wysokiego Trybunału Koronnego pytanie </w:t>
+      </w:r>
+      <w:r>
+        <w:rPr>
+          <w:rFonts w:ascii="Times New Roman" w:hAnsi="Times New Roman" w:cs="Times New Roman"/>
+        </w:rPr>
+        <w:t>w sprawie zgodności aktu normatywnego</w:t>
+      </w:r>
+      <w:r>
+        <w:rPr>
+          <w:rFonts w:ascii="Times New Roman" w:hAnsi="Times New Roman" w:cs="Times New Roman"/>
+        </w:rPr>
+        <w:t xml:space="preserve"> </w:t>
+      </w:r>
+      <w:r>
+        <w:rPr>
+          <w:rFonts w:ascii="Times New Roman" w:hAnsi="Times New Roman" w:cs="Times New Roman"/>
+        </w:rPr>
+        <w:t>z Konstytucją</w:t>
+      </w:r>
+      <w:r>
+        <w:rPr>
+          <w:rFonts w:ascii="Times New Roman" w:hAnsi="Times New Roman" w:cs="Times New Roman"/>
+        </w:rPr>
+        <w:t xml:space="preserve"> lub </w:t>
+      </w:r>
+      <w:r>
+        <w:rPr>
+          <w:rFonts w:ascii="Times New Roman" w:hAnsi="Times New Roman" w:cs="Times New Roman"/>
+        </w:rPr>
+        <w:t>prawem naturalnym</w:t>
+      </w:r>
+      <w:r>
+        <w:rPr>
+          <w:rFonts w:ascii="Times New Roman" w:hAnsi="Times New Roman" w:cs="Times New Roman"/>
+        </w:rPr>
+        <w:t>.</w:t>
+      </w:r>
+    </w:p>
+    <w:p>
+      <w:pPr>
+        <w:jc w:val="both"/>
+        <w:rPr>
+          <w:rFonts w:ascii="Times New Roman" w:hAnsi="Times New Roman" w:cs="Times New Roman"/>
+        </w:rPr>
+      </w:pPr>
+      <w:r>
+        <w:rPr>
+          <w:rFonts w:ascii="Times New Roman" w:hAnsi="Times New Roman" w:cs="Times New Roman"/>
+        </w:rPr>
+        <w:t>2. Każdy sąd koronny lub regionalny</w:t>
+      </w:r>
+      <w:r>
+        <w:rPr>
+          <w:rFonts w:ascii="Times New Roman" w:hAnsi="Times New Roman" w:cs="Times New Roman"/>
+        </w:rPr>
+        <w:t>, w przypadku gdy zawisła przed nim sprawa nie jest znana prawu koronnemu</w:t>
+      </w:r>
+      <w:r>
+        <w:rPr>
+          <w:rFonts w:ascii="Times New Roman" w:hAnsi="Times New Roman" w:cs="Times New Roman"/>
+        </w:rPr>
+        <w:t>, ale prawo naturalne wymaga jej rozstrzygnięcia</w:t>
+      </w:r>
+      <w:r>
+        <w:rPr>
+          <w:rFonts w:ascii="Times New Roman" w:hAnsi="Times New Roman" w:cs="Times New Roman"/>
+        </w:rPr>
+        <w:t xml:space="preserve">, </w:t>
+      </w:r>
+      <w:r>
+        <w:rPr>
+          <w:rFonts w:ascii="Times New Roman" w:hAnsi="Times New Roman" w:cs="Times New Roman"/>
+        </w:rPr>
+        <w:t xml:space="preserve">kieruje do Wysokiego Trybunału Koronnego wniosek o </w:t>
+      </w:r>
+      <w:r>
+        <w:rPr>
+          <w:rFonts w:ascii="Times New Roman" w:hAnsi="Times New Roman" w:cs="Times New Roman"/>
+        </w:rPr>
+        <w:t xml:space="preserve">rozstrzygnięcie nieznanego zagadnienia (sprawa precedensowa). Orzeczenie Wysokiego Trybunału Koronnego </w:t>
+      </w:r>
+      <w:r>
+        <w:rPr>
+          <w:rFonts w:ascii="Times New Roman" w:hAnsi="Times New Roman" w:cs="Times New Roman"/>
+        </w:rPr>
+        <w:t>w sprawie precedensowej ma charakter prawodawczy i obowiązuje do czasu jego uchylenia przez ustawę lub inne orzeczenie precedensowe.</w:t>
+      </w:r>
+    </w:p>
+    <w:p>
+      <w:pPr>
+        <w:jc w:val="both"/>
+        <w:rPr>
+          <w:rFonts w:ascii="Times New Roman" w:hAnsi="Times New Roman" w:cs="Times New Roman"/>
+        </w:rPr>
+      </w:pPr>
+    </w:p>
+    <w:p>
+      <w:pPr>
+        <w:jc w:val="both"/>
+        <w:rPr>
+          <w:rFonts w:ascii="Times New Roman" w:hAnsi="Times New Roman" w:cs="Times New Roman"/>
+        </w:rPr>
+      </w:pPr>
+      <w:r>
+        <w:rPr>
+          <w:rFonts w:ascii="Times New Roman" w:hAnsi="Times New Roman" w:cs="Times New Roman"/>
+          <w:b/>
+          <w:bCs/>
+        </w:rPr>
+        <w:t>Art.</w:t>
+      </w:r>
+      <w:r>
+        <w:rPr>
+          <w:rFonts w:ascii="Times New Roman" w:hAnsi="Times New Roman" w:cs="Times New Roman"/>
+          <w:b/>
+          <w:bCs/>
+        </w:rPr>
+        <w:t xml:space="preserve"> 125.</w:t>
+      </w:r>
+      <w:r>
+        <w:rPr>
+          <w:rFonts w:ascii="Times New Roman" w:hAnsi="Times New Roman" w:cs="Times New Roman"/>
+        </w:rPr>
+        <w:t xml:space="preserve"> </w:t>
+      </w:r>
+      <w:r>
+        <w:rPr>
+          <w:rFonts w:ascii="Times New Roman" w:hAnsi="Times New Roman" w:cs="Times New Roman"/>
+        </w:rPr>
+        <w:t xml:space="preserve">1. </w:t>
+      </w:r>
+      <w:r>
+        <w:rPr>
+          <w:rFonts w:ascii="Times New Roman" w:hAnsi="Times New Roman" w:cs="Times New Roman"/>
+        </w:rPr>
+        <w:t xml:space="preserve">Wysoki Trybunał Koronny składa się z </w:t>
+      </w:r>
+      <w:r>
+        <w:rPr>
+          <w:rFonts w:ascii="Times New Roman" w:hAnsi="Times New Roman" w:cs="Times New Roman"/>
+        </w:rPr>
+        <w:t>piętnastu</w:t>
+      </w:r>
+      <w:r>
+        <w:rPr>
+          <w:rFonts w:ascii="Times New Roman" w:hAnsi="Times New Roman" w:cs="Times New Roman"/>
+        </w:rPr>
+        <w:t xml:space="preserve"> sędziów </w:t>
+      </w:r>
+      <w:r>
+        <w:rPr>
+          <w:rFonts w:ascii="Times New Roman" w:hAnsi="Times New Roman" w:cs="Times New Roman"/>
+        </w:rPr>
+        <w:t xml:space="preserve">koronnych </w:t>
+      </w:r>
+      <w:r>
+        <w:rPr>
+          <w:rFonts w:ascii="Times New Roman" w:hAnsi="Times New Roman" w:cs="Times New Roman"/>
+        </w:rPr>
+        <w:t>wybieranych przez Senat i powoływanych przez Krula.</w:t>
+      </w:r>
+    </w:p>
+    <w:p>
+      <w:pPr>
+        <w:jc w:val="both"/>
+        <w:rPr>
+          <w:rFonts w:ascii="Times New Roman" w:hAnsi="Times New Roman" w:cs="Times New Roman"/>
+        </w:rPr>
+      </w:pPr>
+      <w:r>
+        <w:rPr>
+          <w:rFonts w:ascii="Times New Roman" w:hAnsi="Times New Roman" w:cs="Times New Roman"/>
+        </w:rPr>
+        <w:t xml:space="preserve">2. </w:t>
+      </w:r>
+      <w:r>
+        <w:rPr>
+          <w:rFonts w:ascii="Times New Roman" w:hAnsi="Times New Roman" w:cs="Times New Roman"/>
+        </w:rPr>
+        <w:t>Prezesa Wy</w:t>
+      </w:r>
+      <w:r>
+        <w:rPr>
+          <w:rFonts w:ascii="Times New Roman" w:hAnsi="Times New Roman" w:cs="Times New Roman"/>
+        </w:rPr>
+        <w:t>sokiego Trybunału Koronnego powołuje Krul spośród sędziów Wysokiego Trybunału Koronnego.</w:t>
+      </w:r>
+    </w:p>
+    <w:p>
+      <w:pPr>
+        <w:jc w:val="both"/>
+        <w:rPr>
+          <w:rFonts w:ascii="Times New Roman" w:hAnsi="Times New Roman" w:cs="Times New Roman"/>
+        </w:rPr>
+      </w:pPr>
+      <w:r>
+        <w:rPr>
+          <w:rFonts w:ascii="Times New Roman" w:hAnsi="Times New Roman" w:cs="Times New Roman"/>
+        </w:rPr>
+        <w:t>3. Ustrój i sposób postępowania Wysokiego Trybunału Koronnego określa ustawa.</w:t>
+      </w:r>
+    </w:p>
+    <w:p>
+      <w:pPr>
+        <w:jc w:val="both"/>
+        <w:rPr>
+          <w:rFonts w:ascii="Times New Roman" w:hAnsi="Times New Roman" w:cs="Times New Roman"/>
+        </w:rPr>
+      </w:pPr>
+    </w:p>
+    <w:p>
+      <w:pPr>
+        <w:jc w:val="center"/>
+        <w:rPr>
+          <w:rFonts w:ascii="Times New Roman" w:hAnsi="Times New Roman" w:cs="Times New Roman"/>
+        </w:rPr>
+      </w:pPr>
+      <w:r>
+        <w:rPr>
+          <w:rFonts w:ascii="Times New Roman" w:hAnsi="Times New Roman" w:cs="Times New Roman"/>
+        </w:rPr>
+        <w:t xml:space="preserve">DZIAŁ VI </w:t>
+      </w:r>
+    </w:p>
+    <w:p>
+      <w:pPr>
+        <w:jc w:val="center"/>
+        <w:rPr>
+          <w:rFonts w:ascii="Times New Roman" w:hAnsi="Times New Roman" w:cs="Times New Roman"/>
+          <w:b/>
+          <w:bCs/>
+        </w:rPr>
+      </w:pPr>
+      <w:r>
+        <w:rPr>
+          <w:rFonts w:ascii="Times New Roman" w:hAnsi="Times New Roman" w:cs="Times New Roman"/>
+          <w:b/>
+          <w:bCs/>
+        </w:rPr>
+        <w:t>ORGANY OCHRONY PRAWNEJ</w:t>
+      </w:r>
+    </w:p>
+    <w:p>
+      <w:pPr>
+        <w:jc w:val="center"/>
+        <w:rPr>
+          <w:rFonts w:ascii="Times New Roman" w:hAnsi="Times New Roman" w:cs="Times New Roman"/>
+        </w:rPr>
+      </w:pPr>
+    </w:p>
+    <w:p>
+      <w:pPr>
+        <w:jc w:val="center"/>
+        <w:rPr>
+          <w:rFonts w:ascii="Times New Roman" w:hAnsi="Times New Roman" w:cs="Times New Roman"/>
+        </w:rPr>
+      </w:pPr>
+      <w:r>
+        <w:rPr>
+          <w:rFonts w:ascii="Times New Roman" w:hAnsi="Times New Roman" w:cs="Times New Roman"/>
+        </w:rPr>
+        <w:t>Rozdział 1</w:t>
+      </w:r>
+      <w:r>
+        <w:rPr>
+          <w:rFonts w:ascii="Times New Roman" w:hAnsi="Times New Roman" w:cs="Times New Roman"/>
+        </w:rPr>
+        <w:t>9</w:t>
+      </w:r>
+      <w:r>
+        <w:rPr>
+          <w:rFonts w:ascii="Times New Roman" w:hAnsi="Times New Roman" w:cs="Times New Roman"/>
+        </w:rPr>
+        <w:t xml:space="preserve"> </w:t>
+      </w:r>
+    </w:p>
+    <w:p>
+      <w:pPr>
+        <w:jc w:val="center"/>
+        <w:rPr>
+          <w:rFonts w:ascii="Times New Roman" w:hAnsi="Times New Roman" w:cs="Times New Roman"/>
+          <w:b/>
+          <w:bCs/>
+        </w:rPr>
+      </w:pPr>
+      <w:r>
+        <w:rPr>
+          <w:rFonts w:ascii="Times New Roman" w:hAnsi="Times New Roman" w:cs="Times New Roman"/>
+          <w:b/>
+          <w:bCs/>
+        </w:rPr>
+        <w:t>Inkwizycja Koronna</w:t>
+      </w:r>
+    </w:p>
+    <w:p>
+      <w:pPr>
+        <w:jc w:val="both"/>
+        <w:rPr>
+          <w:rFonts w:ascii="Times New Roman" w:hAnsi="Times New Roman" w:cs="Times New Roman"/>
+        </w:rPr>
+      </w:pPr>
+    </w:p>
+    <w:p>
+      <w:pPr>
+        <w:jc w:val="both"/>
+        <w:rPr>
+          <w:rFonts w:ascii="Times New Roman" w:hAnsi="Times New Roman" w:cs="Times New Roman"/>
+        </w:rPr>
+      </w:pPr>
+      <w:r>
+        <w:rPr>
+          <w:rFonts w:ascii="Times New Roman" w:hAnsi="Times New Roman" w:cs="Times New Roman"/>
+          <w:b/>
+          <w:bCs/>
+        </w:rPr>
+        <w:t xml:space="preserve">Art. </w:t>
+      </w:r>
+      <w:r>
+        <w:rPr>
+          <w:rFonts w:ascii="Times New Roman" w:hAnsi="Times New Roman" w:cs="Times New Roman"/>
+          <w:b/>
+          <w:bCs/>
+        </w:rPr>
+        <w:t>126.</w:t>
+      </w:r>
+      <w:r>
+        <w:rPr>
+          <w:rFonts w:ascii="Times New Roman" w:hAnsi="Times New Roman" w:cs="Times New Roman"/>
+        </w:rPr>
+        <w:t xml:space="preserve"> </w:t>
+      </w:r>
+      <w:r>
+        <w:rPr>
+          <w:rFonts w:ascii="Times New Roman" w:hAnsi="Times New Roman" w:cs="Times New Roman"/>
+        </w:rPr>
+        <w:t xml:space="preserve">1. </w:t>
+      </w:r>
+      <w:r>
+        <w:rPr>
+          <w:rFonts w:ascii="Times New Roman" w:hAnsi="Times New Roman" w:cs="Times New Roman"/>
+        </w:rPr>
+        <w:t xml:space="preserve">Inkwizycja Koronna stoi na straży prawa </w:t>
+      </w:r>
+      <w:r>
+        <w:rPr>
+          <w:rFonts w:ascii="Times New Roman" w:hAnsi="Times New Roman" w:cs="Times New Roman"/>
+        </w:rPr>
+        <w:t>koronnego</w:t>
+      </w:r>
+      <w:r>
+        <w:rPr>
+          <w:rFonts w:ascii="Times New Roman" w:hAnsi="Times New Roman" w:cs="Times New Roman"/>
+        </w:rPr>
+        <w:t xml:space="preserve"> i prawa naturalnego </w:t>
+      </w:r>
+      <w:r>
+        <w:rPr>
+          <w:rFonts w:ascii="Times New Roman" w:hAnsi="Times New Roman" w:cs="Times New Roman"/>
+        </w:rPr>
+        <w:t>oraz</w:t>
+      </w:r>
+      <w:r>
+        <w:rPr>
+          <w:rFonts w:ascii="Times New Roman" w:hAnsi="Times New Roman" w:cs="Times New Roman"/>
+        </w:rPr>
+        <w:t xml:space="preserve"> wykonuje zadania z zakresu ścigania przestępstw</w:t>
+      </w:r>
+      <w:r>
+        <w:rPr>
+          <w:rFonts w:ascii="Times New Roman" w:hAnsi="Times New Roman" w:cs="Times New Roman"/>
+        </w:rPr>
+        <w:t xml:space="preserve"> koronnych</w:t>
+      </w:r>
+      <w:r>
+        <w:rPr>
+          <w:rFonts w:ascii="Times New Roman" w:hAnsi="Times New Roman" w:cs="Times New Roman"/>
+        </w:rPr>
+        <w:t xml:space="preserve">. </w:t>
+      </w:r>
+    </w:p>
+    <w:p>
+      <w:pPr>
+        <w:jc w:val="both"/>
+        <w:rPr>
+          <w:rFonts w:ascii="Times New Roman" w:hAnsi="Times New Roman" w:cs="Times New Roman"/>
+        </w:rPr>
+      </w:pPr>
+      <w:r>
+        <w:rPr>
+          <w:rFonts w:ascii="Times New Roman" w:hAnsi="Times New Roman" w:cs="Times New Roman"/>
+        </w:rPr>
+        <w:t>2. Na czele Inkwizycji Koronnej stoi Wielki Inkwizytor, powoływany przez Krula.</w:t>
+      </w:r>
+    </w:p>
+    <w:p>
+      <w:pPr>
+        <w:jc w:val="both"/>
+        <w:rPr>
+          <w:rFonts w:ascii="Times New Roman" w:hAnsi="Times New Roman" w:cs="Times New Roman"/>
+        </w:rPr>
+      </w:pPr>
+    </w:p>
+    <w:p>
+      <w:pPr>
+        <w:jc w:val="both"/>
+        <w:rPr>
+          <w:rFonts w:ascii="Times New Roman" w:hAnsi="Times New Roman" w:cs="Times New Roman"/>
+        </w:rPr>
+      </w:pPr>
+      <w:r>
+        <w:rPr>
+          <w:rFonts w:ascii="Times New Roman" w:hAnsi="Times New Roman" w:cs="Times New Roman"/>
+          <w:b/>
+          <w:bCs/>
+        </w:rPr>
         <w:lastRenderedPageBreak/>
-        <w:t xml:space="preserve">3) </w:t>
-      </w:r>
-      <w:r>
-        <w:rPr>
-          <w:rFonts w:ascii="Times New Roman" w:hAnsi="Times New Roman" w:cs="Times New Roman"/>
-        </w:rPr>
-        <w:t>grupa 10 senatorów</w:t>
-      </w:r>
-      <w:r>
-        <w:rPr>
-          <w:rFonts w:ascii="Times New Roman" w:hAnsi="Times New Roman" w:cs="Times New Roman"/>
-        </w:rPr>
-        <w:t>;</w:t>
-      </w:r>
-    </w:p>
-    <w:p>
-      <w:pPr>
-        <w:ind w:left="360"/>
-        <w:jc w:val="both"/>
-        <w:rPr>
-          <w:rFonts w:ascii="Times New Roman" w:hAnsi="Times New Roman" w:cs="Times New Roman"/>
-        </w:rPr>
-      </w:pPr>
-      <w:r>
-        <w:rPr>
-          <w:rFonts w:ascii="Times New Roman" w:hAnsi="Times New Roman" w:cs="Times New Roman"/>
-        </w:rPr>
-        <w:t xml:space="preserve">4) </w:t>
-      </w:r>
-      <w:r>
-        <w:rPr>
-          <w:rFonts w:ascii="Times New Roman" w:hAnsi="Times New Roman" w:cs="Times New Roman"/>
-        </w:rPr>
-        <w:t>Wielki Inkwizytor</w:t>
-      </w:r>
-      <w:r>
-        <w:rPr>
-          <w:rFonts w:ascii="Times New Roman" w:hAnsi="Times New Roman" w:cs="Times New Roman"/>
-        </w:rPr>
-        <w:t>;</w:t>
-      </w:r>
-    </w:p>
-    <w:p>
-      <w:pPr>
-        <w:ind w:left="360"/>
-        <w:jc w:val="both"/>
-        <w:rPr>
-          <w:rFonts w:ascii="Times New Roman" w:hAnsi="Times New Roman" w:cs="Times New Roman"/>
-        </w:rPr>
-      </w:pPr>
-      <w:r>
-        <w:rPr>
-          <w:rFonts w:ascii="Times New Roman" w:hAnsi="Times New Roman" w:cs="Times New Roman"/>
-        </w:rPr>
-        <w:t xml:space="preserve">5) </w:t>
-      </w:r>
-      <w:r>
-        <w:rPr>
-          <w:rFonts w:ascii="Times New Roman" w:hAnsi="Times New Roman" w:cs="Times New Roman"/>
+        <w:t>Art.</w:t>
+      </w:r>
+      <w:r>
+        <w:rPr>
+          <w:rFonts w:ascii="Times New Roman" w:hAnsi="Times New Roman" w:cs="Times New Roman"/>
+          <w:b/>
+          <w:bCs/>
+        </w:rPr>
+        <w:t xml:space="preserve"> 127.</w:t>
+      </w:r>
+      <w:r>
+        <w:rPr>
+          <w:rFonts w:ascii="Times New Roman" w:hAnsi="Times New Roman" w:cs="Times New Roman"/>
+        </w:rPr>
+        <w:t xml:space="preserve"> Inkwizycja współpracuje z organami władzy koronnej i regionalnej w celu wykonywania swoich zadań.</w:t>
+      </w:r>
+    </w:p>
+    <w:p>
+      <w:pPr>
+        <w:jc w:val="both"/>
+        <w:rPr>
+          <w:rFonts w:ascii="Times New Roman" w:hAnsi="Times New Roman" w:cs="Times New Roman"/>
+        </w:rPr>
+      </w:pPr>
+    </w:p>
+    <w:p>
+      <w:pPr>
+        <w:jc w:val="both"/>
+        <w:rPr>
+          <w:rFonts w:ascii="Times New Roman" w:hAnsi="Times New Roman" w:cs="Times New Roman"/>
+        </w:rPr>
+      </w:pPr>
+      <w:r>
+        <w:rPr>
+          <w:rFonts w:ascii="Times New Roman" w:hAnsi="Times New Roman" w:cs="Times New Roman"/>
+          <w:b/>
+          <w:bCs/>
+        </w:rPr>
+        <w:t>Art.</w:t>
+      </w:r>
+      <w:r>
+        <w:rPr>
+          <w:rFonts w:ascii="Times New Roman" w:hAnsi="Times New Roman" w:cs="Times New Roman"/>
+          <w:b/>
+          <w:bCs/>
+        </w:rPr>
+        <w:t xml:space="preserve"> 128.</w:t>
+      </w:r>
+      <w:r>
+        <w:rPr>
+          <w:rFonts w:ascii="Times New Roman" w:hAnsi="Times New Roman" w:cs="Times New Roman"/>
+        </w:rPr>
+        <w:t xml:space="preserve"> Ustrój Inkwizycji Koronnej określa ustawa.</w:t>
+      </w:r>
+    </w:p>
+    <w:p>
+      <w:pPr>
+        <w:jc w:val="both"/>
+        <w:rPr>
+          <w:rFonts w:ascii="Times New Roman" w:hAnsi="Times New Roman" w:cs="Times New Roman"/>
+        </w:rPr>
+      </w:pPr>
+    </w:p>
+    <w:p>
+      <w:pPr>
+        <w:jc w:val="center"/>
+        <w:rPr>
+          <w:rFonts w:ascii="Times New Roman" w:hAnsi="Times New Roman" w:cs="Times New Roman"/>
+        </w:rPr>
+      </w:pPr>
+      <w:r>
+        <w:rPr>
+          <w:rFonts w:ascii="Times New Roman" w:hAnsi="Times New Roman" w:cs="Times New Roman"/>
+        </w:rPr>
+        <w:t xml:space="preserve">Rozdział </w:t>
+      </w:r>
+      <w:r>
+        <w:rPr>
+          <w:rFonts w:ascii="Times New Roman" w:hAnsi="Times New Roman" w:cs="Times New Roman"/>
+        </w:rPr>
+        <w:t>20</w:t>
+      </w:r>
+    </w:p>
+    <w:p>
+      <w:pPr>
+        <w:jc w:val="center"/>
+        <w:rPr>
+          <w:rFonts w:ascii="Times New Roman" w:hAnsi="Times New Roman" w:cs="Times New Roman"/>
+          <w:b/>
+          <w:bCs/>
+        </w:rPr>
+      </w:pPr>
+      <w:r>
+        <w:rPr>
+          <w:rFonts w:ascii="Times New Roman" w:hAnsi="Times New Roman" w:cs="Times New Roman"/>
+          <w:b/>
+          <w:bCs/>
         </w:rPr>
         <w:t>Rzecznik Praw Obywatelskich</w:t>
       </w:r>
       <w:r>
         <w:rPr>
           <w:rFonts w:ascii="Times New Roman" w:hAnsi="Times New Roman" w:cs="Times New Roman"/>
-        </w:rPr>
-        <w:t>;</w:t>
-      </w:r>
-    </w:p>
-    <w:p>
-      <w:pPr>
-        <w:ind w:left="360"/>
-        <w:jc w:val="both"/>
-        <w:rPr>
-          <w:rFonts w:ascii="Times New Roman" w:hAnsi="Times New Roman" w:cs="Times New Roman"/>
-        </w:rPr>
-      </w:pPr>
-      <w:r>
-        <w:rPr>
-          <w:rFonts w:ascii="Times New Roman" w:hAnsi="Times New Roman" w:cs="Times New Roman"/>
-        </w:rPr>
-        <w:t xml:space="preserve">6) </w:t>
-      </w:r>
-      <w:r>
-        <w:rPr>
-          <w:rFonts w:ascii="Times New Roman" w:hAnsi="Times New Roman" w:cs="Times New Roman"/>
-        </w:rPr>
-        <w:t xml:space="preserve">Rzecznik </w:t>
-      </w:r>
-      <w:r>
-        <w:rPr>
-          <w:rFonts w:ascii="Times New Roman" w:hAnsi="Times New Roman" w:cs="Times New Roman"/>
-        </w:rPr>
-        <w:t>Praw Multikont i Botów</w:t>
-      </w:r>
-      <w:r>
-        <w:rPr>
-          <w:rFonts w:ascii="Times New Roman" w:hAnsi="Times New Roman" w:cs="Times New Roman"/>
-        </w:rPr>
-        <w:t>;</w:t>
-      </w:r>
-    </w:p>
-    <w:p>
-      <w:pPr>
-        <w:ind w:left="360"/>
-        <w:jc w:val="both"/>
-        <w:rPr>
-          <w:rFonts w:ascii="Times New Roman" w:hAnsi="Times New Roman" w:cs="Times New Roman"/>
-        </w:rPr>
-      </w:pPr>
-      <w:r>
-        <w:rPr>
-          <w:rFonts w:ascii="Times New Roman" w:hAnsi="Times New Roman" w:cs="Times New Roman"/>
-        </w:rPr>
-        <w:t>7) Prezes Koronnego Sądu Najwyższego;</w:t>
-      </w:r>
-    </w:p>
-    <w:p>
-      <w:pPr>
-        <w:ind w:left="360"/>
-        <w:jc w:val="both"/>
-        <w:rPr>
-          <w:rFonts w:ascii="Times New Roman" w:hAnsi="Times New Roman" w:cs="Times New Roman"/>
-        </w:rPr>
-      </w:pPr>
-      <w:r>
-        <w:rPr>
-          <w:rFonts w:ascii="Times New Roman" w:hAnsi="Times New Roman" w:cs="Times New Roman"/>
-        </w:rPr>
-        <w:t xml:space="preserve">8) prezesi </w:t>
-      </w:r>
-      <w:r>
-        <w:rPr>
-          <w:rFonts w:ascii="Times New Roman" w:hAnsi="Times New Roman" w:cs="Times New Roman"/>
-        </w:rPr>
-        <w:t xml:space="preserve">obu instancji </w:t>
-      </w:r>
-      <w:r>
-        <w:rPr>
-          <w:rFonts w:ascii="Times New Roman" w:hAnsi="Times New Roman" w:cs="Times New Roman"/>
-        </w:rPr>
-        <w:t>Koronnego Trybunału Administracyjnego;</w:t>
-      </w:r>
-    </w:p>
-    <w:p>
-      <w:pPr>
-        <w:ind w:left="360"/>
-        <w:jc w:val="both"/>
-        <w:rPr>
-          <w:rFonts w:ascii="Times New Roman" w:hAnsi="Times New Roman" w:cs="Times New Roman"/>
-        </w:rPr>
-      </w:pPr>
-      <w:r>
-        <w:rPr>
-          <w:rFonts w:ascii="Times New Roman" w:hAnsi="Times New Roman" w:cs="Times New Roman"/>
-        </w:rPr>
-        <w:t>9</w:t>
-      </w:r>
-      <w:r>
-        <w:rPr>
-          <w:rFonts w:ascii="Times New Roman" w:hAnsi="Times New Roman" w:cs="Times New Roman"/>
-        </w:rPr>
-        <w:t xml:space="preserve">) </w:t>
-      </w:r>
-      <w:r>
-        <w:rPr>
-          <w:rFonts w:ascii="Times New Roman" w:hAnsi="Times New Roman" w:cs="Times New Roman"/>
-        </w:rPr>
-        <w:t>grupa 50 tys</w:t>
-      </w:r>
-      <w:r>
-        <w:rPr>
-          <w:rFonts w:ascii="Times New Roman" w:hAnsi="Times New Roman" w:cs="Times New Roman"/>
-        </w:rPr>
-        <w:t>ięcy</w:t>
-      </w:r>
-      <w:r>
-        <w:rPr>
-          <w:rFonts w:ascii="Times New Roman" w:hAnsi="Times New Roman" w:cs="Times New Roman"/>
-        </w:rPr>
-        <w:t xml:space="preserve"> obywateli</w:t>
-      </w:r>
-      <w:r>
-        <w:rPr>
-          <w:rFonts w:ascii="Times New Roman" w:hAnsi="Times New Roman" w:cs="Times New Roman"/>
-        </w:rPr>
-        <w:t>;</w:t>
-      </w:r>
-    </w:p>
-    <w:p>
-      <w:pPr>
-        <w:ind w:left="360"/>
-        <w:jc w:val="both"/>
-        <w:rPr>
-          <w:rFonts w:ascii="Times New Roman" w:hAnsi="Times New Roman" w:cs="Times New Roman"/>
-        </w:rPr>
-      </w:pPr>
-      <w:r>
-        <w:rPr>
-          <w:rFonts w:ascii="Times New Roman" w:hAnsi="Times New Roman" w:cs="Times New Roman"/>
-        </w:rPr>
-        <w:t>10</w:t>
-      </w:r>
-      <w:r>
-        <w:rPr>
-          <w:rFonts w:ascii="Times New Roman" w:hAnsi="Times New Roman" w:cs="Times New Roman"/>
-        </w:rPr>
-        <w:t xml:space="preserve">) grupa </w:t>
-      </w:r>
-      <w:r>
-        <w:rPr>
-          <w:rFonts w:ascii="Times New Roman" w:hAnsi="Times New Roman" w:cs="Times New Roman"/>
-        </w:rPr>
-        <w:t>co najmniej piątej części łącznej liczby parlamentarzystów parlamentu regionalnego</w:t>
+          <w:b/>
+          <w:bCs/>
+        </w:rPr>
+        <w:t xml:space="preserve"> i</w:t>
+      </w:r>
+      <w:r>
+        <w:rPr>
+          <w:rFonts w:ascii="Times New Roman" w:hAnsi="Times New Roman" w:cs="Times New Roman"/>
+          <w:b/>
+          <w:bCs/>
+        </w:rPr>
+        <w:t xml:space="preserve"> Rzecznik Praw Multikont i Botów</w:t>
+      </w:r>
+    </w:p>
+    <w:p>
+      <w:pPr>
+        <w:jc w:val="both"/>
+        <w:rPr>
+          <w:rFonts w:ascii="Times New Roman" w:hAnsi="Times New Roman" w:cs="Times New Roman"/>
+        </w:rPr>
+      </w:pPr>
+    </w:p>
+    <w:p>
+      <w:pPr>
+        <w:jc w:val="both"/>
+        <w:rPr>
+          <w:rFonts w:ascii="Times New Roman" w:hAnsi="Times New Roman" w:cs="Times New Roman"/>
+        </w:rPr>
+      </w:pPr>
+      <w:r>
+        <w:rPr>
+          <w:rFonts w:ascii="Times New Roman" w:hAnsi="Times New Roman" w:cs="Times New Roman"/>
+          <w:b/>
+          <w:bCs/>
+        </w:rPr>
+        <w:t>Art.</w:t>
+      </w:r>
+      <w:r>
+        <w:rPr>
+          <w:rFonts w:ascii="Times New Roman" w:hAnsi="Times New Roman" w:cs="Times New Roman"/>
+          <w:b/>
+          <w:bCs/>
+        </w:rPr>
+        <w:t xml:space="preserve"> 129.</w:t>
+      </w:r>
+      <w:r>
+        <w:rPr>
+          <w:rFonts w:ascii="Times New Roman" w:hAnsi="Times New Roman" w:cs="Times New Roman"/>
+        </w:rPr>
+        <w:t xml:space="preserve"> </w:t>
+      </w:r>
+      <w:r>
+        <w:rPr>
+          <w:rFonts w:ascii="Times New Roman" w:hAnsi="Times New Roman" w:cs="Times New Roman"/>
+        </w:rPr>
+        <w:t xml:space="preserve">1. </w:t>
+      </w:r>
+      <w:r>
+        <w:rPr>
+          <w:rFonts w:ascii="Times New Roman" w:hAnsi="Times New Roman" w:cs="Times New Roman"/>
+        </w:rPr>
+        <w:t xml:space="preserve">Rzecznik Praw Obywatelskich </w:t>
+      </w:r>
+      <w:r>
+        <w:rPr>
+          <w:rFonts w:ascii="Times New Roman" w:hAnsi="Times New Roman" w:cs="Times New Roman"/>
+        </w:rPr>
+        <w:t>sto</w:t>
+      </w:r>
+      <w:r>
+        <w:rPr>
+          <w:rFonts w:ascii="Times New Roman" w:hAnsi="Times New Roman" w:cs="Times New Roman"/>
+        </w:rPr>
+        <w:t>i</w:t>
+      </w:r>
+      <w:r>
+        <w:rPr>
+          <w:rFonts w:ascii="Times New Roman" w:hAnsi="Times New Roman" w:cs="Times New Roman"/>
+        </w:rPr>
+        <w:t xml:space="preserve"> na straży praw istot ludzkich</w:t>
+      </w:r>
+      <w:r>
+        <w:rPr>
+          <w:rFonts w:ascii="Times New Roman" w:hAnsi="Times New Roman" w:cs="Times New Roman"/>
+        </w:rPr>
+        <w:t xml:space="preserve"> oraz obywateli.</w:t>
+      </w:r>
+    </w:p>
+    <w:p>
+      <w:pPr>
+        <w:jc w:val="both"/>
+        <w:rPr>
+          <w:rFonts w:ascii="Times New Roman" w:hAnsi="Times New Roman" w:cs="Times New Roman"/>
+        </w:rPr>
+      </w:pPr>
+      <w:r>
+        <w:rPr>
+          <w:rFonts w:ascii="Times New Roman" w:hAnsi="Times New Roman" w:cs="Times New Roman"/>
+        </w:rPr>
+        <w:t>2. Rzecznik Praw Multikont i Botów stoi na straży praw Multikon</w:t>
+      </w:r>
+      <w:r>
+        <w:rPr>
+          <w:rFonts w:ascii="Times New Roman" w:hAnsi="Times New Roman" w:cs="Times New Roman"/>
+        </w:rPr>
+        <w:t>t</w:t>
+      </w:r>
+      <w:r>
+        <w:rPr>
+          <w:rFonts w:ascii="Times New Roman" w:hAnsi="Times New Roman" w:cs="Times New Roman"/>
+        </w:rPr>
+        <w:t xml:space="preserve"> i Botów</w:t>
+      </w:r>
+      <w:r>
+        <w:rPr>
+          <w:rFonts w:ascii="Times New Roman" w:hAnsi="Times New Roman" w:cs="Times New Roman"/>
+        </w:rPr>
+        <w:t xml:space="preserve">. </w:t>
+      </w:r>
+    </w:p>
+    <w:p>
+      <w:pPr>
+        <w:jc w:val="both"/>
+        <w:rPr>
+          <w:rFonts w:ascii="Times New Roman" w:hAnsi="Times New Roman" w:cs="Times New Roman"/>
+        </w:rPr>
+      </w:pPr>
+      <w:r>
+        <w:rPr>
+          <w:rFonts w:ascii="Times New Roman" w:hAnsi="Times New Roman" w:cs="Times New Roman"/>
+        </w:rPr>
+        <w:t>3</w:t>
+      </w:r>
+      <w:r>
+        <w:rPr>
+          <w:rFonts w:ascii="Times New Roman" w:hAnsi="Times New Roman" w:cs="Times New Roman"/>
+        </w:rPr>
+        <w:t>. Rzecznik Praw Multikont i Botów współdziała z organizacjami pozarządowymi i międzynarodowymi w celu ochrony praw Multikont na świecie</w:t>
+      </w:r>
+      <w:r>
+        <w:rPr>
+          <w:rFonts w:ascii="Times New Roman" w:hAnsi="Times New Roman" w:cs="Times New Roman"/>
+        </w:rPr>
+        <w:t xml:space="preserve"> oraz wydaje zalecenia kierowane do organów państwa i samorządu</w:t>
       </w:r>
       <w:r>
         <w:rPr>
@@ -18477,6 +19147,238 @@
           <w:rFonts w:ascii="Times New Roman" w:hAnsi="Times New Roman" w:cs="Times New Roman"/>
         </w:rPr>
       </w:pPr>
+      <w:r>
+        <w:rPr>
+          <w:rFonts w:ascii="Times New Roman" w:hAnsi="Times New Roman" w:cs="Times New Roman"/>
+        </w:rPr>
+        <w:t>4</w:t>
+      </w:r>
+      <w:r>
+        <w:rPr>
+          <w:rFonts w:ascii="Times New Roman" w:hAnsi="Times New Roman" w:cs="Times New Roman"/>
+        </w:rPr>
+        <w:t>. Zakres działania Rzecznika Praw Obywatelskich i Rzecznika Praw Multikont i Botów określają ustawy.</w:t>
+      </w:r>
+    </w:p>
+    <w:p>
+      <w:pPr>
+        <w:jc w:val="both"/>
+        <w:rPr>
+          <w:rFonts w:ascii="Times New Roman" w:hAnsi="Times New Roman" w:cs="Times New Roman"/>
+        </w:rPr>
+      </w:pPr>
+    </w:p>
+    <w:p>
+      <w:pPr>
+        <w:jc w:val="both"/>
+        <w:rPr>
+          <w:rFonts w:ascii="Times New Roman" w:hAnsi="Times New Roman" w:cs="Times New Roman"/>
+        </w:rPr>
+      </w:pPr>
+      <w:r>
+        <w:rPr>
+          <w:rFonts w:ascii="Times New Roman" w:hAnsi="Times New Roman" w:cs="Times New Roman"/>
+          <w:b/>
+          <w:bCs/>
+        </w:rPr>
+        <w:t xml:space="preserve">Art. </w:t>
+      </w:r>
+      <w:r>
+        <w:rPr>
+          <w:rFonts w:ascii="Times New Roman" w:hAnsi="Times New Roman" w:cs="Times New Roman"/>
+          <w:b/>
+          <w:bCs/>
+        </w:rPr>
+        <w:t>130.</w:t>
+      </w:r>
+      <w:r>
+        <w:rPr>
+          <w:rFonts w:ascii="Times New Roman" w:hAnsi="Times New Roman" w:cs="Times New Roman"/>
+        </w:rPr>
+        <w:t xml:space="preserve"> </w:t>
+      </w:r>
+      <w:r>
+        <w:rPr>
+          <w:rFonts w:ascii="Times New Roman" w:hAnsi="Times New Roman" w:cs="Times New Roman"/>
+        </w:rPr>
+        <w:t xml:space="preserve">1. </w:t>
+      </w:r>
+      <w:r>
+        <w:rPr>
+          <w:rFonts w:ascii="Times New Roman" w:hAnsi="Times New Roman" w:cs="Times New Roman"/>
+        </w:rPr>
+        <w:t xml:space="preserve">Rzecznik Praw Obywatelskich jest powoływany </w:t>
+      </w:r>
+      <w:r>
+        <w:rPr>
+          <w:rFonts w:ascii="Times New Roman" w:hAnsi="Times New Roman" w:cs="Times New Roman"/>
+        </w:rPr>
+        <w:t xml:space="preserve">i odwoływany </w:t>
+      </w:r>
+      <w:r>
+        <w:rPr>
+          <w:rFonts w:ascii="Times New Roman" w:hAnsi="Times New Roman" w:cs="Times New Roman"/>
+        </w:rPr>
+        <w:t>przez Senat</w:t>
+      </w:r>
+      <w:r>
+        <w:rPr>
+          <w:rFonts w:ascii="Times New Roman" w:hAnsi="Times New Roman" w:cs="Times New Roman"/>
+        </w:rPr>
+        <w:t xml:space="preserve"> Koronny.</w:t>
+      </w:r>
+    </w:p>
+    <w:p>
+      <w:pPr>
+        <w:jc w:val="both"/>
+        <w:rPr>
+          <w:rFonts w:ascii="Times New Roman" w:hAnsi="Times New Roman" w:cs="Times New Roman"/>
+        </w:rPr>
+      </w:pPr>
+      <w:r>
+        <w:rPr>
+          <w:rFonts w:ascii="Times New Roman" w:hAnsi="Times New Roman" w:cs="Times New Roman"/>
+        </w:rPr>
+        <w:t>2. Rzecznik Praw Obywatelskich jest w swojej działalności niezawisły</w:t>
+      </w:r>
+      <w:r>
+        <w:rPr>
+          <w:rFonts w:ascii="Times New Roman" w:hAnsi="Times New Roman" w:cs="Times New Roman"/>
+        </w:rPr>
+        <w:t xml:space="preserve"> i niezależny od innych organów państwowych. Odpowiada jedynie prze</w:t>
+      </w:r>
+      <w:r>
+        <w:rPr>
+          <w:rFonts w:ascii="Times New Roman" w:hAnsi="Times New Roman" w:cs="Times New Roman"/>
+        </w:rPr>
+        <w:t>d</w:t>
+      </w:r>
+      <w:r>
+        <w:rPr>
+          <w:rFonts w:ascii="Times New Roman" w:hAnsi="Times New Roman" w:cs="Times New Roman"/>
+        </w:rPr>
+        <w:t xml:space="preserve"> Senatem Koronnym.</w:t>
+      </w:r>
+    </w:p>
+    <w:p>
+      <w:pPr>
+        <w:jc w:val="both"/>
+        <w:rPr>
+          <w:rFonts w:ascii="Times New Roman" w:hAnsi="Times New Roman" w:cs="Times New Roman"/>
+        </w:rPr>
+      </w:pPr>
+      <w:r>
+        <w:rPr>
+          <w:rFonts w:ascii="Times New Roman" w:hAnsi="Times New Roman" w:cs="Times New Roman"/>
+        </w:rPr>
+        <w:t>3. Rzecznik Praw Obywatelskich</w:t>
+      </w:r>
+      <w:r>
+        <w:rPr>
+          <w:rFonts w:ascii="Times New Roman" w:hAnsi="Times New Roman" w:cs="Times New Roman"/>
+        </w:rPr>
+        <w:t xml:space="preserve"> w trakcie pełnienia funkcji</w:t>
+      </w:r>
+      <w:r>
+        <w:rPr>
+          <w:rFonts w:ascii="Times New Roman" w:hAnsi="Times New Roman" w:cs="Times New Roman"/>
+        </w:rPr>
+        <w:t xml:space="preserve"> nie może być pociągnięty do odpowiedzialności karnej ani pozbawiony wolności.</w:t>
+      </w:r>
+    </w:p>
+    <w:p>
+      <w:pPr>
+        <w:jc w:val="both"/>
+        <w:rPr>
+          <w:rFonts w:ascii="Times New Roman" w:hAnsi="Times New Roman" w:cs="Times New Roman"/>
+        </w:rPr>
+      </w:pPr>
+      <w:r>
+        <w:rPr>
+          <w:rFonts w:ascii="Times New Roman" w:hAnsi="Times New Roman" w:cs="Times New Roman"/>
+        </w:rPr>
+        <w:t>4</w:t>
+      </w:r>
+      <w:r>
+        <w:rPr>
+          <w:rFonts w:ascii="Times New Roman" w:hAnsi="Times New Roman" w:cs="Times New Roman"/>
+        </w:rPr>
+        <w:t>. Przepisy ust. 1</w:t>
+      </w:r>
+      <w:r>
+        <w:rPr>
+          <w:rFonts w:ascii="Times New Roman" w:hAnsi="Times New Roman" w:cs="Times New Roman"/>
+        </w:rPr>
+        <w:t>-3</w:t>
+      </w:r>
+      <w:r>
+        <w:rPr>
+          <w:rFonts w:ascii="Times New Roman" w:hAnsi="Times New Roman" w:cs="Times New Roman"/>
+        </w:rPr>
+        <w:t xml:space="preserve"> stosuje się odpowiednio do Rzecznika Praw Multikont i Botów.</w:t>
+      </w:r>
+    </w:p>
+    <w:p>
+      <w:pPr>
+        <w:jc w:val="both"/>
+        <w:rPr>
+          <w:rFonts w:ascii="Times New Roman" w:hAnsi="Times New Roman" w:cs="Times New Roman"/>
+        </w:rPr>
+      </w:pPr>
+    </w:p>
+    <w:p>
+      <w:pPr>
+        <w:jc w:val="center"/>
+        <w:rPr>
+          <w:rFonts w:ascii="Times New Roman" w:hAnsi="Times New Roman" w:cs="Times New Roman"/>
+        </w:rPr>
+      </w:pPr>
+      <w:r>
+        <w:rPr>
+          <w:rFonts w:ascii="Times New Roman" w:hAnsi="Times New Roman" w:cs="Times New Roman"/>
+        </w:rPr>
+        <w:t xml:space="preserve">Rozdział </w:t>
+      </w:r>
+      <w:r>
+        <w:rPr>
+          <w:rFonts w:ascii="Times New Roman" w:hAnsi="Times New Roman" w:cs="Times New Roman"/>
+        </w:rPr>
+        <w:t>21</w:t>
+      </w:r>
+    </w:p>
+    <w:p>
+      <w:pPr>
+        <w:jc w:val="center"/>
+        <w:rPr>
+          <w:rFonts w:ascii="Times New Roman" w:hAnsi="Times New Roman" w:cs="Times New Roman"/>
+          <w:b/>
+          <w:bCs/>
+        </w:rPr>
+      </w:pPr>
+      <w:r>
+        <w:rPr>
+          <w:rFonts w:ascii="Times New Roman" w:hAnsi="Times New Roman" w:cs="Times New Roman"/>
+          <w:b/>
+          <w:bCs/>
+        </w:rPr>
+        <w:t>Rada O</w:t>
+      </w:r>
+      <w:r>
+        <w:rPr>
+          <w:rFonts w:ascii="Times New Roman" w:hAnsi="Times New Roman" w:cs="Times New Roman"/>
+          <w:b/>
+          <w:bCs/>
+        </w:rPr>
+        <w:t>biektywizacji Informacji</w:t>
+      </w:r>
+    </w:p>
+    <w:p>
+      <w:pPr>
+        <w:jc w:val="both"/>
+        <w:rPr>
+          <w:rFonts w:ascii="Times New Roman" w:hAnsi="Times New Roman" w:cs="Times New Roman"/>
+        </w:rPr>
+      </w:pPr>
     </w:p>
     <w:p>
       <w:pPr>
@@ -18499,7 +19401,104 @@
           <w:b/>
           <w:bCs/>
         </w:rPr>
-        <w:t xml:space="preserve"> 124.</w:t>
+        <w:t xml:space="preserve"> 131.</w:t>
+      </w:r>
+      <w:r>
+        <w:rPr>
+          <w:rFonts w:ascii="Times New Roman" w:hAnsi="Times New Roman" w:cs="Times New Roman"/>
+        </w:rPr>
+        <w:t xml:space="preserve"> Rada Obiektywizacji Informacji stoi na straży wolności słowa i prawa do rzetelnego i obiektywnego informowania obywateli przez media publiczne.</w:t>
+      </w:r>
+    </w:p>
+    <w:p>
+      <w:pPr>
+        <w:jc w:val="both"/>
+        <w:rPr>
+          <w:rFonts w:ascii="Times New Roman" w:hAnsi="Times New Roman" w:cs="Times New Roman"/>
+        </w:rPr>
+      </w:pPr>
+    </w:p>
+    <w:p>
+      <w:pPr>
+        <w:jc w:val="both"/>
+        <w:rPr>
+          <w:rFonts w:ascii="Times New Roman" w:hAnsi="Times New Roman" w:cs="Times New Roman"/>
+        </w:rPr>
+      </w:pPr>
+      <w:r>
+        <w:rPr>
+          <w:rFonts w:ascii="Times New Roman" w:hAnsi="Times New Roman" w:cs="Times New Roman"/>
+          <w:b/>
+          <w:bCs/>
+        </w:rPr>
+        <w:t>Art.</w:t>
+      </w:r>
+      <w:r>
+        <w:rPr>
+          <w:rFonts w:ascii="Times New Roman" w:hAnsi="Times New Roman" w:cs="Times New Roman"/>
+          <w:b/>
+          <w:bCs/>
+        </w:rPr>
+        <w:t xml:space="preserve"> 132.</w:t>
+      </w:r>
+      <w:r>
+        <w:rPr>
+          <w:rFonts w:ascii="Times New Roman" w:hAnsi="Times New Roman" w:cs="Times New Roman"/>
+        </w:rPr>
+        <w:t xml:space="preserve"> 1. Rada Obiektywizacji Informacji składa się z pięciu członków powoływanych i odwoływanych przez Senat Koronny.</w:t>
+      </w:r>
+    </w:p>
+    <w:p>
+      <w:pPr>
+        <w:jc w:val="both"/>
+        <w:rPr>
+          <w:rFonts w:ascii="Times New Roman" w:hAnsi="Times New Roman" w:cs="Times New Roman"/>
+        </w:rPr>
+      </w:pPr>
+      <w:r>
+        <w:rPr>
+          <w:rFonts w:ascii="Times New Roman" w:hAnsi="Times New Roman" w:cs="Times New Roman"/>
+        </w:rPr>
+        <w:t xml:space="preserve">2. Członkowie Rady Obiektywizacji Informacji </w:t>
+      </w:r>
+      <w:r>
+        <w:rPr>
+          <w:rFonts w:ascii="Times New Roman" w:hAnsi="Times New Roman" w:cs="Times New Roman"/>
+        </w:rPr>
+        <w:t>są w swojej działalności niezawiśli i niezależni od innych organów państwowych. Odpowiadają jedynie przed Senatem Koronnym.</w:t>
+      </w:r>
+    </w:p>
+    <w:p>
+      <w:pPr>
+        <w:jc w:val="both"/>
+        <w:rPr>
+          <w:rFonts w:ascii="Times New Roman" w:hAnsi="Times New Roman" w:cs="Times New Roman"/>
+        </w:rPr>
+      </w:pPr>
+    </w:p>
+    <w:p>
+      <w:pPr>
+        <w:jc w:val="both"/>
+        <w:rPr>
+          <w:rFonts w:ascii="Times New Roman" w:hAnsi="Times New Roman" w:cs="Times New Roman"/>
+        </w:rPr>
+      </w:pPr>
+      <w:r>
+        <w:rPr>
+          <w:rFonts w:ascii="Times New Roman" w:hAnsi="Times New Roman" w:cs="Times New Roman"/>
+          <w:b/>
+          <w:bCs/>
+        </w:rPr>
+        <w:lastRenderedPageBreak/>
+        <w:t>Art.</w:t>
+      </w:r>
+      <w:r>
+        <w:rPr>
+          <w:rFonts w:ascii="Times New Roman" w:hAnsi="Times New Roman" w:cs="Times New Roman"/>
+          <w:b/>
+          <w:bCs/>
+        </w:rPr>
+        <w:t xml:space="preserve"> 133.</w:t>
       </w:r>
       <w:r>
         <w:rPr>
@@ -18517,25 +19516,19 @@
         <w:rPr>
           <w:rFonts w:ascii="Times New Roman" w:hAnsi="Times New Roman" w:cs="Times New Roman"/>
         </w:rPr>
-        <w:t>Każdy sąd</w:t>
-      </w:r>
-      <w:r>
-        <w:rPr>
-          <w:rFonts w:ascii="Times New Roman" w:hAnsi="Times New Roman" w:cs="Times New Roman"/>
-        </w:rPr>
-        <w:t xml:space="preserve"> koronny lub regionalny</w:t>
-      </w:r>
-      <w:r>
-        <w:rPr>
-          <w:rFonts w:ascii="Times New Roman" w:hAnsi="Times New Roman" w:cs="Times New Roman"/>
-        </w:rPr>
-        <w:t xml:space="preserve">, jeśli jest to niezbędne dla rozstrzygnięcia konkretnej sprawy zawisłej przed tym sądem, może skierować do Wysokiego Trybunału Koronnego pytanie </w:t>
-      </w:r>
-      <w:r>
-        <w:rPr>
-          <w:rFonts w:ascii="Times New Roman" w:hAnsi="Times New Roman" w:cs="Times New Roman"/>
-        </w:rPr>
-        <w:t>w sprawie zgodności aktu normatywnego</w:t>
+        <w:t xml:space="preserve">Rada Obiektywizacji Informacji kontroluje stan mediów publicznych i </w:t>
+      </w:r>
+      <w:r>
+        <w:rPr>
+          <w:rFonts w:ascii="Times New Roman" w:hAnsi="Times New Roman" w:cs="Times New Roman"/>
+        </w:rPr>
+        <w:t>może</w:t>
+      </w:r>
+      <w:r>
+        <w:rPr>
+          <w:rFonts w:ascii="Times New Roman" w:hAnsi="Times New Roman" w:cs="Times New Roman"/>
+        </w:rPr>
+        <w:t xml:space="preserve"> wydawać zalecenia oraz decyzje dotyczące wstrzymania nadawania mediów, które naruszają wolność słowa lub stosują propagandę.</w:t>
       </w:r>
       <w:r>
         <w:rPr>
@@ -18543,23 +19536,149 @@
         </w:rPr>
         <w:t xml:space="preserve"> </w:t>
       </w:r>
-      <w:r>
-        <w:rPr>
-          <w:rFonts w:ascii="Times New Roman" w:hAnsi="Times New Roman" w:cs="Times New Roman"/>
-        </w:rPr>
-        <w:t>z Konstytucją</w:t>
-      </w:r>
-      <w:r>
-        <w:rPr>
-          <w:rFonts w:ascii="Times New Roman" w:hAnsi="Times New Roman" w:cs="Times New Roman"/>
-        </w:rPr>
-        <w:t xml:space="preserve"> lub </w:t>
-      </w:r>
-      <w:r>
-        <w:rPr>
-          <w:rFonts w:ascii="Times New Roman" w:hAnsi="Times New Roman" w:cs="Times New Roman"/>
-        </w:rPr>
-        <w:t>prawem naturalnym</w:t>
+    </w:p>
+    <w:p>
+      <w:pPr>
+        <w:jc w:val="both"/>
+        <w:rPr>
+          <w:rFonts w:ascii="Times New Roman" w:hAnsi="Times New Roman" w:cs="Times New Roman"/>
+        </w:rPr>
+      </w:pPr>
+      <w:r>
+        <w:rPr>
+          <w:rFonts w:ascii="Times New Roman" w:hAnsi="Times New Roman" w:cs="Times New Roman"/>
+        </w:rPr>
+        <w:t>2. Zakres działania Rady Obiektywizacji Informacji określa ustawa.</w:t>
+      </w:r>
+    </w:p>
+    <w:p>
+      <w:pPr>
+        <w:jc w:val="both"/>
+        <w:rPr>
+          <w:rFonts w:ascii="Times New Roman" w:hAnsi="Times New Roman" w:cs="Times New Roman"/>
+        </w:rPr>
+      </w:pPr>
+    </w:p>
+    <w:p>
+      <w:pPr>
+        <w:jc w:val="center"/>
+        <w:rPr>
+          <w:rFonts w:ascii="Times New Roman" w:hAnsi="Times New Roman" w:cs="Times New Roman"/>
+        </w:rPr>
+      </w:pPr>
+      <w:r>
+        <w:rPr>
+          <w:rFonts w:ascii="Times New Roman" w:hAnsi="Times New Roman" w:cs="Times New Roman"/>
+        </w:rPr>
+        <w:t xml:space="preserve">Rozdział </w:t>
+      </w:r>
+      <w:r>
+        <w:rPr>
+          <w:rFonts w:ascii="Times New Roman" w:hAnsi="Times New Roman" w:cs="Times New Roman"/>
+        </w:rPr>
+        <w:t>22</w:t>
+      </w:r>
+    </w:p>
+    <w:p>
+      <w:pPr>
+        <w:jc w:val="center"/>
+        <w:rPr>
+          <w:rFonts w:ascii="Times New Roman" w:hAnsi="Times New Roman" w:cs="Times New Roman"/>
+          <w:b/>
+          <w:bCs/>
+        </w:rPr>
+      </w:pPr>
+      <w:r>
+        <w:rPr>
+          <w:rFonts w:ascii="Times New Roman" w:hAnsi="Times New Roman" w:cs="Times New Roman"/>
+          <w:b/>
+          <w:bCs/>
+        </w:rPr>
+        <w:t>Koronna Izba Kontroli</w:t>
+      </w:r>
+    </w:p>
+    <w:p>
+      <w:pPr>
+        <w:jc w:val="both"/>
+        <w:rPr>
+          <w:rFonts w:ascii="Times New Roman" w:hAnsi="Times New Roman" w:cs="Times New Roman"/>
+        </w:rPr>
+      </w:pPr>
+    </w:p>
+    <w:p>
+      <w:pPr>
+        <w:jc w:val="both"/>
+        <w:rPr>
+          <w:rFonts w:ascii="Times New Roman" w:hAnsi="Times New Roman" w:cs="Times New Roman"/>
+        </w:rPr>
+      </w:pPr>
+      <w:r>
+        <w:rPr>
+          <w:rFonts w:ascii="Times New Roman" w:hAnsi="Times New Roman" w:cs="Times New Roman"/>
+          <w:b/>
+          <w:bCs/>
+        </w:rPr>
+        <w:t xml:space="preserve">Art. </w:t>
+      </w:r>
+      <w:r>
+        <w:rPr>
+          <w:rFonts w:ascii="Times New Roman" w:hAnsi="Times New Roman" w:cs="Times New Roman"/>
+          <w:b/>
+          <w:bCs/>
+        </w:rPr>
+        <w:t>134.</w:t>
+      </w:r>
+      <w:r>
+        <w:rPr>
+          <w:rFonts w:ascii="Times New Roman" w:hAnsi="Times New Roman" w:cs="Times New Roman"/>
+        </w:rPr>
+        <w:t xml:space="preserve"> </w:t>
+      </w:r>
+      <w:r>
+        <w:rPr>
+          <w:rFonts w:ascii="Times New Roman" w:hAnsi="Times New Roman" w:cs="Times New Roman"/>
+        </w:rPr>
+        <w:t>1. Koronna Izba Kontroli jest naczelnym organem kontroli państwowej.</w:t>
+      </w:r>
+    </w:p>
+    <w:p>
+      <w:pPr>
+        <w:jc w:val="both"/>
+        <w:rPr>
+          <w:rFonts w:ascii="Times New Roman" w:hAnsi="Times New Roman" w:cs="Times New Roman"/>
+        </w:rPr>
+      </w:pPr>
+      <w:r>
+        <w:rPr>
+          <w:rFonts w:ascii="Times New Roman" w:hAnsi="Times New Roman" w:cs="Times New Roman"/>
+        </w:rPr>
+        <w:t>2. Koronna Izba Kontroli podlega Senatowi Koronnemu.</w:t>
+      </w:r>
+    </w:p>
+    <w:p>
+      <w:pPr>
+        <w:jc w:val="both"/>
+        <w:rPr>
+          <w:rFonts w:ascii="Times New Roman" w:hAnsi="Times New Roman" w:cs="Times New Roman"/>
+        </w:rPr>
+      </w:pPr>
+      <w:r>
+        <w:rPr>
+          <w:rFonts w:ascii="Times New Roman" w:hAnsi="Times New Roman" w:cs="Times New Roman"/>
+        </w:rPr>
+        <w:t xml:space="preserve">3. Organizację i </w:t>
+      </w:r>
+      <w:r>
+        <w:rPr>
+          <w:rFonts w:ascii="Times New Roman" w:hAnsi="Times New Roman" w:cs="Times New Roman"/>
+        </w:rPr>
+        <w:t>tryb działania</w:t>
+      </w:r>
+      <w:r>
+        <w:rPr>
+          <w:rFonts w:ascii="Times New Roman" w:hAnsi="Times New Roman" w:cs="Times New Roman"/>
+        </w:rPr>
+        <w:t xml:space="preserve"> Koronnej Izby Kontroli określa ustawa</w:t>
       </w:r>
       <w:r>
         <w:rPr>
@@ -18575,56 +19694,6 @@
           <w:rFonts w:ascii="Times New Roman" w:hAnsi="Times New Roman" w:cs="Times New Roman"/>
         </w:rPr>
       </w:pPr>
-      <w:r>
-        <w:rPr>
-          <w:rFonts w:ascii="Times New Roman" w:hAnsi="Times New Roman" w:cs="Times New Roman"/>
-        </w:rPr>
-        <w:t>2. Każdy sąd koronny lub regionalny</w:t>
-      </w:r>
-      <w:r>
-        <w:rPr>
-          <w:rFonts w:ascii="Times New Roman" w:hAnsi="Times New Roman" w:cs="Times New Roman"/>
-        </w:rPr>
-        <w:t>, w przypadku gdy zawisła przed nim sprawa nie jest znana prawu koronnemu</w:t>
-      </w:r>
-      <w:r>
-        <w:rPr>
-          <w:rFonts w:ascii="Times New Roman" w:hAnsi="Times New Roman" w:cs="Times New Roman"/>
-        </w:rPr>
-        <w:t>, ale prawo naturalne wymaga jej rozstrzygnięcia</w:t>
-      </w:r>
-      <w:r>
-        <w:rPr>
-          <w:rFonts w:ascii="Times New Roman" w:hAnsi="Times New Roman" w:cs="Times New Roman"/>
-        </w:rPr>
-        <w:t xml:space="preserve">, </w:t>
-      </w:r>
-      <w:r>
-        <w:rPr>
-          <w:rFonts w:ascii="Times New Roman" w:hAnsi="Times New Roman" w:cs="Times New Roman"/>
-        </w:rPr>
-        <w:t xml:space="preserve">kieruje do Wysokiego Trybunału Koronnego wniosek o </w:t>
-      </w:r>
-      <w:r>
-        <w:rPr>
-          <w:rFonts w:ascii="Times New Roman" w:hAnsi="Times New Roman" w:cs="Times New Roman"/>
-        </w:rPr>
-        <w:t xml:space="preserve">rozstrzygnięcie nieznanego zagadnienia (sprawa precedensowa). Orzeczenie Wysokiego Trybunału Koronnego </w:t>
-      </w:r>
-      <w:r>
-        <w:rPr>
-          <w:rFonts w:ascii="Times New Roman" w:hAnsi="Times New Roman" w:cs="Times New Roman"/>
-        </w:rPr>
-        <w:t>w sprawie precedensowej ma charakter prawodawczy i obowiązuje do czasu jego uchylenia przez ustawę lub inne orzeczenie precedensowe.</w:t>
-      </w:r>
-    </w:p>
-    <w:p>
-      <w:pPr>
-        <w:jc w:val="both"/>
-        <w:rPr>
-          <w:rFonts w:ascii="Times New Roman" w:hAnsi="Times New Roman" w:cs="Times New Roman"/>
-        </w:rPr>
-      </w:pPr>
     </w:p>
     <w:p>
       <w:pPr>
@@ -18647,7 +19716,7 @@
           <w:b/>
           <w:bCs/>
         </w:rPr>
-        <w:t xml:space="preserve"> 125.</w:t>
+        <w:t xml:space="preserve"> 135.</w:t>
       </w:r>
       <w:r>
         <w:rPr>
@@ -18665,71 +19734,153 @@
         <w:rPr>
           <w:rFonts w:ascii="Times New Roman" w:hAnsi="Times New Roman" w:cs="Times New Roman"/>
         </w:rPr>
-        <w:t xml:space="preserve">Wysoki Trybunał Koronny składa się z </w:t>
-      </w:r>
-      <w:r>
-        <w:rPr>
-          <w:rFonts w:ascii="Times New Roman" w:hAnsi="Times New Roman" w:cs="Times New Roman"/>
-        </w:rPr>
-        <w:t>piętnastu</w:t>
-      </w:r>
-      <w:r>
-        <w:rPr>
-          <w:rFonts w:ascii="Times New Roman" w:hAnsi="Times New Roman" w:cs="Times New Roman"/>
-        </w:rPr>
-        <w:t xml:space="preserve"> sędziów </w:t>
-      </w:r>
-      <w:r>
-        <w:rPr>
-          <w:rFonts w:ascii="Times New Roman" w:hAnsi="Times New Roman" w:cs="Times New Roman"/>
-        </w:rPr>
-        <w:t xml:space="preserve">koronnych </w:t>
-      </w:r>
-      <w:r>
-        <w:rPr>
-          <w:rFonts w:ascii="Times New Roman" w:hAnsi="Times New Roman" w:cs="Times New Roman"/>
-        </w:rPr>
-        <w:t>wybieranych przez Senat i powoływanych przez Krula.</w:t>
-      </w:r>
-    </w:p>
-    <w:p>
-      <w:pPr>
-        <w:jc w:val="both"/>
-        <w:rPr>
-          <w:rFonts w:ascii="Times New Roman" w:hAnsi="Times New Roman" w:cs="Times New Roman"/>
-        </w:rPr>
-      </w:pPr>
-      <w:r>
-        <w:rPr>
-          <w:rFonts w:ascii="Times New Roman" w:hAnsi="Times New Roman" w:cs="Times New Roman"/>
-        </w:rPr>
-        <w:t xml:space="preserve">2. </w:t>
-      </w:r>
-      <w:r>
-        <w:rPr>
-          <w:rFonts w:ascii="Times New Roman" w:hAnsi="Times New Roman" w:cs="Times New Roman"/>
-        </w:rPr>
-        <w:t>Prezesa Wy</w:t>
-      </w:r>
-      <w:r>
-        <w:rPr>
-          <w:rFonts w:ascii="Times New Roman" w:hAnsi="Times New Roman" w:cs="Times New Roman"/>
-        </w:rPr>
-        <w:t>sokiego Trybunału Koronnego powołuje Krul spośród sędziów Wysokiego Trybunału Koronnego.</w:t>
-      </w:r>
-    </w:p>
-    <w:p>
-      <w:pPr>
-        <w:jc w:val="both"/>
-        <w:rPr>
-          <w:rFonts w:ascii="Times New Roman" w:hAnsi="Times New Roman" w:cs="Times New Roman"/>
-        </w:rPr>
-      </w:pPr>
-      <w:r>
-        <w:rPr>
-          <w:rFonts w:ascii="Times New Roman" w:hAnsi="Times New Roman" w:cs="Times New Roman"/>
-        </w:rPr>
-        <w:t>3. Ustrój i sposób postępowania Wysokiego Trybunału Koronnego określa ustawa.</w:t>
+        <w:t>Koronna Izba Kontroli kontroluje działalność organów administracji koronnej, Koronnego Banku Centralnego</w:t>
+      </w:r>
+      <w:r>
+        <w:rPr>
+          <w:rFonts w:ascii="Times New Roman" w:hAnsi="Times New Roman" w:cs="Times New Roman"/>
+        </w:rPr>
+        <w:t>, państwowych osób prawnych i innych państwowych jednostek organizacyjnych z punktu widzenia legalności, gospodarności, celowości i rzetelności.</w:t>
+      </w:r>
+    </w:p>
+    <w:p>
+      <w:pPr>
+        <w:jc w:val="both"/>
+        <w:rPr>
+          <w:rFonts w:ascii="Times New Roman" w:hAnsi="Times New Roman" w:cs="Times New Roman"/>
+        </w:rPr>
+      </w:pPr>
+      <w:r>
+        <w:rPr>
+          <w:rFonts w:ascii="Times New Roman" w:hAnsi="Times New Roman" w:cs="Times New Roman"/>
+        </w:rPr>
+        <w:t>2. Koronna Izba Kontroli może kontrolować działania organów administracji regionalnej</w:t>
+      </w:r>
+      <w:r>
+        <w:rPr>
+          <w:rFonts w:ascii="Times New Roman" w:hAnsi="Times New Roman" w:cs="Times New Roman"/>
+        </w:rPr>
+        <w:t>, regionalnych osób prawnych, regionalnych jednostek organizacyjnych, organów samorządu terytorialnego i samorządowych jednostek organizacyjnych z punktu widzenia legalności, gospodarności, celowości i rzetelności</w:t>
+      </w:r>
+      <w:r>
+        <w:rPr>
+          <w:rFonts w:ascii="Times New Roman" w:hAnsi="Times New Roman" w:cs="Times New Roman"/>
+        </w:rPr>
+        <w:t xml:space="preserve">. </w:t>
+      </w:r>
+    </w:p>
+    <w:p>
+      <w:pPr>
+        <w:jc w:val="both"/>
+        <w:rPr>
+          <w:rFonts w:ascii="Times New Roman" w:hAnsi="Times New Roman" w:cs="Times New Roman"/>
+        </w:rPr>
+      </w:pPr>
+    </w:p>
+    <w:p>
+      <w:pPr>
+        <w:jc w:val="both"/>
+        <w:rPr>
+          <w:rFonts w:ascii="Times New Roman" w:hAnsi="Times New Roman" w:cs="Times New Roman"/>
+        </w:rPr>
+      </w:pPr>
+      <w:r>
+        <w:rPr>
+          <w:rFonts w:ascii="Times New Roman" w:hAnsi="Times New Roman" w:cs="Times New Roman"/>
+          <w:b/>
+          <w:bCs/>
+        </w:rPr>
+        <w:t xml:space="preserve">Art. </w:t>
+      </w:r>
+      <w:r>
+        <w:rPr>
+          <w:rFonts w:ascii="Times New Roman" w:hAnsi="Times New Roman" w:cs="Times New Roman"/>
+          <w:b/>
+          <w:bCs/>
+        </w:rPr>
+        <w:t>136.</w:t>
+      </w:r>
+      <w:r>
+        <w:rPr>
+          <w:rFonts w:ascii="Times New Roman" w:hAnsi="Times New Roman" w:cs="Times New Roman"/>
+        </w:rPr>
+        <w:t xml:space="preserve"> </w:t>
+      </w:r>
+      <w:r>
+        <w:rPr>
+          <w:rFonts w:ascii="Times New Roman" w:hAnsi="Times New Roman" w:cs="Times New Roman"/>
+        </w:rPr>
+        <w:t>Koronna Izba Kontroli przedkłada Senatowi Koronnemu</w:t>
+      </w:r>
+      <w:r>
+        <w:rPr>
+          <w:rFonts w:ascii="Times New Roman" w:hAnsi="Times New Roman" w:cs="Times New Roman"/>
+        </w:rPr>
+        <w:t xml:space="preserve"> informacje o wynikach kontroli, wnioski i wystąpienia określone w ustawie.</w:t>
+      </w:r>
+    </w:p>
+    <w:p>
+      <w:pPr>
+        <w:jc w:val="both"/>
+        <w:rPr>
+          <w:rFonts w:ascii="Times New Roman" w:hAnsi="Times New Roman" w:cs="Times New Roman"/>
+        </w:rPr>
+      </w:pPr>
+    </w:p>
+    <w:p>
+      <w:pPr>
+        <w:jc w:val="both"/>
+        <w:rPr>
+          <w:rFonts w:ascii="Times New Roman" w:hAnsi="Times New Roman" w:cs="Times New Roman"/>
+        </w:rPr>
+      </w:pPr>
+      <w:r>
+        <w:rPr>
+          <w:rFonts w:ascii="Times New Roman" w:hAnsi="Times New Roman" w:cs="Times New Roman"/>
+          <w:b/>
+          <w:bCs/>
+        </w:rPr>
+        <w:t>Art.</w:t>
+      </w:r>
+      <w:r>
+        <w:rPr>
+          <w:rFonts w:ascii="Times New Roman" w:hAnsi="Times New Roman" w:cs="Times New Roman"/>
+          <w:b/>
+          <w:bCs/>
+        </w:rPr>
+        <w:t xml:space="preserve"> 137.</w:t>
+      </w:r>
+      <w:r>
+        <w:rPr>
+          <w:rFonts w:ascii="Times New Roman" w:hAnsi="Times New Roman" w:cs="Times New Roman"/>
+        </w:rPr>
+        <w:t xml:space="preserve"> </w:t>
+      </w:r>
+      <w:r>
+        <w:rPr>
+          <w:rFonts w:ascii="Times New Roman" w:hAnsi="Times New Roman" w:cs="Times New Roman"/>
+        </w:rPr>
+        <w:t xml:space="preserve">1. </w:t>
+      </w:r>
+      <w:r>
+        <w:rPr>
+          <w:rFonts w:ascii="Times New Roman" w:hAnsi="Times New Roman" w:cs="Times New Roman"/>
+        </w:rPr>
+        <w:t>Prezes Koronnej Izby Kontroli jest powoływany i odwoływany przez Senat Koronny.</w:t>
+      </w:r>
+    </w:p>
+    <w:p>
+      <w:pPr>
+        <w:jc w:val="both"/>
+        <w:rPr>
+          <w:rFonts w:ascii="Times New Roman" w:hAnsi="Times New Roman" w:cs="Times New Roman"/>
+        </w:rPr>
+      </w:pPr>
+      <w:r>
+        <w:rPr>
+          <w:rFonts w:ascii="Times New Roman" w:hAnsi="Times New Roman" w:cs="Times New Roman"/>
+        </w:rPr>
+        <w:t>2. Prezes Koronnej Izby Kontroli w trakcie pełnienia funkcji nie może być pociągnięty do odpowiedzialności karnej ani pozbawiony wolności</w:t>
       </w:r>
     </w:p>
     <w:p>
@@ -18751,7 +19902,13 @@
         <w:rPr>
           <w:rFonts w:ascii="Times New Roman" w:hAnsi="Times New Roman" w:cs="Times New Roman"/>
         </w:rPr>
-        <w:t xml:space="preserve">DZIAŁ VI </w:t>
+        <w:t>DZIAŁ V</w:t>
+      </w:r>
+      <w:r>
+        <w:rPr>
+          <w:rFonts w:ascii="Times New Roman" w:hAnsi="Times New Roman" w:cs="Times New Roman"/>
+        </w:rPr>
+        <w:t>II</w:t>
       </w:r>
     </w:p>
     <w:p>
@@ -18769,7 +19926,7 @@
           <w:b/>
           <w:bCs/>
         </w:rPr>
-        <w:t>ORGANY OCHRONY PRAWNEJ</w:t>
+        <w:t>SAMORZĄD TERYTORIALNY</w:t>
       </w:r>
     </w:p>
     <w:p>
@@ -18791,13 +19948,13 @@
         <w:rPr>
           <w:rFonts w:ascii="Times New Roman" w:hAnsi="Times New Roman" w:cs="Times New Roman"/>
         </w:rPr>
-        <w:t>Rozdział 1</w:t>
-      </w:r>
-      <w:r>
-        <w:rPr>
-          <w:rFonts w:ascii="Times New Roman" w:hAnsi="Times New Roman" w:cs="Times New Roman"/>
-        </w:rPr>
-        <w:t>9</w:t>
+        <w:t xml:space="preserve">Rozdział </w:t>
+      </w:r>
+      <w:r>
+        <w:rPr>
+          <w:rFonts w:ascii="Times New Roman" w:hAnsi="Times New Roman" w:cs="Times New Roman"/>
+        </w:rPr>
+        <w:t>23</w:t>
       </w:r>
       <w:r>
         <w:rPr>
@@ -18821,7 +19978,7 @@
           <w:b/>
           <w:bCs/>
         </w:rPr>
-        <w:t>Inkwizycja Koronna</w:t>
+        <w:t>Ogólne zasady dotyczące samorządu terytorialnego</w:t>
       </w:r>
     </w:p>
     <w:p>
@@ -18853,7 +20010,7 @@
           <w:b/>
           <w:bCs/>
         </w:rPr>
-        <w:t>126.</w:t>
+        <w:t>138.</w:t>
       </w:r>
       <w:r>
         <w:rPr>
@@ -18865,43 +20022,1424 @@
         <w:rPr>
           <w:rFonts w:ascii="Times New Roman" w:hAnsi="Times New Roman" w:cs="Times New Roman"/>
         </w:rPr>
+        <w:t xml:space="preserve">1. Samorząd terytorialny działa w obrębie określonych terytorialnych jednostek organizacyjnych, zwanych jednostkami samorządu terytorialnego. </w:t>
+      </w:r>
+    </w:p>
+    <w:p>
+      <w:pPr>
+        <w:jc w:val="both"/>
+        <w:rPr>
+          <w:rFonts w:ascii="Times New Roman" w:hAnsi="Times New Roman" w:cs="Times New Roman"/>
+        </w:rPr>
+      </w:pPr>
+      <w:r>
+        <w:rPr>
+          <w:rFonts w:ascii="Times New Roman" w:hAnsi="Times New Roman" w:cs="Times New Roman"/>
+        </w:rPr>
+        <w:t>2. Jednostki samorządu terytorialnego</w:t>
+      </w:r>
+      <w:r>
+        <w:rPr>
+          <w:rFonts w:ascii="Times New Roman" w:hAnsi="Times New Roman" w:cs="Times New Roman"/>
+        </w:rPr>
+        <w:t xml:space="preserve"> realizują podstawowe potrzeby swoich mieszkańców</w:t>
+      </w:r>
+      <w:r>
+        <w:rPr>
+          <w:rFonts w:ascii="Times New Roman" w:hAnsi="Times New Roman" w:cs="Times New Roman"/>
+        </w:rPr>
+        <w:t xml:space="preserve">. </w:t>
+      </w:r>
+    </w:p>
+    <w:p>
+      <w:pPr>
+        <w:jc w:val="both"/>
+        <w:rPr>
+          <w:rFonts w:ascii="Times New Roman" w:hAnsi="Times New Roman" w:cs="Times New Roman"/>
+        </w:rPr>
+      </w:pPr>
+      <w:r>
+        <w:rPr>
+          <w:rFonts w:ascii="Times New Roman" w:hAnsi="Times New Roman" w:cs="Times New Roman"/>
+        </w:rPr>
+        <w:lastRenderedPageBreak/>
+        <w:t xml:space="preserve">3. Podstawowymi jednostkami samorządu terytorialnego są: </w:t>
+      </w:r>
+      <w:r>
+        <w:rPr>
+          <w:rFonts w:ascii="Times New Roman" w:hAnsi="Times New Roman" w:cs="Times New Roman"/>
+        </w:rPr>
+        <w:tab/>
+      </w:r>
+    </w:p>
+    <w:p>
+      <w:pPr>
+        <w:ind w:firstLine="708"/>
+        <w:jc w:val="both"/>
+        <w:rPr>
+          <w:rFonts w:ascii="Times New Roman" w:hAnsi="Times New Roman" w:cs="Times New Roman"/>
+        </w:rPr>
+      </w:pPr>
+      <w:r>
+        <w:rPr>
+          <w:rFonts w:ascii="Times New Roman" w:hAnsi="Times New Roman" w:cs="Times New Roman"/>
+        </w:rPr>
+        <w:t>1) gmina – dla potrzeb lokalnych mieszkańców;</w:t>
+      </w:r>
+    </w:p>
+    <w:p>
+      <w:pPr>
+        <w:ind w:firstLine="708"/>
+        <w:jc w:val="both"/>
+        <w:rPr>
+          <w:rFonts w:ascii="Times New Roman" w:hAnsi="Times New Roman" w:cs="Times New Roman"/>
+        </w:rPr>
+      </w:pPr>
+      <w:r>
+        <w:rPr>
+          <w:rFonts w:ascii="Times New Roman" w:hAnsi="Times New Roman" w:cs="Times New Roman"/>
+        </w:rPr>
+        <w:t>2) prowincja – dla potrzeb regionalnych mieszkańców.</w:t>
+      </w:r>
+    </w:p>
+    <w:p>
+      <w:pPr>
+        <w:jc w:val="both"/>
+        <w:rPr>
+          <w:rFonts w:ascii="Times New Roman" w:hAnsi="Times New Roman" w:cs="Times New Roman"/>
+        </w:rPr>
+      </w:pPr>
+      <w:r>
+        <w:rPr>
+          <w:rFonts w:ascii="Times New Roman" w:hAnsi="Times New Roman" w:cs="Times New Roman"/>
+        </w:rPr>
+        <w:t xml:space="preserve">4. </w:t>
+      </w:r>
+      <w:r>
+        <w:rPr>
+          <w:rFonts w:ascii="Times New Roman" w:hAnsi="Times New Roman" w:cs="Times New Roman"/>
+        </w:rPr>
+        <w:t xml:space="preserve">Sposób tworzenia, zmiany i </w:t>
+      </w:r>
+      <w:r>
+        <w:rPr>
+          <w:rFonts w:ascii="Times New Roman" w:hAnsi="Times New Roman" w:cs="Times New Roman"/>
+        </w:rPr>
+        <w:t>znoszenia jednostek samorządu terytorialnego określają ustawy</w:t>
+      </w:r>
+      <w:r>
+        <w:rPr>
+          <w:rFonts w:ascii="Times New Roman" w:hAnsi="Times New Roman" w:cs="Times New Roman"/>
+        </w:rPr>
+        <w:t>.</w:t>
+      </w:r>
+    </w:p>
+    <w:p>
+      <w:pPr>
+        <w:jc w:val="both"/>
+        <w:rPr>
+          <w:rFonts w:ascii="Times New Roman" w:hAnsi="Times New Roman" w:cs="Times New Roman"/>
+        </w:rPr>
+      </w:pPr>
+    </w:p>
+    <w:p>
+      <w:pPr>
+        <w:jc w:val="both"/>
+        <w:rPr>
+          <w:rFonts w:ascii="Times New Roman" w:hAnsi="Times New Roman" w:cs="Times New Roman"/>
+        </w:rPr>
+      </w:pPr>
+      <w:r>
+        <w:rPr>
+          <w:rFonts w:ascii="Times New Roman" w:hAnsi="Times New Roman" w:cs="Times New Roman"/>
+          <w:b/>
+          <w:bCs/>
+        </w:rPr>
+        <w:t>Art</w:t>
+      </w:r>
+      <w:r>
+        <w:rPr>
+          <w:rFonts w:ascii="Times New Roman" w:hAnsi="Times New Roman" w:cs="Times New Roman"/>
+          <w:b/>
+          <w:bCs/>
+        </w:rPr>
+        <w:t>.</w:t>
+      </w:r>
+      <w:r>
+        <w:rPr>
+          <w:rFonts w:ascii="Times New Roman" w:hAnsi="Times New Roman" w:cs="Times New Roman"/>
+          <w:b/>
+          <w:bCs/>
+        </w:rPr>
+        <w:t xml:space="preserve"> 139.</w:t>
+      </w:r>
+      <w:r>
+        <w:rPr>
+          <w:rFonts w:ascii="Times New Roman" w:hAnsi="Times New Roman" w:cs="Times New Roman"/>
+        </w:rPr>
+        <w:t xml:space="preserve"> Władza samorządowa leży w rękach jego członków lub organów ustanowionych przez </w:t>
+      </w:r>
+      <w:r>
+        <w:rPr>
+          <w:rFonts w:ascii="Times New Roman" w:hAnsi="Times New Roman" w:cs="Times New Roman"/>
+        </w:rPr>
+        <w:t>prawo</w:t>
+      </w:r>
+      <w:r>
+        <w:rPr>
+          <w:rFonts w:ascii="Times New Roman" w:hAnsi="Times New Roman" w:cs="Times New Roman"/>
+        </w:rPr>
+        <w:t>. Podstawą działalności samorządu terytorialnego jest demokratyczna i powszechna kontrola jego władz ze strony wszystkich jego mieszkańców.</w:t>
+      </w:r>
+      <w:r>
+        <w:rPr>
+          <w:rFonts w:ascii="Times New Roman" w:hAnsi="Times New Roman" w:cs="Times New Roman"/>
+        </w:rPr>
+        <w:t xml:space="preserve"> </w:t>
+      </w:r>
+    </w:p>
+    <w:p>
+      <w:pPr>
+        <w:jc w:val="both"/>
+        <w:rPr>
+          <w:rFonts w:ascii="Times New Roman" w:hAnsi="Times New Roman" w:cs="Times New Roman"/>
+        </w:rPr>
+      </w:pPr>
+    </w:p>
+    <w:p>
+      <w:pPr>
+        <w:jc w:val="both"/>
+        <w:rPr>
+          <w:rFonts w:ascii="Times New Roman" w:hAnsi="Times New Roman" w:cs="Times New Roman"/>
+        </w:rPr>
+      </w:pPr>
+      <w:r>
+        <w:rPr>
+          <w:rFonts w:ascii="Times New Roman" w:hAnsi="Times New Roman" w:cs="Times New Roman"/>
+          <w:b/>
+          <w:bCs/>
+        </w:rPr>
+        <w:t xml:space="preserve">Art. </w:t>
+      </w:r>
+      <w:r>
+        <w:rPr>
+          <w:rFonts w:ascii="Times New Roman" w:hAnsi="Times New Roman" w:cs="Times New Roman"/>
+          <w:b/>
+          <w:bCs/>
+        </w:rPr>
+        <w:t>140.</w:t>
+      </w:r>
+      <w:r>
+        <w:rPr>
+          <w:rFonts w:ascii="Times New Roman" w:hAnsi="Times New Roman" w:cs="Times New Roman"/>
+        </w:rPr>
+        <w:t xml:space="preserve"> </w:t>
+      </w:r>
+      <w:r>
+        <w:rPr>
+          <w:rFonts w:ascii="Times New Roman" w:hAnsi="Times New Roman" w:cs="Times New Roman"/>
+        </w:rPr>
+        <w:t xml:space="preserve">1. Samorząd terytorialny realizuje wszelkie swoje cele w zakresie określonym w ustawach oraz dekretach i niezastrzeżonym dla organów regionalnych lub koronnych. </w:t>
+      </w:r>
+    </w:p>
+    <w:p>
+      <w:pPr>
+        <w:jc w:val="both"/>
+        <w:rPr>
+          <w:rFonts w:ascii="Times New Roman" w:hAnsi="Times New Roman" w:cs="Times New Roman"/>
+        </w:rPr>
+      </w:pPr>
+      <w:r>
+        <w:rPr>
+          <w:rFonts w:ascii="Times New Roman" w:hAnsi="Times New Roman" w:cs="Times New Roman"/>
+        </w:rPr>
+        <w:t xml:space="preserve">2. Samorząd terytorialny wykonuje wszelkie zadania publiczne, które są niezbędne dla prawidłowego funkcjonowania </w:t>
+      </w:r>
+      <w:r>
+        <w:rPr>
+          <w:rFonts w:ascii="Times New Roman" w:hAnsi="Times New Roman" w:cs="Times New Roman"/>
+        </w:rPr>
+        <w:t>mieszkańców</w:t>
+      </w:r>
+      <w:r>
+        <w:rPr>
+          <w:rFonts w:ascii="Times New Roman" w:hAnsi="Times New Roman" w:cs="Times New Roman"/>
+        </w:rPr>
+        <w:t xml:space="preserve">. </w:t>
+      </w:r>
+    </w:p>
+    <w:p>
+      <w:pPr>
+        <w:jc w:val="both"/>
+        <w:rPr>
+          <w:rFonts w:ascii="Times New Roman" w:hAnsi="Times New Roman" w:cs="Times New Roman"/>
+        </w:rPr>
+      </w:pPr>
+      <w:r>
+        <w:rPr>
+          <w:rFonts w:ascii="Times New Roman" w:hAnsi="Times New Roman" w:cs="Times New Roman"/>
+        </w:rPr>
+        <w:t xml:space="preserve">3. Działalność samorządu terytorialnego jest finansowana z lokalnych podatków. Działalność podatkowa samorządu nie może stać w sprzeczności z interesem finansowym </w:t>
+      </w:r>
+      <w:r>
+        <w:rPr>
+          <w:rFonts w:ascii="Times New Roman" w:hAnsi="Times New Roman" w:cs="Times New Roman"/>
+        </w:rPr>
+        <w:t>Korony</w:t>
+      </w:r>
+      <w:r>
+        <w:rPr>
+          <w:rFonts w:ascii="Times New Roman" w:hAnsi="Times New Roman" w:cs="Times New Roman"/>
+        </w:rPr>
+        <w:t>.</w:t>
+      </w:r>
+    </w:p>
+    <w:p>
+      <w:pPr>
+        <w:jc w:val="both"/>
+        <w:rPr>
+          <w:rFonts w:ascii="Times New Roman" w:hAnsi="Times New Roman" w:cs="Times New Roman"/>
+        </w:rPr>
+      </w:pPr>
+    </w:p>
+    <w:p>
+      <w:pPr>
+        <w:jc w:val="both"/>
+        <w:rPr>
+          <w:rFonts w:ascii="Times New Roman" w:hAnsi="Times New Roman" w:cs="Times New Roman"/>
+        </w:rPr>
+      </w:pPr>
+      <w:r>
+        <w:rPr>
+          <w:rFonts w:ascii="Times New Roman" w:hAnsi="Times New Roman" w:cs="Times New Roman"/>
+          <w:b/>
+          <w:bCs/>
+        </w:rPr>
+        <w:t>Art.</w:t>
+      </w:r>
+      <w:r>
+        <w:rPr>
+          <w:rFonts w:ascii="Times New Roman" w:hAnsi="Times New Roman" w:cs="Times New Roman"/>
+          <w:b/>
+          <w:bCs/>
+        </w:rPr>
+        <w:t xml:space="preserve"> 141.</w:t>
+      </w:r>
+      <w:r>
+        <w:rPr>
+          <w:rFonts w:ascii="Times New Roman" w:hAnsi="Times New Roman" w:cs="Times New Roman"/>
+        </w:rPr>
+        <w:t xml:space="preserve"> 1. Organy jednostki samorządu terytorialnego działają na podstawie i w granicach prawa. </w:t>
+      </w:r>
+    </w:p>
+    <w:p>
+      <w:pPr>
+        <w:jc w:val="both"/>
+        <w:rPr>
+          <w:rFonts w:ascii="Times New Roman" w:hAnsi="Times New Roman" w:cs="Times New Roman"/>
+        </w:rPr>
+      </w:pPr>
+      <w:r>
+        <w:rPr>
+          <w:rFonts w:ascii="Times New Roman" w:hAnsi="Times New Roman" w:cs="Times New Roman"/>
+        </w:rPr>
+        <w:t>2. Działalność jednostki samorządu terytorialnego podlega kontroli sądowej z punktu widzenia legalności.</w:t>
+      </w:r>
+    </w:p>
+    <w:p>
+      <w:pPr>
+        <w:jc w:val="both"/>
+        <w:rPr>
+          <w:rFonts w:ascii="Times New Roman" w:hAnsi="Times New Roman" w:cs="Times New Roman"/>
+        </w:rPr>
+      </w:pPr>
+    </w:p>
+    <w:p>
+      <w:pPr>
+        <w:jc w:val="both"/>
+        <w:rPr>
+          <w:rFonts w:ascii="Times New Roman" w:hAnsi="Times New Roman" w:cs="Times New Roman"/>
+        </w:rPr>
+      </w:pPr>
+      <w:r>
+        <w:rPr>
+          <w:rFonts w:ascii="Times New Roman" w:hAnsi="Times New Roman" w:cs="Times New Roman"/>
+          <w:b/>
+          <w:bCs/>
+        </w:rPr>
+        <w:t>Art.</w:t>
+      </w:r>
+      <w:r>
+        <w:rPr>
+          <w:rFonts w:ascii="Times New Roman" w:hAnsi="Times New Roman" w:cs="Times New Roman"/>
+          <w:b/>
+          <w:bCs/>
+        </w:rPr>
+        <w:t xml:space="preserve"> 142.</w:t>
+      </w:r>
+      <w:r>
+        <w:rPr>
+          <w:rFonts w:ascii="Times New Roman" w:hAnsi="Times New Roman" w:cs="Times New Roman"/>
+        </w:rPr>
+        <w:t xml:space="preserve"> </w:t>
+      </w:r>
+      <w:r>
+        <w:rPr>
+          <w:rFonts w:ascii="Times New Roman" w:hAnsi="Times New Roman" w:cs="Times New Roman"/>
+        </w:rPr>
+        <w:t>Organem</w:t>
+      </w:r>
+      <w:r>
+        <w:rPr>
+          <w:rFonts w:ascii="Times New Roman" w:hAnsi="Times New Roman" w:cs="Times New Roman"/>
+        </w:rPr>
+        <w:t xml:space="preserve"> nadzoru </w:t>
+      </w:r>
+      <w:r>
+        <w:rPr>
+          <w:rFonts w:ascii="Times New Roman" w:hAnsi="Times New Roman" w:cs="Times New Roman"/>
+        </w:rPr>
+        <w:t xml:space="preserve">wobec </w:t>
+      </w:r>
+      <w:r>
+        <w:rPr>
+          <w:rFonts w:ascii="Times New Roman" w:hAnsi="Times New Roman" w:cs="Times New Roman"/>
+        </w:rPr>
+        <w:t>działalności jednostek samorządu jest</w:t>
+      </w:r>
+      <w:r>
+        <w:rPr>
+          <w:rFonts w:ascii="Times New Roman" w:hAnsi="Times New Roman" w:cs="Times New Roman"/>
+        </w:rPr>
+        <w:t xml:space="preserve"> przewodniczący Rządu Koronnego</w:t>
+      </w:r>
+      <w:r>
+        <w:rPr>
+          <w:rFonts w:ascii="Times New Roman" w:hAnsi="Times New Roman" w:cs="Times New Roman"/>
+        </w:rPr>
+        <w:t xml:space="preserve"> i właściwe organy mu podległe, ustanowione ustawą</w:t>
+      </w:r>
+      <w:r>
+        <w:rPr>
+          <w:rFonts w:ascii="Times New Roman" w:hAnsi="Times New Roman" w:cs="Times New Roman"/>
+        </w:rPr>
+        <w:t xml:space="preserve">. </w:t>
+      </w:r>
+      <w:r>
+        <w:rPr>
+          <w:rFonts w:ascii="Times New Roman" w:hAnsi="Times New Roman" w:cs="Times New Roman"/>
+        </w:rPr>
+        <w:t xml:space="preserve"> </w:t>
+      </w:r>
+    </w:p>
+    <w:p>
+      <w:pPr>
+        <w:jc w:val="both"/>
+        <w:rPr>
+          <w:rFonts w:ascii="Times New Roman" w:hAnsi="Times New Roman" w:cs="Times New Roman"/>
+        </w:rPr>
+      </w:pPr>
+      <w:r>
+        <w:rPr>
+          <w:rFonts w:ascii="Times New Roman" w:hAnsi="Times New Roman" w:cs="Times New Roman"/>
+        </w:rPr>
+        <w:tab/>
+      </w:r>
+    </w:p>
+    <w:p>
+      <w:pPr>
+        <w:jc w:val="center"/>
+        <w:rPr>
+          <w:rFonts w:ascii="Times New Roman" w:hAnsi="Times New Roman" w:cs="Times New Roman"/>
+        </w:rPr>
+      </w:pPr>
+      <w:r>
+        <w:rPr>
+          <w:rFonts w:ascii="Times New Roman" w:hAnsi="Times New Roman" w:cs="Times New Roman"/>
+        </w:rPr>
+        <w:t>DZIAŁ VI</w:t>
+      </w:r>
+      <w:r>
+        <w:rPr>
+          <w:rFonts w:ascii="Times New Roman" w:hAnsi="Times New Roman" w:cs="Times New Roman"/>
+        </w:rPr>
+        <w:t>II</w:t>
+      </w:r>
+    </w:p>
+    <w:p>
+      <w:pPr>
+        <w:jc w:val="center"/>
+        <w:rPr>
+          <w:rFonts w:ascii="Times New Roman" w:hAnsi="Times New Roman" w:cs="Times New Roman"/>
+          <w:b/>
+          <w:bCs/>
+        </w:rPr>
+      </w:pPr>
+      <w:r>
+        <w:rPr>
+          <w:rFonts w:ascii="Times New Roman" w:hAnsi="Times New Roman" w:cs="Times New Roman"/>
+          <w:b/>
+          <w:bCs/>
+        </w:rPr>
+        <w:t>KORONNY KOŚCIÓŁ IGNISTRIGONA</w:t>
+      </w:r>
+    </w:p>
+    <w:p>
+      <w:pPr>
+        <w:jc w:val="center"/>
+        <w:rPr>
+          <w:rFonts w:ascii="Times New Roman" w:hAnsi="Times New Roman" w:cs="Times New Roman"/>
+        </w:rPr>
+      </w:pPr>
+    </w:p>
+    <w:p>
+      <w:pPr>
+        <w:jc w:val="center"/>
+        <w:rPr>
+          <w:rFonts w:ascii="Times New Roman" w:hAnsi="Times New Roman" w:cs="Times New Roman"/>
+        </w:rPr>
+      </w:pPr>
+      <w:r>
+        <w:rPr>
+          <w:rFonts w:ascii="Times New Roman" w:hAnsi="Times New Roman" w:cs="Times New Roman"/>
+        </w:rPr>
+        <w:t>Rozdział 2</w:t>
+      </w:r>
+      <w:r>
+        <w:rPr>
+          <w:rFonts w:ascii="Times New Roman" w:hAnsi="Times New Roman" w:cs="Times New Roman"/>
+        </w:rPr>
+        <w:t>4</w:t>
+      </w:r>
+      <w:r>
+        <w:rPr>
+          <w:rFonts w:ascii="Times New Roman" w:hAnsi="Times New Roman" w:cs="Times New Roman"/>
+        </w:rPr>
+        <w:t xml:space="preserve"> </w:t>
+      </w:r>
+    </w:p>
+    <w:p>
+      <w:pPr>
+        <w:jc w:val="center"/>
+        <w:rPr>
+          <w:rFonts w:ascii="Times New Roman" w:hAnsi="Times New Roman" w:cs="Times New Roman"/>
+          <w:b/>
+          <w:bCs/>
+        </w:rPr>
+      </w:pPr>
+      <w:r>
+        <w:rPr>
+          <w:rFonts w:ascii="Times New Roman" w:hAnsi="Times New Roman" w:cs="Times New Roman"/>
+          <w:b/>
+          <w:bCs/>
+        </w:rPr>
+        <w:t>Ogólne zasady działania Koronnego Kościoła Ignistrigona</w:t>
+      </w:r>
+    </w:p>
+    <w:p>
+      <w:pPr>
+        <w:jc w:val="both"/>
+        <w:rPr>
+          <w:rFonts w:ascii="Times New Roman" w:hAnsi="Times New Roman" w:cs="Times New Roman"/>
+        </w:rPr>
+      </w:pPr>
+    </w:p>
+    <w:p>
+      <w:pPr>
+        <w:jc w:val="both"/>
+        <w:rPr>
+          <w:rFonts w:ascii="Times New Roman" w:hAnsi="Times New Roman" w:cs="Times New Roman"/>
+        </w:rPr>
+      </w:pPr>
+      <w:r>
+        <w:rPr>
+          <w:rFonts w:ascii="Times New Roman" w:hAnsi="Times New Roman" w:cs="Times New Roman"/>
+          <w:b/>
+          <w:bCs/>
+        </w:rPr>
+        <w:t xml:space="preserve">Art. </w:t>
+      </w:r>
+      <w:r>
+        <w:rPr>
+          <w:rFonts w:ascii="Times New Roman" w:hAnsi="Times New Roman" w:cs="Times New Roman"/>
+          <w:b/>
+          <w:bCs/>
+        </w:rPr>
+        <w:t>143.</w:t>
+      </w:r>
+      <w:r>
+        <w:rPr>
+          <w:rFonts w:ascii="Times New Roman" w:hAnsi="Times New Roman" w:cs="Times New Roman"/>
+        </w:rPr>
+        <w:t xml:space="preserve"> </w:t>
+      </w:r>
+      <w:r>
+        <w:rPr>
+          <w:rFonts w:ascii="Times New Roman" w:hAnsi="Times New Roman" w:cs="Times New Roman"/>
+        </w:rPr>
         <w:t xml:space="preserve">1. </w:t>
       </w:r>
       <w:r>
         <w:rPr>
           <w:rFonts w:ascii="Times New Roman" w:hAnsi="Times New Roman" w:cs="Times New Roman"/>
         </w:rPr>
-        <w:t xml:space="preserve">Inkwizycja Koronna stoi na straży prawa </w:t>
-      </w:r>
-      <w:r>
-        <w:rPr>
-          <w:rFonts w:ascii="Times New Roman" w:hAnsi="Times New Roman" w:cs="Times New Roman"/>
-        </w:rPr>
-        <w:t>koronnego</w:t>
-      </w:r>
-      <w:r>
-        <w:rPr>
-          <w:rFonts w:ascii="Times New Roman" w:hAnsi="Times New Roman" w:cs="Times New Roman"/>
-        </w:rPr>
-        <w:t xml:space="preserve"> i prawa naturalnego </w:t>
-      </w:r>
-      <w:r>
-        <w:rPr>
-          <w:rFonts w:ascii="Times New Roman" w:hAnsi="Times New Roman" w:cs="Times New Roman"/>
-        </w:rPr>
-        <w:t>oraz</w:t>
-      </w:r>
-      <w:r>
-        <w:rPr>
-          <w:rFonts w:ascii="Times New Roman" w:hAnsi="Times New Roman" w:cs="Times New Roman"/>
-        </w:rPr>
-        <w:t xml:space="preserve"> wykonuje zadania z zakresu ścigania przestępstw</w:t>
-      </w:r>
-      <w:r>
-        <w:rPr>
-          <w:rFonts w:ascii="Times New Roman" w:hAnsi="Times New Roman" w:cs="Times New Roman"/>
-        </w:rPr>
-        <w:t xml:space="preserve"> koronnych</w:t>
+        <w:t>Koronny Kościół Ignistrigona jest narodowym kościołem Korony Krulestwa Multikont</w:t>
+      </w:r>
+      <w:r>
+        <w:rPr>
+          <w:rFonts w:ascii="Times New Roman" w:hAnsi="Times New Roman" w:cs="Times New Roman"/>
+        </w:rPr>
+        <w:t xml:space="preserve">, wspierającym </w:t>
+      </w:r>
+      <w:r>
+        <w:rPr>
+          <w:rFonts w:ascii="Times New Roman" w:hAnsi="Times New Roman" w:cs="Times New Roman"/>
+        </w:rPr>
+        <w:t>obywateli w dążeniu do realizacji porządku naturalnego</w:t>
+      </w:r>
+      <w:r>
+        <w:rPr>
+          <w:rFonts w:ascii="Times New Roman" w:hAnsi="Times New Roman" w:cs="Times New Roman"/>
+        </w:rPr>
+        <w:t>.</w:t>
+      </w:r>
+    </w:p>
+    <w:p>
+      <w:pPr>
+        <w:jc w:val="both"/>
+        <w:rPr>
+          <w:rFonts w:ascii="Times New Roman" w:hAnsi="Times New Roman" w:cs="Times New Roman"/>
+        </w:rPr>
+      </w:pPr>
+      <w:r>
+        <w:rPr>
+          <w:rFonts w:ascii="Times New Roman" w:hAnsi="Times New Roman" w:cs="Times New Roman"/>
+        </w:rPr>
+        <w:t>2. Koronny Kościół Ignistrigona jest kierowany i finansowany przez organy Korony Krulestwa Multikont.</w:t>
+      </w:r>
+    </w:p>
+    <w:p>
+      <w:pPr>
+        <w:jc w:val="both"/>
+        <w:rPr>
+          <w:rFonts w:ascii="Times New Roman" w:hAnsi="Times New Roman" w:cs="Times New Roman"/>
+        </w:rPr>
+      </w:pPr>
+      <w:r>
+        <w:rPr>
+          <w:rFonts w:ascii="Times New Roman" w:hAnsi="Times New Roman" w:cs="Times New Roman"/>
+        </w:rPr>
+        <w:t>3. Koronny Kościół Ignistrigona stanowi część Świętego Kościoła Lewosławia.</w:t>
+      </w:r>
+    </w:p>
+    <w:p>
+      <w:pPr>
+        <w:jc w:val="both"/>
+        <w:rPr>
+          <w:rFonts w:ascii="Times New Roman" w:hAnsi="Times New Roman" w:cs="Times New Roman"/>
+        </w:rPr>
+      </w:pPr>
+    </w:p>
+    <w:p>
+      <w:pPr>
+        <w:jc w:val="both"/>
+        <w:rPr>
+          <w:rFonts w:ascii="Times New Roman" w:hAnsi="Times New Roman" w:cs="Times New Roman"/>
+        </w:rPr>
+      </w:pPr>
+      <w:r>
+        <w:rPr>
+          <w:rFonts w:ascii="Times New Roman" w:hAnsi="Times New Roman" w:cs="Times New Roman"/>
+          <w:b/>
+          <w:bCs/>
+        </w:rPr>
+        <w:t>Art.</w:t>
+      </w:r>
+      <w:r>
+        <w:rPr>
+          <w:rFonts w:ascii="Times New Roman" w:hAnsi="Times New Roman" w:cs="Times New Roman"/>
+          <w:b/>
+          <w:bCs/>
+        </w:rPr>
+        <w:t xml:space="preserve"> 144.</w:t>
+      </w:r>
+      <w:r>
+        <w:rPr>
+          <w:rFonts w:ascii="Times New Roman" w:hAnsi="Times New Roman" w:cs="Times New Roman"/>
+        </w:rPr>
+        <w:t xml:space="preserve"> 1. Głową Koronnego Kościoła Ignistrigona </w:t>
+      </w:r>
+      <w:r>
+        <w:rPr>
+          <w:rFonts w:ascii="Times New Roman" w:hAnsi="Times New Roman" w:cs="Times New Roman"/>
+        </w:rPr>
+        <w:t>jest Krul Multikont.</w:t>
+      </w:r>
+    </w:p>
+    <w:p>
+      <w:pPr>
+        <w:jc w:val="both"/>
+        <w:rPr>
+          <w:rFonts w:ascii="Times New Roman" w:hAnsi="Times New Roman" w:cs="Times New Roman"/>
+        </w:rPr>
+      </w:pPr>
+      <w:r>
+        <w:rPr>
+          <w:rFonts w:ascii="Times New Roman" w:hAnsi="Times New Roman" w:cs="Times New Roman"/>
+        </w:rPr>
+        <w:lastRenderedPageBreak/>
+        <w:t xml:space="preserve">2. Krul Multikont wykonuje </w:t>
+      </w:r>
+      <w:r>
+        <w:rPr>
+          <w:rFonts w:ascii="Times New Roman" w:hAnsi="Times New Roman" w:cs="Times New Roman"/>
+        </w:rPr>
+        <w:t xml:space="preserve">zadania z zakresu duchowego przewodnictwa nad Kościołem przy pomocy Arcybiskupa Koronnego Kościoła Ignistrigona i biskupów </w:t>
+      </w:r>
+      <w:r>
+        <w:rPr>
+          <w:rFonts w:ascii="Times New Roman" w:hAnsi="Times New Roman" w:cs="Times New Roman"/>
+        </w:rPr>
+        <w:t>katedralnych.</w:t>
+      </w:r>
+    </w:p>
+    <w:p>
+      <w:pPr>
+        <w:jc w:val="both"/>
+        <w:rPr>
+          <w:rFonts w:ascii="Times New Roman" w:hAnsi="Times New Roman" w:cs="Times New Roman"/>
+        </w:rPr>
+      </w:pPr>
+    </w:p>
+    <w:p>
+      <w:pPr>
+        <w:jc w:val="both"/>
+        <w:rPr>
+          <w:rFonts w:ascii="Times New Roman" w:hAnsi="Times New Roman" w:cs="Times New Roman"/>
+        </w:rPr>
+      </w:pPr>
+      <w:r>
+        <w:rPr>
+          <w:rFonts w:ascii="Times New Roman" w:hAnsi="Times New Roman" w:cs="Times New Roman"/>
+          <w:b/>
+          <w:bCs/>
+        </w:rPr>
+        <w:t xml:space="preserve">Art. </w:t>
+      </w:r>
+      <w:r>
+        <w:rPr>
+          <w:rFonts w:ascii="Times New Roman" w:hAnsi="Times New Roman" w:cs="Times New Roman"/>
+          <w:b/>
+          <w:bCs/>
+        </w:rPr>
+        <w:t>145.</w:t>
+      </w:r>
+      <w:r>
+        <w:rPr>
+          <w:rFonts w:ascii="Times New Roman" w:hAnsi="Times New Roman" w:cs="Times New Roman"/>
+        </w:rPr>
+        <w:t xml:space="preserve"> </w:t>
+      </w:r>
+      <w:r>
+        <w:rPr>
+          <w:rFonts w:ascii="Times New Roman" w:hAnsi="Times New Roman" w:cs="Times New Roman"/>
+        </w:rPr>
+        <w:t xml:space="preserve">Senat Koronny stanowi prawo religijne Koronnego Kościoła Ignistrigona. </w:t>
+      </w:r>
+      <w:r>
+        <w:rPr>
+          <w:rFonts w:ascii="Times New Roman" w:hAnsi="Times New Roman" w:cs="Times New Roman"/>
+        </w:rPr>
+        <w:t>Prawo religijne Koronnego Kościoła Ignistrigona nie podlega publikacji w Krulewskim Dzienniku Ustaw i obowiązuje tylko wiernych i uduchowionych Kościoła</w:t>
+      </w:r>
+      <w:r>
+        <w:rPr>
+          <w:rFonts w:ascii="Times New Roman" w:hAnsi="Times New Roman" w:cs="Times New Roman"/>
+        </w:rPr>
+        <w:t>, jednak podlega kontroli Wysokiego Trybunału Koronnego</w:t>
+      </w:r>
+      <w:r>
+        <w:rPr>
+          <w:rFonts w:ascii="Times New Roman" w:hAnsi="Times New Roman" w:cs="Times New Roman"/>
+        </w:rPr>
+        <w:t>.</w:t>
+      </w:r>
+    </w:p>
+    <w:p>
+      <w:pPr>
+        <w:jc w:val="both"/>
+        <w:rPr>
+          <w:rFonts w:ascii="Times New Roman" w:hAnsi="Times New Roman" w:cs="Times New Roman"/>
+        </w:rPr>
+      </w:pPr>
+    </w:p>
+    <w:p>
+      <w:pPr>
+        <w:jc w:val="both"/>
+        <w:rPr>
+          <w:rFonts w:ascii="Times New Roman" w:hAnsi="Times New Roman" w:cs="Times New Roman"/>
+        </w:rPr>
+      </w:pPr>
+      <w:r>
+        <w:rPr>
+          <w:rFonts w:ascii="Times New Roman" w:hAnsi="Times New Roman" w:cs="Times New Roman"/>
+          <w:b/>
+          <w:bCs/>
+        </w:rPr>
+        <w:t>Art.</w:t>
+      </w:r>
+      <w:r>
+        <w:rPr>
+          <w:rFonts w:ascii="Times New Roman" w:hAnsi="Times New Roman" w:cs="Times New Roman"/>
+          <w:b/>
+          <w:bCs/>
+        </w:rPr>
+        <w:t xml:space="preserve"> 146.</w:t>
+      </w:r>
+      <w:r>
+        <w:rPr>
+          <w:rFonts w:ascii="Times New Roman" w:hAnsi="Times New Roman" w:cs="Times New Roman"/>
+        </w:rPr>
+        <w:t xml:space="preserve"> Uduchowieni Koronnego Kościoła Ignistrigona mogą sprawować funkcje publiczne</w:t>
+      </w:r>
+      <w:r>
+        <w:rPr>
+          <w:rFonts w:ascii="Times New Roman" w:hAnsi="Times New Roman" w:cs="Times New Roman"/>
+        </w:rPr>
+        <w:t xml:space="preserve"> w Koronie Krulestwa Multikont</w:t>
+      </w:r>
+      <w:r>
+        <w:rPr>
+          <w:rFonts w:ascii="Times New Roman" w:hAnsi="Times New Roman" w:cs="Times New Roman"/>
+        </w:rPr>
+        <w:t>.</w:t>
+      </w:r>
+    </w:p>
+    <w:p>
+      <w:pPr>
+        <w:jc w:val="both"/>
+        <w:rPr>
+          <w:rFonts w:ascii="Times New Roman" w:hAnsi="Times New Roman" w:cs="Times New Roman"/>
+        </w:rPr>
+      </w:pPr>
+    </w:p>
+    <w:p>
+      <w:pPr>
+        <w:jc w:val="both"/>
+        <w:rPr>
+          <w:rFonts w:ascii="Times New Roman" w:hAnsi="Times New Roman" w:cs="Times New Roman"/>
+        </w:rPr>
+      </w:pPr>
+      <w:r>
+        <w:rPr>
+          <w:rFonts w:ascii="Times New Roman" w:hAnsi="Times New Roman" w:cs="Times New Roman"/>
+          <w:b/>
+          <w:bCs/>
+        </w:rPr>
+        <w:t>Art.</w:t>
+      </w:r>
+      <w:r>
+        <w:rPr>
+          <w:rFonts w:ascii="Times New Roman" w:hAnsi="Times New Roman" w:cs="Times New Roman"/>
+          <w:b/>
+          <w:bCs/>
+        </w:rPr>
+        <w:t xml:space="preserve"> 147.</w:t>
+      </w:r>
+      <w:r>
+        <w:rPr>
+          <w:rFonts w:ascii="Times New Roman" w:hAnsi="Times New Roman" w:cs="Times New Roman"/>
+        </w:rPr>
+        <w:t xml:space="preserve"> </w:t>
+      </w:r>
+      <w:r>
+        <w:rPr>
+          <w:rFonts w:ascii="Times New Roman" w:hAnsi="Times New Roman" w:cs="Times New Roman"/>
+        </w:rPr>
+        <w:t>Szczegóły dotyczące ustroju Kościoła oraz praw i obowiązków wiernych i uduchowionych regulują właściwa umowa międzynarodowa zawarta ze Świętym Kościołem Lewosławia oraz ustawy.</w:t>
+      </w:r>
+    </w:p>
+    <w:p>
+      <w:pPr>
+        <w:jc w:val="both"/>
+        <w:rPr>
+          <w:rFonts w:ascii="Times New Roman" w:hAnsi="Times New Roman" w:cs="Times New Roman"/>
+        </w:rPr>
+      </w:pPr>
+    </w:p>
+    <w:p>
+      <w:pPr>
+        <w:jc w:val="center"/>
+        <w:rPr>
+          <w:rFonts w:ascii="Times New Roman" w:hAnsi="Times New Roman" w:cs="Times New Roman"/>
+        </w:rPr>
+      </w:pPr>
+      <w:r>
+        <w:rPr>
+          <w:rFonts w:ascii="Times New Roman" w:hAnsi="Times New Roman" w:cs="Times New Roman"/>
+        </w:rPr>
+        <w:t xml:space="preserve">DZIAŁ </w:t>
+      </w:r>
+      <w:r>
+        <w:rPr>
+          <w:rFonts w:ascii="Times New Roman" w:hAnsi="Times New Roman" w:cs="Times New Roman"/>
+        </w:rPr>
+        <w:t>IX</w:t>
+      </w:r>
+    </w:p>
+    <w:p>
+      <w:pPr>
+        <w:jc w:val="center"/>
+        <w:rPr>
+          <w:rFonts w:ascii="Times New Roman" w:hAnsi="Times New Roman" w:cs="Times New Roman"/>
+          <w:b/>
+          <w:bCs/>
+        </w:rPr>
+      </w:pPr>
+      <w:r>
+        <w:rPr>
+          <w:rFonts w:ascii="Times New Roman" w:hAnsi="Times New Roman" w:cs="Times New Roman"/>
+          <w:b/>
+          <w:bCs/>
+        </w:rPr>
+        <w:t>POSTANOWIENIA KOŃCOWE</w:t>
+      </w:r>
+    </w:p>
+    <w:p>
+      <w:pPr>
+        <w:jc w:val="center"/>
+        <w:rPr>
+          <w:rFonts w:ascii="Times New Roman" w:hAnsi="Times New Roman" w:cs="Times New Roman"/>
+        </w:rPr>
+      </w:pPr>
+    </w:p>
+    <w:p>
+      <w:pPr>
+        <w:jc w:val="center"/>
+        <w:rPr>
+          <w:rFonts w:ascii="Times New Roman" w:hAnsi="Times New Roman" w:cs="Times New Roman"/>
+        </w:rPr>
+      </w:pPr>
+      <w:r>
+        <w:rPr>
+          <w:rFonts w:ascii="Times New Roman" w:hAnsi="Times New Roman" w:cs="Times New Roman"/>
+        </w:rPr>
+        <w:t xml:space="preserve">Rozdział 25 </w:t>
+      </w:r>
+    </w:p>
+    <w:p>
+      <w:pPr>
+        <w:jc w:val="center"/>
+        <w:rPr>
+          <w:rFonts w:ascii="Times New Roman" w:hAnsi="Times New Roman" w:cs="Times New Roman"/>
+          <w:b/>
+          <w:bCs/>
+        </w:rPr>
+      </w:pPr>
+      <w:r>
+        <w:rPr>
+          <w:rFonts w:ascii="Times New Roman" w:hAnsi="Times New Roman" w:cs="Times New Roman"/>
+          <w:b/>
+          <w:bCs/>
+        </w:rPr>
+        <w:t>Procedura zmiany Konstytucji</w:t>
+      </w:r>
+    </w:p>
+    <w:p>
+      <w:pPr>
+        <w:jc w:val="both"/>
+        <w:rPr>
+          <w:rFonts w:ascii="Times New Roman" w:hAnsi="Times New Roman" w:cs="Times New Roman"/>
+        </w:rPr>
+      </w:pPr>
+    </w:p>
+    <w:p>
+      <w:pPr>
+        <w:jc w:val="both"/>
+        <w:rPr>
+          <w:rFonts w:ascii="Times New Roman" w:hAnsi="Times New Roman" w:cs="Times New Roman"/>
+        </w:rPr>
+      </w:pPr>
+      <w:r>
+        <w:rPr>
+          <w:rFonts w:ascii="Times New Roman" w:hAnsi="Times New Roman" w:cs="Times New Roman"/>
+          <w:b/>
+          <w:bCs/>
+        </w:rPr>
+        <w:t xml:space="preserve">Art. </w:t>
+      </w:r>
+      <w:r>
+        <w:rPr>
+          <w:rFonts w:ascii="Times New Roman" w:hAnsi="Times New Roman" w:cs="Times New Roman"/>
+          <w:b/>
+          <w:bCs/>
+        </w:rPr>
+        <w:t>148.</w:t>
+      </w:r>
+      <w:r>
+        <w:rPr>
+          <w:rFonts w:ascii="Times New Roman" w:hAnsi="Times New Roman" w:cs="Times New Roman"/>
+        </w:rPr>
+        <w:t xml:space="preserve"> </w:t>
+      </w:r>
+      <w:r>
+        <w:rPr>
+          <w:rFonts w:ascii="Times New Roman" w:hAnsi="Times New Roman" w:cs="Times New Roman"/>
+        </w:rPr>
+        <w:t>Zmiany Konstytucji dokonuje Krul na wniosek Senatu</w:t>
+      </w:r>
+      <w:r>
+        <w:rPr>
+          <w:rFonts w:ascii="Times New Roman" w:hAnsi="Times New Roman" w:cs="Times New Roman"/>
+        </w:rPr>
+        <w:t xml:space="preserve"> lub</w:t>
+      </w:r>
+      <w:r>
+        <w:rPr>
+          <w:rFonts w:ascii="Times New Roman" w:hAnsi="Times New Roman" w:cs="Times New Roman"/>
+        </w:rPr>
+        <w:t xml:space="preserve"> co najmniej połowy parlamentów regionalnych</w:t>
+      </w:r>
+      <w:r>
+        <w:rPr>
+          <w:rFonts w:ascii="Times New Roman" w:hAnsi="Times New Roman" w:cs="Times New Roman"/>
+        </w:rPr>
+        <w:t>.</w:t>
+      </w:r>
+    </w:p>
+    <w:p>
+      <w:pPr>
+        <w:jc w:val="both"/>
+        <w:rPr>
+          <w:rFonts w:ascii="Times New Roman" w:hAnsi="Times New Roman" w:cs="Times New Roman"/>
+        </w:rPr>
+      </w:pPr>
+    </w:p>
+    <w:p>
+      <w:pPr>
+        <w:jc w:val="center"/>
+        <w:rPr>
+          <w:rFonts w:ascii="Times New Roman" w:hAnsi="Times New Roman" w:cs="Times New Roman"/>
+        </w:rPr>
+      </w:pPr>
+      <w:r>
+        <w:rPr>
+          <w:rFonts w:ascii="Times New Roman" w:hAnsi="Times New Roman" w:cs="Times New Roman"/>
+        </w:rPr>
+        <w:t>Rozdział 26</w:t>
+      </w:r>
+    </w:p>
+    <w:p>
+      <w:pPr>
+        <w:jc w:val="center"/>
+        <w:rPr>
+          <w:rFonts w:ascii="Times New Roman" w:hAnsi="Times New Roman" w:cs="Times New Roman"/>
+          <w:b/>
+          <w:bCs/>
+        </w:rPr>
+      </w:pPr>
+      <w:r>
+        <w:rPr>
+          <w:rFonts w:ascii="Times New Roman" w:hAnsi="Times New Roman" w:cs="Times New Roman"/>
+          <w:b/>
+          <w:bCs/>
+        </w:rPr>
+        <w:t>Przepisy przejściowe</w:t>
+      </w:r>
+      <w:r>
+        <w:rPr>
+          <w:rFonts w:ascii="Times New Roman" w:hAnsi="Times New Roman" w:cs="Times New Roman"/>
+          <w:b/>
+          <w:bCs/>
+        </w:rPr>
+        <w:t xml:space="preserve"> i końcowe</w:t>
+      </w:r>
+    </w:p>
+    <w:p>
+      <w:pPr>
+        <w:jc w:val="both"/>
+        <w:rPr>
+          <w:rFonts w:ascii="Times New Roman" w:hAnsi="Times New Roman" w:cs="Times New Roman"/>
+        </w:rPr>
+      </w:pPr>
+    </w:p>
+    <w:p>
+      <w:pPr>
+        <w:jc w:val="both"/>
+        <w:rPr>
+          <w:rFonts w:ascii="Times New Roman" w:hAnsi="Times New Roman" w:cs="Times New Roman"/>
+        </w:rPr>
+      </w:pPr>
+      <w:r>
+        <w:rPr>
+          <w:rFonts w:ascii="Times New Roman" w:hAnsi="Times New Roman" w:cs="Times New Roman"/>
+          <w:b/>
+          <w:bCs/>
+        </w:rPr>
+        <w:t xml:space="preserve">Art. 149. </w:t>
+      </w:r>
+      <w:r>
+        <w:rPr>
+          <w:rFonts w:ascii="Times New Roman" w:hAnsi="Times New Roman" w:cs="Times New Roman"/>
+        </w:rPr>
+        <w:t>Trac</w:t>
+      </w:r>
+      <w:r>
+        <w:rPr>
+          <w:rFonts w:ascii="Times New Roman" w:hAnsi="Times New Roman" w:cs="Times New Roman"/>
+        </w:rPr>
+        <w:t>ą</w:t>
+      </w:r>
+      <w:r>
+        <w:rPr>
+          <w:rFonts w:ascii="Times New Roman" w:hAnsi="Times New Roman" w:cs="Times New Roman"/>
+        </w:rPr>
+        <w:t xml:space="preserve"> moc </w:t>
+      </w:r>
+      <w:r>
+        <w:rPr>
+          <w:rFonts w:ascii="Times New Roman" w:hAnsi="Times New Roman" w:cs="Times New Roman"/>
+        </w:rPr>
+        <w:t>obowiązującą</w:t>
+      </w:r>
+      <w:r>
+        <w:rPr>
+          <w:rFonts w:ascii="Times New Roman" w:hAnsi="Times New Roman" w:cs="Times New Roman"/>
+        </w:rPr>
+        <w:t>:</w:t>
+      </w:r>
+      <w:r>
+        <w:rPr>
+          <w:rFonts w:ascii="Times New Roman" w:hAnsi="Times New Roman" w:cs="Times New Roman"/>
+        </w:rPr>
+        <w:t xml:space="preserve"> </w:t>
+      </w:r>
+      <w:r>
+        <w:rPr>
+          <w:rFonts w:ascii="Times New Roman" w:hAnsi="Times New Roman" w:cs="Times New Roman"/>
+        </w:rPr>
+        <w:t>Konstytucja Krulestwa Multikont z 1.01.2023 r.</w:t>
+      </w:r>
+      <w:r>
+        <w:rPr>
+          <w:rFonts w:ascii="Times New Roman" w:hAnsi="Times New Roman" w:cs="Times New Roman"/>
+        </w:rPr>
+        <w:t xml:space="preserve"> </w:t>
+      </w:r>
+      <w:r>
+        <w:rPr>
+          <w:rFonts w:ascii="Times New Roman" w:hAnsi="Times New Roman" w:cs="Times New Roman"/>
+        </w:rPr>
+        <w:t xml:space="preserve">(Kr. Dz. U. z 2023 r. poz. 1), Dekret Konstytucyjny z 29.08.2024 r. o arystokratycznej polityce rodowej i przywilejach szlacheckich </w:t>
+      </w:r>
+      <w:r>
+        <w:rPr>
+          <w:rFonts w:ascii="Times New Roman" w:hAnsi="Times New Roman" w:cs="Times New Roman"/>
+        </w:rPr>
+        <w:t xml:space="preserve">(Kr. Dz. U. z 2024 r. poz. 18) </w:t>
+      </w:r>
+      <w:r>
+        <w:rPr>
+          <w:rFonts w:ascii="Times New Roman" w:hAnsi="Times New Roman" w:cs="Times New Roman"/>
+        </w:rPr>
+        <w:t xml:space="preserve">oraz </w:t>
+      </w:r>
+      <w:r>
+        <w:rPr>
+          <w:rFonts w:ascii="Times New Roman" w:hAnsi="Times New Roman" w:cs="Times New Roman"/>
+        </w:rPr>
+        <w:t>Dekret Konstytucyjny z 14.01.2025 r. o źródłach prawa w Krulestwie Multikont (Kr. Dz. U. z 2025 r. poz. 2)</w:t>
+      </w:r>
+      <w:r>
+        <w:rPr>
+          <w:rFonts w:ascii="Times New Roman" w:hAnsi="Times New Roman" w:cs="Times New Roman"/>
+        </w:rPr>
+        <w:t>.</w:t>
+      </w:r>
+    </w:p>
+    <w:p>
+      <w:pPr>
+        <w:jc w:val="both"/>
+        <w:rPr>
+          <w:rFonts w:ascii="Times New Roman" w:hAnsi="Times New Roman" w:cs="Times New Roman"/>
+        </w:rPr>
+      </w:pPr>
+    </w:p>
+    <w:p>
+      <w:pPr>
+        <w:jc w:val="both"/>
+        <w:rPr>
+          <w:rFonts w:ascii="Times New Roman" w:hAnsi="Times New Roman" w:cs="Times New Roman"/>
+        </w:rPr>
+      </w:pPr>
+      <w:r>
+        <w:rPr>
+          <w:rFonts w:ascii="Times New Roman" w:hAnsi="Times New Roman" w:cs="Times New Roman"/>
+          <w:b/>
+          <w:bCs/>
+        </w:rPr>
+        <w:t xml:space="preserve">Art. </w:t>
+      </w:r>
+      <w:r>
+        <w:rPr>
+          <w:rFonts w:ascii="Times New Roman" w:hAnsi="Times New Roman" w:cs="Times New Roman"/>
+          <w:b/>
+          <w:bCs/>
+        </w:rPr>
+        <w:t>1</w:t>
+      </w:r>
+      <w:r>
+        <w:rPr>
+          <w:rFonts w:ascii="Times New Roman" w:hAnsi="Times New Roman" w:cs="Times New Roman"/>
+          <w:b/>
+          <w:bCs/>
+        </w:rPr>
+        <w:t>50</w:t>
+      </w:r>
+      <w:r>
+        <w:rPr>
+          <w:rFonts w:ascii="Times New Roman" w:hAnsi="Times New Roman" w:cs="Times New Roman"/>
+          <w:b/>
+          <w:bCs/>
+        </w:rPr>
+        <w:t>.</w:t>
+      </w:r>
+      <w:r>
+        <w:rPr>
+          <w:rFonts w:ascii="Times New Roman" w:hAnsi="Times New Roman" w:cs="Times New Roman"/>
+        </w:rPr>
+        <w:t xml:space="preserve"> </w:t>
+      </w:r>
+      <w:r>
+        <w:rPr>
+          <w:rFonts w:ascii="Times New Roman" w:hAnsi="Times New Roman" w:cs="Times New Roman"/>
+        </w:rPr>
+        <w:t>Niniejsza Konstytucja</w:t>
+      </w:r>
+      <w:r>
+        <w:rPr>
+          <w:rFonts w:ascii="Times New Roman" w:hAnsi="Times New Roman" w:cs="Times New Roman"/>
+        </w:rPr>
+        <w:t>, za wyjątkiem tego przepisu, który wchodzi w życie z dniem publikacji niniejszej Konstytucji,</w:t>
+      </w:r>
+      <w:r>
+        <w:rPr>
+          <w:rFonts w:ascii="Times New Roman" w:hAnsi="Times New Roman" w:cs="Times New Roman"/>
+        </w:rPr>
+        <w:t xml:space="preserve"> wchodzi w życie z dniem </w:t>
+      </w:r>
+      <w:r>
+        <w:rPr>
+          <w:rFonts w:ascii="Times New Roman" w:hAnsi="Times New Roman" w:cs="Times New Roman"/>
+        </w:rPr>
+        <w:t>wejścia w życie ustaw wprowadzając</w:t>
+      </w:r>
+      <w:r>
+        <w:rPr>
+          <w:rFonts w:ascii="Times New Roman" w:hAnsi="Times New Roman" w:cs="Times New Roman"/>
+        </w:rPr>
+        <w:t>ych</w:t>
+      </w:r>
+      <w:r>
+        <w:rPr>
+          <w:rFonts w:ascii="Times New Roman" w:hAnsi="Times New Roman" w:cs="Times New Roman"/>
+        </w:rPr>
+        <w:t xml:space="preserve"> </w:t>
+      </w:r>
+      <w:r>
+        <w:rPr>
+          <w:rFonts w:ascii="Times New Roman" w:hAnsi="Times New Roman" w:cs="Times New Roman"/>
+        </w:rPr>
+        <w:t xml:space="preserve">niniejszą </w:t>
+      </w:r>
+      <w:r>
+        <w:rPr>
+          <w:rFonts w:ascii="Times New Roman" w:hAnsi="Times New Roman" w:cs="Times New Roman"/>
+        </w:rPr>
+        <w:t>Konstytucję</w:t>
+      </w:r>
+      <w:r>
+        <w:rPr>
+          <w:rFonts w:ascii="Times New Roman" w:hAnsi="Times New Roman" w:cs="Times New Roman"/>
+        </w:rPr>
+        <w:t xml:space="preserve"> i dostosowując</w:t>
+      </w:r>
+      <w:r>
+        <w:rPr>
+          <w:rFonts w:ascii="Times New Roman" w:hAnsi="Times New Roman" w:cs="Times New Roman"/>
+        </w:rPr>
+        <w:t>ych</w:t>
+      </w:r>
+      <w:r>
+        <w:rPr>
+          <w:rFonts w:ascii="Times New Roman" w:hAnsi="Times New Roman" w:cs="Times New Roman"/>
+        </w:rPr>
+        <w:t xml:space="preserve"> obowiązujący stan prawny </w:t>
+      </w:r>
+      <w:r>
+        <w:rPr>
+          <w:rFonts w:ascii="Times New Roman" w:hAnsi="Times New Roman" w:cs="Times New Roman"/>
+        </w:rPr>
+        <w:t>do nowego stanu ustrojowego.</w:t>
+      </w:r>
+      <w:r>
+        <w:rPr>
+          <w:rFonts w:ascii="Times New Roman" w:hAnsi="Times New Roman" w:cs="Times New Roman"/>
+        </w:rPr>
+        <w:t xml:space="preserve"> O spełnieniu </w:t>
+      </w:r>
+      <w:r>
+        <w:rPr>
+          <w:rFonts w:ascii="Times New Roman" w:hAnsi="Times New Roman" w:cs="Times New Roman"/>
+        </w:rPr>
+        <w:t>wskazanej w zdaniu pierwszym</w:t>
+      </w:r>
+      <w:r>
+        <w:rPr>
+          <w:rFonts w:ascii="Times New Roman" w:hAnsi="Times New Roman" w:cs="Times New Roman"/>
+        </w:rPr>
+        <w:t xml:space="preserve"> przesłanki rozsądzi Krul w formie obwieszczenia </w:t>
+      </w:r>
+      <w:r>
+        <w:rPr>
+          <w:rFonts w:ascii="Times New Roman" w:hAnsi="Times New Roman" w:cs="Times New Roman"/>
+        </w:rPr>
+        <w:t>o</w:t>
+      </w:r>
+      <w:r>
+        <w:rPr>
+          <w:rFonts w:ascii="Times New Roman" w:hAnsi="Times New Roman" w:cs="Times New Roman"/>
+        </w:rPr>
+        <w:t xml:space="preserve">publikowanego w </w:t>
+      </w:r>
+      <w:r>
+        <w:rPr>
+          <w:rFonts w:ascii="Times New Roman" w:hAnsi="Times New Roman" w:cs="Times New Roman"/>
+        </w:rPr>
+        <w:t>Krulewskim Dzienniku Ustaw.</w:t>
+      </w:r>
+    </w:p>
+    <w:p>
+      <w:pPr>
+        <w:jc w:val="both"/>
+        <w:rPr>
+          <w:rFonts w:ascii="Times New Roman" w:hAnsi="Times New Roman" w:cs="Times New Roman"/>
+        </w:rPr>
+      </w:pPr>
+    </w:p>
+    <w:p>
+      <w:pPr>
+        <w:jc w:val="both"/>
+        <w:rPr>
+          <w:rFonts w:ascii="Times New Roman" w:hAnsi="Times New Roman" w:cs="Times New Roman"/>
+        </w:rPr>
+      </w:pPr>
+      <w:r>
+        <w:rPr>
+          <w:rFonts w:ascii="Times New Roman" w:hAnsi="Times New Roman" w:cs="Times New Roman"/>
+          <w:b/>
+          <w:bCs/>
+        </w:rPr>
+        <w:lastRenderedPageBreak/>
+        <w:t>Art.</w:t>
+      </w:r>
+      <w:r>
+        <w:rPr>
+          <w:rFonts w:ascii="Times New Roman" w:hAnsi="Times New Roman" w:cs="Times New Roman"/>
+          <w:b/>
+          <w:bCs/>
+        </w:rPr>
+        <w:t xml:space="preserve"> 15</w:t>
+      </w:r>
+      <w:r>
+        <w:rPr>
+          <w:rFonts w:ascii="Times New Roman" w:hAnsi="Times New Roman" w:cs="Times New Roman"/>
+          <w:b/>
+          <w:bCs/>
+        </w:rPr>
+        <w:t>1</w:t>
+      </w:r>
+      <w:r>
+        <w:rPr>
+          <w:rFonts w:ascii="Times New Roman" w:hAnsi="Times New Roman" w:cs="Times New Roman"/>
+          <w:b/>
+          <w:bCs/>
+        </w:rPr>
+        <w:t>.</w:t>
+      </w:r>
+      <w:r>
+        <w:rPr>
+          <w:rFonts w:ascii="Times New Roman" w:hAnsi="Times New Roman" w:cs="Times New Roman"/>
+        </w:rPr>
+        <w:t xml:space="preserve"> 1. Wszelkie kwestie </w:t>
+      </w:r>
+      <w:r>
+        <w:rPr>
+          <w:rFonts w:ascii="Times New Roman" w:hAnsi="Times New Roman" w:cs="Times New Roman"/>
+        </w:rPr>
+        <w:t>zasadnicze</w:t>
+      </w:r>
+      <w:r>
+        <w:rPr>
+          <w:rFonts w:ascii="Times New Roman" w:hAnsi="Times New Roman" w:cs="Times New Roman"/>
+        </w:rPr>
+        <w:t xml:space="preserve"> ustrojowo lub dotyczące </w:t>
+      </w:r>
+      <w:r>
+        <w:rPr>
+          <w:rFonts w:ascii="Times New Roman" w:hAnsi="Times New Roman" w:cs="Times New Roman"/>
+        </w:rPr>
+        <w:t xml:space="preserve">zasadniczych </w:t>
+      </w:r>
+      <w:r>
+        <w:rPr>
+          <w:rFonts w:ascii="Times New Roman" w:hAnsi="Times New Roman" w:cs="Times New Roman"/>
+        </w:rPr>
+        <w:t xml:space="preserve">praw lub obowiązków obywatela, nieuregulowane niniejszą Konstytucją, reguluje Krul w drodze dekretów konstytucyjnych. Dekrety konstytucyjne mają moc równą konstytucji. </w:t>
+      </w:r>
+    </w:p>
+    <w:p>
+      <w:pPr>
+        <w:jc w:val="both"/>
+        <w:rPr>
+          <w:rFonts w:ascii="Times New Roman" w:hAnsi="Times New Roman" w:cs="Times New Roman"/>
+        </w:rPr>
+      </w:pPr>
+      <w:r>
+        <w:rPr>
+          <w:rFonts w:ascii="Times New Roman" w:hAnsi="Times New Roman" w:cs="Times New Roman"/>
+        </w:rPr>
+        <w:t xml:space="preserve">2. Jeśli jakakolwiek kwestia </w:t>
+      </w:r>
+      <w:r>
+        <w:rPr>
+          <w:rFonts w:ascii="Times New Roman" w:hAnsi="Times New Roman" w:cs="Times New Roman"/>
+        </w:rPr>
+        <w:t>kluczowa prawnie lub społecznie</w:t>
+      </w:r>
+      <w:r>
+        <w:rPr>
+          <w:rFonts w:ascii="Times New Roman" w:hAnsi="Times New Roman" w:cs="Times New Roman"/>
+        </w:rPr>
+        <w:t xml:space="preserve"> nie jest uregulowana</w:t>
+      </w:r>
+      <w:r>
+        <w:rPr>
+          <w:rFonts w:ascii="Times New Roman" w:hAnsi="Times New Roman" w:cs="Times New Roman"/>
+        </w:rPr>
+        <w:t xml:space="preserve"> wymaganymi</w:t>
+      </w:r>
+      <w:r>
+        <w:rPr>
+          <w:rFonts w:ascii="Times New Roman" w:hAnsi="Times New Roman" w:cs="Times New Roman"/>
+        </w:rPr>
+        <w:t xml:space="preserve"> aktami prawa, Krul na pisemny wniosek reguluje daną kwestię</w:t>
+      </w:r>
+      <w:r>
+        <w:rPr>
+          <w:rFonts w:ascii="Times New Roman" w:hAnsi="Times New Roman" w:cs="Times New Roman"/>
+        </w:rPr>
+        <w:t xml:space="preserve"> w drodze dekretu</w:t>
       </w:r>
       <w:r>
         <w:rPr>
@@ -18909,2614 +21447,11 @@
         </w:rPr>
         <w:t xml:space="preserve">. </w:t>
       </w:r>
-    </w:p>
-    <w:p>
-      <w:pPr>
-        <w:jc w:val="both"/>
-        <w:rPr>
-          <w:rFonts w:ascii="Times New Roman" w:hAnsi="Times New Roman" w:cs="Times New Roman"/>
-        </w:rPr>
-      </w:pPr>
-      <w:r>
-        <w:rPr>
-          <w:rFonts w:ascii="Times New Roman" w:hAnsi="Times New Roman" w:cs="Times New Roman"/>
-        </w:rPr>
-        <w:t>2. Na czele Inkwizycji Koronnej stoi Wielki Inkwizytor, powoływany przez Krula.</w:t>
-      </w:r>
-    </w:p>
-    <w:p>
-      <w:pPr>
-        <w:jc w:val="both"/>
-        <w:rPr>
-          <w:rFonts w:ascii="Times New Roman" w:hAnsi="Times New Roman" w:cs="Times New Roman"/>
-        </w:rPr>
-      </w:pPr>
-    </w:p>
-    <w:p>
-      <w:pPr>
-        <w:jc w:val="both"/>
-        <w:rPr>
-          <w:rFonts w:ascii="Times New Roman" w:hAnsi="Times New Roman" w:cs="Times New Roman"/>
-        </w:rPr>
-      </w:pPr>
-      <w:r>
-        <w:rPr>
-          <w:rFonts w:ascii="Times New Roman" w:hAnsi="Times New Roman" w:cs="Times New Roman"/>
-          <w:b/>
-          <w:bCs/>
-        </w:rPr>
-        <w:t>Art.</w:t>
-      </w:r>
-      <w:r>
-        <w:rPr>
-          <w:rFonts w:ascii="Times New Roman" w:hAnsi="Times New Roman" w:cs="Times New Roman"/>
-          <w:b/>
-          <w:bCs/>
-        </w:rPr>
-        <w:t xml:space="preserve"> 127.</w:t>
-      </w:r>
-      <w:r>
-        <w:rPr>
-          <w:rFonts w:ascii="Times New Roman" w:hAnsi="Times New Roman" w:cs="Times New Roman"/>
-        </w:rPr>
-        <w:t xml:space="preserve"> Inkwizycja współpracuje z organami władzy koronnej i regionalnej w celu wykonywania swoich zadań.</w:t>
-      </w:r>
-    </w:p>
-    <w:p>
-      <w:pPr>
-        <w:jc w:val="both"/>
-        <w:rPr>
-          <w:rFonts w:ascii="Times New Roman" w:hAnsi="Times New Roman" w:cs="Times New Roman"/>
-        </w:rPr>
-      </w:pPr>
-    </w:p>
-    <w:p>
-      <w:pPr>
-        <w:jc w:val="both"/>
-        <w:rPr>
-          <w:rFonts w:ascii="Times New Roman" w:hAnsi="Times New Roman" w:cs="Times New Roman"/>
-        </w:rPr>
-      </w:pPr>
-      <w:r>
-        <w:rPr>
-          <w:rFonts w:ascii="Times New Roman" w:hAnsi="Times New Roman" w:cs="Times New Roman"/>
-          <w:b/>
-          <w:bCs/>
-        </w:rPr>
-        <w:t>Art.</w:t>
-      </w:r>
-      <w:r>
-        <w:rPr>
-          <w:rFonts w:ascii="Times New Roman" w:hAnsi="Times New Roman" w:cs="Times New Roman"/>
-          <w:b/>
-          <w:bCs/>
-        </w:rPr>
-        <w:t xml:space="preserve"> 128.</w:t>
-      </w:r>
-      <w:r>
-        <w:rPr>
-          <w:rFonts w:ascii="Times New Roman" w:hAnsi="Times New Roman" w:cs="Times New Roman"/>
-        </w:rPr>
-        <w:t xml:space="preserve"> Ustrój Inkwizycji Koronnej określa ustawa.</w:t>
-      </w:r>
-    </w:p>
-    <w:p>
-      <w:pPr>
-        <w:jc w:val="both"/>
-        <w:rPr>
-          <w:rFonts w:ascii="Times New Roman" w:hAnsi="Times New Roman" w:cs="Times New Roman"/>
-        </w:rPr>
-      </w:pPr>
-    </w:p>
-    <w:p>
-      <w:pPr>
-        <w:jc w:val="center"/>
-        <w:rPr>
-          <w:rFonts w:ascii="Times New Roman" w:hAnsi="Times New Roman" w:cs="Times New Roman"/>
-        </w:rPr>
-      </w:pPr>
-      <w:r>
-        <w:rPr>
-          <w:rFonts w:ascii="Times New Roman" w:hAnsi="Times New Roman" w:cs="Times New Roman"/>
-        </w:rPr>
-        <w:t xml:space="preserve">Rozdział </w:t>
-      </w:r>
-      <w:r>
-        <w:rPr>
-          <w:rFonts w:ascii="Times New Roman" w:hAnsi="Times New Roman" w:cs="Times New Roman"/>
-        </w:rPr>
-        <w:t>20</w:t>
-      </w:r>
-    </w:p>
-    <w:p>
-      <w:pPr>
-        <w:jc w:val="center"/>
-        <w:rPr>
-          <w:rFonts w:ascii="Times New Roman" w:hAnsi="Times New Roman" w:cs="Times New Roman"/>
-          <w:b/>
-          <w:bCs/>
-        </w:rPr>
-      </w:pPr>
-      <w:r>
-        <w:rPr>
-          <w:rFonts w:ascii="Times New Roman" w:hAnsi="Times New Roman" w:cs="Times New Roman"/>
-          <w:b/>
-          <w:bCs/>
-        </w:rPr>
-        <w:t>Rzecznik Praw Obywatelskich</w:t>
-      </w:r>
-      <w:r>
-        <w:rPr>
-          <w:rFonts w:ascii="Times New Roman" w:hAnsi="Times New Roman" w:cs="Times New Roman"/>
-          <w:b/>
-          <w:bCs/>
-        </w:rPr>
-        <w:t xml:space="preserve"> i</w:t>
-      </w:r>
-      <w:r>
-        <w:rPr>
-          <w:rFonts w:ascii="Times New Roman" w:hAnsi="Times New Roman" w:cs="Times New Roman"/>
-          <w:b/>
-          <w:bCs/>
-        </w:rPr>
-        <w:t xml:space="preserve"> Rzecznik Praw Multikont i Botów</w:t>
-      </w:r>
-    </w:p>
-    <w:p>
-      <w:pPr>
-        <w:jc w:val="both"/>
-        <w:rPr>
-          <w:rFonts w:ascii="Times New Roman" w:hAnsi="Times New Roman" w:cs="Times New Roman"/>
-        </w:rPr>
-      </w:pPr>
-    </w:p>
-    <w:p>
-      <w:pPr>
-        <w:jc w:val="both"/>
-        <w:rPr>
-          <w:rFonts w:ascii="Times New Roman" w:hAnsi="Times New Roman" w:cs="Times New Roman"/>
-        </w:rPr>
-      </w:pPr>
-      <w:r>
-        <w:rPr>
-          <w:rFonts w:ascii="Times New Roman" w:hAnsi="Times New Roman" w:cs="Times New Roman"/>
-          <w:b/>
-          <w:bCs/>
-        </w:rPr>
-        <w:t>Art.</w:t>
-      </w:r>
-      <w:r>
-        <w:rPr>
-          <w:rFonts w:ascii="Times New Roman" w:hAnsi="Times New Roman" w:cs="Times New Roman"/>
-          <w:b/>
-          <w:bCs/>
-        </w:rPr>
-        <w:t xml:space="preserve"> 129.</w:t>
-      </w:r>
-      <w:r>
-        <w:rPr>
-          <w:rFonts w:ascii="Times New Roman" w:hAnsi="Times New Roman" w:cs="Times New Roman"/>
-        </w:rPr>
-        <w:t xml:space="preserve"> </w:t>
-      </w:r>
-      <w:r>
-        <w:rPr>
-          <w:rFonts w:ascii="Times New Roman" w:hAnsi="Times New Roman" w:cs="Times New Roman"/>
-        </w:rPr>
-        <w:t xml:space="preserve">1. </w:t>
-      </w:r>
-      <w:r>
-        <w:rPr>
-          <w:rFonts w:ascii="Times New Roman" w:hAnsi="Times New Roman" w:cs="Times New Roman"/>
-        </w:rPr>
-        <w:t xml:space="preserve">Rzecznik Praw Obywatelskich </w:t>
-      </w:r>
-      <w:r>
-        <w:rPr>
-          <w:rFonts w:ascii="Times New Roman" w:hAnsi="Times New Roman" w:cs="Times New Roman"/>
-        </w:rPr>
-        <w:t>sto</w:t>
-      </w:r>
-      <w:r>
-        <w:rPr>
-          <w:rFonts w:ascii="Times New Roman" w:hAnsi="Times New Roman" w:cs="Times New Roman"/>
-        </w:rPr>
-        <w:t>i</w:t>
-      </w:r>
-      <w:r>
-        <w:rPr>
-          <w:rFonts w:ascii="Times New Roman" w:hAnsi="Times New Roman" w:cs="Times New Roman"/>
-        </w:rPr>
-        <w:t xml:space="preserve"> na straży praw istot ludzkich</w:t>
-      </w:r>
-      <w:r>
-        <w:rPr>
-          <w:rFonts w:ascii="Times New Roman" w:hAnsi="Times New Roman" w:cs="Times New Roman"/>
-        </w:rPr>
-        <w:t xml:space="preserve"> oraz obywateli.</w:t>
-      </w:r>
-    </w:p>
-    <w:p>
-      <w:pPr>
-        <w:jc w:val="both"/>
-        <w:rPr>
-          <w:rFonts w:ascii="Times New Roman" w:hAnsi="Times New Roman" w:cs="Times New Roman"/>
-        </w:rPr>
-      </w:pPr>
-      <w:r>
-        <w:rPr>
-          <w:rFonts w:ascii="Times New Roman" w:hAnsi="Times New Roman" w:cs="Times New Roman"/>
-        </w:rPr>
-        <w:t>2. Rzecznik Praw Multikont i Botów stoi na straży praw Multikon</w:t>
-      </w:r>
-      <w:r>
-        <w:rPr>
-          <w:rFonts w:ascii="Times New Roman" w:hAnsi="Times New Roman" w:cs="Times New Roman"/>
-        </w:rPr>
-        <w:t>t</w:t>
-      </w:r>
-      <w:r>
-        <w:rPr>
-          <w:rFonts w:ascii="Times New Roman" w:hAnsi="Times New Roman" w:cs="Times New Roman"/>
-        </w:rPr>
-        <w:t xml:space="preserve"> i Botów</w:t>
-      </w:r>
-      <w:r>
-        <w:rPr>
-          <w:rFonts w:ascii="Times New Roman" w:hAnsi="Times New Roman" w:cs="Times New Roman"/>
-        </w:rPr>
-        <w:t xml:space="preserve">. </w:t>
-      </w:r>
-    </w:p>
-    <w:p>
-      <w:pPr>
-        <w:jc w:val="both"/>
-        <w:rPr>
-          <w:rFonts w:ascii="Times New Roman" w:hAnsi="Times New Roman" w:cs="Times New Roman"/>
-        </w:rPr>
-      </w:pPr>
-      <w:r>
-        <w:rPr>
-          <w:rFonts w:ascii="Times New Roman" w:hAnsi="Times New Roman" w:cs="Times New Roman"/>
-        </w:rPr>
-        <w:t>3</w:t>
-      </w:r>
-      <w:r>
-        <w:rPr>
-          <w:rFonts w:ascii="Times New Roman" w:hAnsi="Times New Roman" w:cs="Times New Roman"/>
-        </w:rPr>
-        <w:t>. Rzecznik Praw Multikont i Botów współdziała z organizacjami pozarządowymi i międzynarodowymi w celu ochrony praw Multikont na świecie</w:t>
-      </w:r>
-      <w:r>
-        <w:rPr>
-          <w:rFonts w:ascii="Times New Roman" w:hAnsi="Times New Roman" w:cs="Times New Roman"/>
-        </w:rPr>
-        <w:t xml:space="preserve"> oraz wydaje zalecenia kierowane do organów państwa i samorządu</w:t>
-      </w:r>
-      <w:r>
-        <w:rPr>
-          <w:rFonts w:ascii="Times New Roman" w:hAnsi="Times New Roman" w:cs="Times New Roman"/>
-        </w:rPr>
-        <w:t>.</w:t>
-      </w:r>
-    </w:p>
-    <w:p>
-      <w:pPr>
-        <w:jc w:val="both"/>
-        <w:rPr>
-          <w:rFonts w:ascii="Times New Roman" w:hAnsi="Times New Roman" w:cs="Times New Roman"/>
-        </w:rPr>
-      </w:pPr>
-      <w:r>
-        <w:rPr>
-          <w:rFonts w:ascii="Times New Roman" w:hAnsi="Times New Roman" w:cs="Times New Roman"/>
-        </w:rPr>
-        <w:t>4</w:t>
-      </w:r>
-      <w:r>
-        <w:rPr>
-          <w:rFonts w:ascii="Times New Roman" w:hAnsi="Times New Roman" w:cs="Times New Roman"/>
-        </w:rPr>
-        <w:t>. Zakres działania Rzecznika Praw Obywatelskich i Rzecznika Praw Multikont i Botów określają ustawy.</w:t>
-      </w:r>
-    </w:p>
-    <w:p>
-      <w:pPr>
-        <w:jc w:val="both"/>
-        <w:rPr>
-          <w:rFonts w:ascii="Times New Roman" w:hAnsi="Times New Roman" w:cs="Times New Roman"/>
-        </w:rPr>
-      </w:pPr>
-    </w:p>
-    <w:p>
-      <w:pPr>
-        <w:jc w:val="both"/>
-        <w:rPr>
-          <w:rFonts w:ascii="Times New Roman" w:hAnsi="Times New Roman" w:cs="Times New Roman"/>
-        </w:rPr>
-      </w:pPr>
-      <w:r>
-        <w:rPr>
-          <w:rFonts w:ascii="Times New Roman" w:hAnsi="Times New Roman" w:cs="Times New Roman"/>
-          <w:b/>
-          <w:bCs/>
-        </w:rPr>
-        <w:t xml:space="preserve">Art. </w:t>
-      </w:r>
-      <w:r>
-        <w:rPr>
-          <w:rFonts w:ascii="Times New Roman" w:hAnsi="Times New Roman" w:cs="Times New Roman"/>
-          <w:b/>
-          <w:bCs/>
-        </w:rPr>
-        <w:t>130.</w:t>
-      </w:r>
-      <w:r>
-        <w:rPr>
-          <w:rFonts w:ascii="Times New Roman" w:hAnsi="Times New Roman" w:cs="Times New Roman"/>
-        </w:rPr>
-        <w:t xml:space="preserve"> </w:t>
-      </w:r>
-      <w:r>
-        <w:rPr>
-          <w:rFonts w:ascii="Times New Roman" w:hAnsi="Times New Roman" w:cs="Times New Roman"/>
-        </w:rPr>
-        <w:t xml:space="preserve">1. </w:t>
-      </w:r>
-      <w:r>
-        <w:rPr>
-          <w:rFonts w:ascii="Times New Roman" w:hAnsi="Times New Roman" w:cs="Times New Roman"/>
-        </w:rPr>
-        <w:t xml:space="preserve">Rzecznik Praw Obywatelskich jest powoływany </w:t>
-      </w:r>
-      <w:r>
-        <w:rPr>
-          <w:rFonts w:ascii="Times New Roman" w:hAnsi="Times New Roman" w:cs="Times New Roman"/>
-        </w:rPr>
-        <w:t xml:space="preserve">i odwoływany </w:t>
-      </w:r>
-      <w:r>
-        <w:rPr>
-          <w:rFonts w:ascii="Times New Roman" w:hAnsi="Times New Roman" w:cs="Times New Roman"/>
-        </w:rPr>
-        <w:t>przez Senat</w:t>
-      </w:r>
-      <w:r>
-        <w:rPr>
-          <w:rFonts w:ascii="Times New Roman" w:hAnsi="Times New Roman" w:cs="Times New Roman"/>
-        </w:rPr>
-        <w:t xml:space="preserve"> Koronny.</w:t>
-      </w:r>
-    </w:p>
-    <w:p>
-      <w:pPr>
-        <w:jc w:val="both"/>
-        <w:rPr>
-          <w:rFonts w:ascii="Times New Roman" w:hAnsi="Times New Roman" w:cs="Times New Roman"/>
-        </w:rPr>
-      </w:pPr>
-      <w:r>
-        <w:rPr>
-          <w:rFonts w:ascii="Times New Roman" w:hAnsi="Times New Roman" w:cs="Times New Roman"/>
-        </w:rPr>
-        <w:t>2. Rzecznik Praw Obywatelskich jest w swojej działalności niezawisły</w:t>
-      </w:r>
-      <w:r>
-        <w:rPr>
-          <w:rFonts w:ascii="Times New Roman" w:hAnsi="Times New Roman" w:cs="Times New Roman"/>
-        </w:rPr>
-        <w:t xml:space="preserve"> i niezależny od innych organów państwowych. Odpowiada jedynie prze</w:t>
-      </w:r>
-      <w:r>
-        <w:rPr>
-          <w:rFonts w:ascii="Times New Roman" w:hAnsi="Times New Roman" w:cs="Times New Roman"/>
-        </w:rPr>
-        <w:t>d</w:t>
-      </w:r>
-      <w:r>
-        <w:rPr>
-          <w:rFonts w:ascii="Times New Roman" w:hAnsi="Times New Roman" w:cs="Times New Roman"/>
-        </w:rPr>
-        <w:t xml:space="preserve"> Senatem Koronnym.</w:t>
-      </w:r>
-    </w:p>
-    <w:p>
-      <w:pPr>
-        <w:jc w:val="both"/>
-        <w:rPr>
-          <w:rFonts w:ascii="Times New Roman" w:hAnsi="Times New Roman" w:cs="Times New Roman"/>
-        </w:rPr>
-      </w:pPr>
-      <w:r>
-        <w:rPr>
-          <w:rFonts w:ascii="Times New Roman" w:hAnsi="Times New Roman" w:cs="Times New Roman"/>
-        </w:rPr>
-        <w:t>3. Rzecznik Praw Obywatelskich</w:t>
-      </w:r>
-      <w:r>
-        <w:rPr>
-          <w:rFonts w:ascii="Times New Roman" w:hAnsi="Times New Roman" w:cs="Times New Roman"/>
-        </w:rPr>
-        <w:t xml:space="preserve"> w trakcie pełnienia funkcji</w:t>
-      </w:r>
-      <w:r>
-        <w:rPr>
-          <w:rFonts w:ascii="Times New Roman" w:hAnsi="Times New Roman" w:cs="Times New Roman"/>
-        </w:rPr>
-        <w:t xml:space="preserve"> nie może być pociągnięty do odpowiedzialności karnej ani pozbawiony wolności.</w:t>
-      </w:r>
-    </w:p>
-    <w:p>
-      <w:pPr>
-        <w:jc w:val="both"/>
-        <w:rPr>
-          <w:rFonts w:ascii="Times New Roman" w:hAnsi="Times New Roman" w:cs="Times New Roman"/>
-        </w:rPr>
-      </w:pPr>
-      <w:r>
-        <w:rPr>
-          <w:rFonts w:ascii="Times New Roman" w:hAnsi="Times New Roman" w:cs="Times New Roman"/>
-        </w:rPr>
-        <w:t>4</w:t>
-      </w:r>
-      <w:r>
-        <w:rPr>
-          <w:rFonts w:ascii="Times New Roman" w:hAnsi="Times New Roman" w:cs="Times New Roman"/>
-        </w:rPr>
-        <w:t>. Przepisy ust. 1</w:t>
-      </w:r>
-      <w:r>
-        <w:rPr>
-          <w:rFonts w:ascii="Times New Roman" w:hAnsi="Times New Roman" w:cs="Times New Roman"/>
-        </w:rPr>
-        <w:t>-3</w:t>
-      </w:r>
-      <w:r>
-        <w:rPr>
-          <w:rFonts w:ascii="Times New Roman" w:hAnsi="Times New Roman" w:cs="Times New Roman"/>
-        </w:rPr>
-        <w:t xml:space="preserve"> stosuje się odpowiednio do Rzecznika Praw Multikont i Botów.</w:t>
-      </w:r>
-    </w:p>
-    <w:p>
-      <w:pPr>
-        <w:jc w:val="both"/>
-        <w:rPr>
-          <w:rFonts w:ascii="Times New Roman" w:hAnsi="Times New Roman" w:cs="Times New Roman"/>
-        </w:rPr>
-      </w:pPr>
-    </w:p>
-    <w:p>
-      <w:pPr>
-        <w:jc w:val="center"/>
-        <w:rPr>
-          <w:rFonts w:ascii="Times New Roman" w:hAnsi="Times New Roman" w:cs="Times New Roman"/>
-        </w:rPr>
-      </w:pPr>
-      <w:r>
-        <w:rPr>
-          <w:rFonts w:ascii="Times New Roman" w:hAnsi="Times New Roman" w:cs="Times New Roman"/>
-        </w:rPr>
-        <w:t xml:space="preserve">Rozdział </w:t>
-      </w:r>
-      <w:r>
-        <w:rPr>
-          <w:rFonts w:ascii="Times New Roman" w:hAnsi="Times New Roman" w:cs="Times New Roman"/>
-        </w:rPr>
-        <w:t>21</w:t>
-      </w:r>
-    </w:p>
-    <w:p>
-      <w:pPr>
-        <w:jc w:val="center"/>
-        <w:rPr>
-          <w:rFonts w:ascii="Times New Roman" w:hAnsi="Times New Roman" w:cs="Times New Roman"/>
-          <w:b/>
-          <w:bCs/>
-        </w:rPr>
-      </w:pPr>
-      <w:r>
-        <w:rPr>
-          <w:rFonts w:ascii="Times New Roman" w:hAnsi="Times New Roman" w:cs="Times New Roman"/>
-          <w:b/>
-          <w:bCs/>
-        </w:rPr>
-        <w:t>Rada O</w:t>
-      </w:r>
-      <w:r>
-        <w:rPr>
-          <w:rFonts w:ascii="Times New Roman" w:hAnsi="Times New Roman" w:cs="Times New Roman"/>
-          <w:b/>
-          <w:bCs/>
-        </w:rPr>
-        <w:t>biektywizacji Informacji</w:t>
-      </w:r>
-    </w:p>
-    <w:p>
-      <w:pPr>
-        <w:jc w:val="both"/>
-        <w:rPr>
-          <w:rFonts w:ascii="Times New Roman" w:hAnsi="Times New Roman" w:cs="Times New Roman"/>
-        </w:rPr>
-      </w:pPr>
-    </w:p>
-    <w:p>
-      <w:pPr>
-        <w:jc w:val="both"/>
-        <w:rPr>
-          <w:rFonts w:ascii="Times New Roman" w:hAnsi="Times New Roman" w:cs="Times New Roman"/>
-        </w:rPr>
-      </w:pPr>
-      <w:r>
-        <w:rPr>
-          <w:rFonts w:ascii="Times New Roman" w:hAnsi="Times New Roman" w:cs="Times New Roman"/>
-          <w:b/>
-          <w:bCs/>
-        </w:rPr>
-        <w:t>Art.</w:t>
-      </w:r>
-      <w:r>
-        <w:rPr>
-          <w:rFonts w:ascii="Times New Roman" w:hAnsi="Times New Roman" w:cs="Times New Roman"/>
-          <w:b/>
-          <w:bCs/>
-        </w:rPr>
-        <w:t xml:space="preserve"> 131.</w:t>
-      </w:r>
-      <w:r>
-        <w:rPr>
-          <w:rFonts w:ascii="Times New Roman" w:hAnsi="Times New Roman" w:cs="Times New Roman"/>
-        </w:rPr>
-        <w:t xml:space="preserve"> Rada Obiektywizacji Informacji stoi na straży wolności słowa i prawa do rzetelnego i obiektywnego informowania obywateli przez media publiczne.</w:t>
-      </w:r>
-    </w:p>
-    <w:p>
-      <w:pPr>
-        <w:jc w:val="both"/>
-        <w:rPr>
-          <w:rFonts w:ascii="Times New Roman" w:hAnsi="Times New Roman" w:cs="Times New Roman"/>
-        </w:rPr>
-      </w:pPr>
-    </w:p>
-    <w:p>
-      <w:pPr>
-        <w:jc w:val="both"/>
-        <w:rPr>
-          <w:rFonts w:ascii="Times New Roman" w:hAnsi="Times New Roman" w:cs="Times New Roman"/>
-        </w:rPr>
-      </w:pPr>
-      <w:r>
-        <w:rPr>
-          <w:rFonts w:ascii="Times New Roman" w:hAnsi="Times New Roman" w:cs="Times New Roman"/>
-          <w:b/>
-          <w:bCs/>
-        </w:rPr>
-        <w:t>Art.</w:t>
-      </w:r>
-      <w:r>
-        <w:rPr>
-          <w:rFonts w:ascii="Times New Roman" w:hAnsi="Times New Roman" w:cs="Times New Roman"/>
-          <w:b/>
-          <w:bCs/>
-        </w:rPr>
-        <w:t xml:space="preserve"> 132.</w:t>
-      </w:r>
-      <w:r>
-        <w:rPr>
-          <w:rFonts w:ascii="Times New Roman" w:hAnsi="Times New Roman" w:cs="Times New Roman"/>
-        </w:rPr>
-        <w:t xml:space="preserve"> 1. Rada Obiektywizacji Informacji składa się z pięciu członków powoływanych i odwoływanych przez Senat Koronny.</w:t>
-      </w:r>
-    </w:p>
-    <w:p>
-      <w:pPr>
-        <w:jc w:val="both"/>
-        <w:rPr>
-          <w:rFonts w:ascii="Times New Roman" w:hAnsi="Times New Roman" w:cs="Times New Roman"/>
-        </w:rPr>
-      </w:pPr>
-      <w:r>
-        <w:rPr>
-          <w:rFonts w:ascii="Times New Roman" w:hAnsi="Times New Roman" w:cs="Times New Roman"/>
-        </w:rPr>
-        <w:t xml:space="preserve">2. Członkowie Rady Obiektywizacji Informacji </w:t>
-      </w:r>
-      <w:r>
-        <w:rPr>
-          <w:rFonts w:ascii="Times New Roman" w:hAnsi="Times New Roman" w:cs="Times New Roman"/>
-        </w:rPr>
-        <w:t>są w swojej działalności niezawiśli i niezależni od innych organów państwowych. Odpowiadają jedynie przed Senatem Koronnym.</w:t>
-      </w:r>
-    </w:p>
-    <w:p>
-      <w:pPr>
-        <w:jc w:val="both"/>
-        <w:rPr>
-          <w:rFonts w:ascii="Times New Roman" w:hAnsi="Times New Roman" w:cs="Times New Roman"/>
-        </w:rPr>
-      </w:pPr>
-    </w:p>
-    <w:p>
-      <w:pPr>
-        <w:jc w:val="both"/>
-        <w:rPr>
-          <w:rFonts w:ascii="Times New Roman" w:hAnsi="Times New Roman" w:cs="Times New Roman"/>
-        </w:rPr>
-      </w:pPr>
-      <w:r>
-        <w:rPr>
-          <w:rFonts w:ascii="Times New Roman" w:hAnsi="Times New Roman" w:cs="Times New Roman"/>
-          <w:b/>
-          <w:bCs/>
-        </w:rPr>
-        <w:t>Art.</w:t>
-      </w:r>
-      <w:r>
-        <w:rPr>
-          <w:rFonts w:ascii="Times New Roman" w:hAnsi="Times New Roman" w:cs="Times New Roman"/>
-          <w:b/>
-          <w:bCs/>
-        </w:rPr>
-        <w:t xml:space="preserve"> 133.</w:t>
-      </w:r>
-      <w:r>
-        <w:rPr>
-          <w:rFonts w:ascii="Times New Roman" w:hAnsi="Times New Roman" w:cs="Times New Roman"/>
-        </w:rPr>
-        <w:t xml:space="preserve"> </w:t>
-      </w:r>
-      <w:r>
-        <w:rPr>
-          <w:rFonts w:ascii="Times New Roman" w:hAnsi="Times New Roman" w:cs="Times New Roman"/>
-        </w:rPr>
-        <w:t xml:space="preserve">1. </w:t>
-      </w:r>
-      <w:r>
-        <w:rPr>
-          <w:rFonts w:ascii="Times New Roman" w:hAnsi="Times New Roman" w:cs="Times New Roman"/>
-        </w:rPr>
-        <w:t xml:space="preserve">Rada Obiektywizacji Informacji kontroluje stan mediów publicznych i </w:t>
-      </w:r>
-      <w:r>
-        <w:rPr>
-          <w:rFonts w:ascii="Times New Roman" w:hAnsi="Times New Roman" w:cs="Times New Roman"/>
-        </w:rPr>
-        <w:t>może</w:t>
-      </w:r>
-      <w:r>
-        <w:rPr>
-          <w:rFonts w:ascii="Times New Roman" w:hAnsi="Times New Roman" w:cs="Times New Roman"/>
-        </w:rPr>
-        <w:t xml:space="preserve"> wydawać zalecenia oraz decyzje dotyczące wstrzymania nadawania mediów, które naruszają wolność słowa lub stosują propagandę.</w:t>
-      </w:r>
-      <w:r>
-        <w:rPr>
-          <w:rFonts w:ascii="Times New Roman" w:hAnsi="Times New Roman" w:cs="Times New Roman"/>
-        </w:rPr>
-        <w:t xml:space="preserve"> </w:t>
-      </w:r>
-    </w:p>
-    <w:p>
-      <w:pPr>
-        <w:jc w:val="both"/>
-        <w:rPr>
-          <w:rFonts w:ascii="Times New Roman" w:hAnsi="Times New Roman" w:cs="Times New Roman"/>
-        </w:rPr>
-      </w:pPr>
-      <w:r>
-        <w:rPr>
-          <w:rFonts w:ascii="Times New Roman" w:hAnsi="Times New Roman" w:cs="Times New Roman"/>
-        </w:rPr>
-        <w:t>2. Zakres działania Rady Obiektywizacji Informacji określa ustawa.</w:t>
-      </w:r>
-    </w:p>
-    <w:p>
-      <w:pPr>
-        <w:jc w:val="both"/>
-        <w:rPr>
-          <w:rFonts w:ascii="Times New Roman" w:hAnsi="Times New Roman" w:cs="Times New Roman"/>
-        </w:rPr>
-      </w:pPr>
-    </w:p>
-    <w:p>
-      <w:pPr>
-        <w:jc w:val="center"/>
-        <w:rPr>
-          <w:rFonts w:ascii="Times New Roman" w:hAnsi="Times New Roman" w:cs="Times New Roman"/>
-        </w:rPr>
-      </w:pPr>
-      <w:r>
-        <w:rPr>
-          <w:rFonts w:ascii="Times New Roman" w:hAnsi="Times New Roman" w:cs="Times New Roman"/>
-        </w:rPr>
-        <w:t xml:space="preserve">Rozdział </w:t>
-      </w:r>
-      <w:r>
-        <w:rPr>
-          <w:rFonts w:ascii="Times New Roman" w:hAnsi="Times New Roman" w:cs="Times New Roman"/>
-        </w:rPr>
-        <w:t>22</w:t>
-      </w:r>
-    </w:p>
-    <w:p>
-      <w:pPr>
-        <w:jc w:val="center"/>
-        <w:rPr>
-          <w:rFonts w:ascii="Times New Roman" w:hAnsi="Times New Roman" w:cs="Times New Roman"/>
-          <w:b/>
-          <w:bCs/>
-        </w:rPr>
-      </w:pPr>
-      <w:r>
-        <w:rPr>
-          <w:rFonts w:ascii="Times New Roman" w:hAnsi="Times New Roman" w:cs="Times New Roman"/>
-          <w:b/>
-          <w:bCs/>
-        </w:rPr>
-        <w:t>Koronna Izba Kontroli</w:t>
-      </w:r>
-    </w:p>
-    <w:p>
-      <w:pPr>
-        <w:jc w:val="both"/>
-        <w:rPr>
-          <w:rFonts w:ascii="Times New Roman" w:hAnsi="Times New Roman" w:cs="Times New Roman"/>
-        </w:rPr>
-      </w:pPr>
-    </w:p>
-    <w:p>
-      <w:pPr>
-        <w:jc w:val="both"/>
-        <w:rPr>
-          <w:rFonts w:ascii="Times New Roman" w:hAnsi="Times New Roman" w:cs="Times New Roman"/>
-        </w:rPr>
-      </w:pPr>
-      <w:r>
-        <w:rPr>
-          <w:rFonts w:ascii="Times New Roman" w:hAnsi="Times New Roman" w:cs="Times New Roman"/>
-          <w:b/>
-          <w:bCs/>
-        </w:rPr>
-        <w:t xml:space="preserve">Art. </w:t>
-      </w:r>
-      <w:r>
-        <w:rPr>
-          <w:rFonts w:ascii="Times New Roman" w:hAnsi="Times New Roman" w:cs="Times New Roman"/>
-          <w:b/>
-          <w:bCs/>
-        </w:rPr>
-        <w:t>134.</w:t>
-      </w:r>
-      <w:r>
-        <w:rPr>
-          <w:rFonts w:ascii="Times New Roman" w:hAnsi="Times New Roman" w:cs="Times New Roman"/>
-        </w:rPr>
-        <w:t xml:space="preserve"> </w:t>
-      </w:r>
-      <w:r>
-        <w:rPr>
-          <w:rFonts w:ascii="Times New Roman" w:hAnsi="Times New Roman" w:cs="Times New Roman"/>
-        </w:rPr>
-        <w:t>1. Koronna Izba Kontroli jest naczelnym organem kontroli państwowej.</w:t>
-      </w:r>
-    </w:p>
-    <w:p>
-      <w:pPr>
-        <w:jc w:val="both"/>
-        <w:rPr>
-          <w:rFonts w:ascii="Times New Roman" w:hAnsi="Times New Roman" w:cs="Times New Roman"/>
-        </w:rPr>
-      </w:pPr>
-      <w:r>
-        <w:rPr>
-          <w:rFonts w:ascii="Times New Roman" w:hAnsi="Times New Roman" w:cs="Times New Roman"/>
-        </w:rPr>
-        <w:t>2. Koronna Izba Kontroli podlega Senatowi Koronnemu.</w:t>
-      </w:r>
-    </w:p>
-    <w:p>
-      <w:pPr>
-        <w:jc w:val="both"/>
-        <w:rPr>
-          <w:rFonts w:ascii="Times New Roman" w:hAnsi="Times New Roman" w:cs="Times New Roman"/>
-        </w:rPr>
-      </w:pPr>
-      <w:r>
-        <w:rPr>
-          <w:rFonts w:ascii="Times New Roman" w:hAnsi="Times New Roman" w:cs="Times New Roman"/>
-        </w:rPr>
-        <w:t xml:space="preserve">3. Organizację i </w:t>
-      </w:r>
-      <w:r>
-        <w:rPr>
-          <w:rFonts w:ascii="Times New Roman" w:hAnsi="Times New Roman" w:cs="Times New Roman"/>
-        </w:rPr>
-        <w:t>tryb działania</w:t>
-      </w:r>
-      <w:r>
-        <w:rPr>
-          <w:rFonts w:ascii="Times New Roman" w:hAnsi="Times New Roman" w:cs="Times New Roman"/>
-        </w:rPr>
-        <w:t xml:space="preserve"> Koronnej Izby Kontroli określa ustawa</w:t>
-      </w:r>
-      <w:r>
-        <w:rPr>
-          <w:rFonts w:ascii="Times New Roman" w:hAnsi="Times New Roman" w:cs="Times New Roman"/>
-        </w:rPr>
-        <w:t>.</w:t>
-      </w:r>
-    </w:p>
-    <w:p>
-      <w:pPr>
-        <w:jc w:val="both"/>
-        <w:rPr>
-          <w:rFonts w:ascii="Times New Roman" w:hAnsi="Times New Roman" w:cs="Times New Roman"/>
-        </w:rPr>
-      </w:pPr>
-    </w:p>
-    <w:p>
-      <w:pPr>
-        <w:jc w:val="both"/>
-        <w:rPr>
-          <w:rFonts w:ascii="Times New Roman" w:hAnsi="Times New Roman" w:cs="Times New Roman"/>
-        </w:rPr>
-      </w:pPr>
-      <w:r>
-        <w:rPr>
-          <w:rFonts w:ascii="Times New Roman" w:hAnsi="Times New Roman" w:cs="Times New Roman"/>
-          <w:b/>
-          <w:bCs/>
-        </w:rPr>
-        <w:t>Art.</w:t>
-      </w:r>
-      <w:r>
-        <w:rPr>
-          <w:rFonts w:ascii="Times New Roman" w:hAnsi="Times New Roman" w:cs="Times New Roman"/>
-          <w:b/>
-          <w:bCs/>
-        </w:rPr>
-        <w:t xml:space="preserve"> 135.</w:t>
-      </w:r>
-      <w:r>
-        <w:rPr>
-          <w:rFonts w:ascii="Times New Roman" w:hAnsi="Times New Roman" w:cs="Times New Roman"/>
-        </w:rPr>
-        <w:t xml:space="preserve"> </w:t>
-      </w:r>
-      <w:r>
-        <w:rPr>
-          <w:rFonts w:ascii="Times New Roman" w:hAnsi="Times New Roman" w:cs="Times New Roman"/>
-        </w:rPr>
-        <w:t xml:space="preserve">1. </w:t>
-      </w:r>
-      <w:r>
-        <w:rPr>
-          <w:rFonts w:ascii="Times New Roman" w:hAnsi="Times New Roman" w:cs="Times New Roman"/>
-        </w:rPr>
-        <w:t>Koronna Izba Kontroli kontroluje działalność organów administracji koronnej, Koronnego Banku Centralnego</w:t>
-      </w:r>
-      <w:r>
-        <w:rPr>
-          <w:rFonts w:ascii="Times New Roman" w:hAnsi="Times New Roman" w:cs="Times New Roman"/>
-        </w:rPr>
-        <w:t>, państwowych osób prawnych i innych państwowych jednostek organizacyjnych z punktu widzenia legalności, gospodarności, celowości i rzetelności.</w:t>
-      </w:r>
-    </w:p>
-    <w:p>
-      <w:pPr>
-        <w:jc w:val="both"/>
-        <w:rPr>
-          <w:rFonts w:ascii="Times New Roman" w:hAnsi="Times New Roman" w:cs="Times New Roman"/>
-        </w:rPr>
-      </w:pPr>
-      <w:r>
-        <w:rPr>
-          <w:rFonts w:ascii="Times New Roman" w:hAnsi="Times New Roman" w:cs="Times New Roman"/>
-        </w:rPr>
-        <w:t>2. Koronna Izba Kontroli może kontrolować działania organów administracji regionalnej</w:t>
-      </w:r>
-      <w:r>
-        <w:rPr>
-          <w:rFonts w:ascii="Times New Roman" w:hAnsi="Times New Roman" w:cs="Times New Roman"/>
-        </w:rPr>
-        <w:t>, regionalnych osób prawnych, regionalnych jednostek organizacyjnych, organów samorządu terytorialnego i samorządowych jednostek organizacyjnych z punktu widzenia legalności, gospodarności, celowości i rzetelności</w:t>
-      </w:r>
-      <w:r>
-        <w:rPr>
-          <w:rFonts w:ascii="Times New Roman" w:hAnsi="Times New Roman" w:cs="Times New Roman"/>
-        </w:rPr>
-        <w:t xml:space="preserve">. </w:t>
-      </w:r>
-    </w:p>
-    <w:p>
-      <w:pPr>
-        <w:jc w:val="both"/>
-        <w:rPr>
-          <w:rFonts w:ascii="Times New Roman" w:hAnsi="Times New Roman" w:cs="Times New Roman"/>
-        </w:rPr>
-      </w:pPr>
-    </w:p>
-    <w:p>
-      <w:pPr>
-        <w:jc w:val="both"/>
-        <w:rPr>
-          <w:rFonts w:ascii="Times New Roman" w:hAnsi="Times New Roman" w:cs="Times New Roman"/>
-        </w:rPr>
-      </w:pPr>
-      <w:r>
-        <w:rPr>
-          <w:rFonts w:ascii="Times New Roman" w:hAnsi="Times New Roman" w:cs="Times New Roman"/>
-          <w:b/>
-          <w:bCs/>
-        </w:rPr>
-        <w:t xml:space="preserve">Art. </w:t>
-      </w:r>
-      <w:r>
-        <w:rPr>
-          <w:rFonts w:ascii="Times New Roman" w:hAnsi="Times New Roman" w:cs="Times New Roman"/>
-          <w:b/>
-          <w:bCs/>
-        </w:rPr>
-        <w:t>136.</w:t>
-      </w:r>
-      <w:r>
-        <w:rPr>
-          <w:rFonts w:ascii="Times New Roman" w:hAnsi="Times New Roman" w:cs="Times New Roman"/>
-        </w:rPr>
-        <w:t xml:space="preserve"> </w:t>
-      </w:r>
-      <w:r>
-        <w:rPr>
-          <w:rFonts w:ascii="Times New Roman" w:hAnsi="Times New Roman" w:cs="Times New Roman"/>
-        </w:rPr>
-        <w:t>Koronna Izba Kontroli przedkłada Senatowi Koronnemu</w:t>
-      </w:r>
-      <w:r>
-        <w:rPr>
-          <w:rFonts w:ascii="Times New Roman" w:hAnsi="Times New Roman" w:cs="Times New Roman"/>
-        </w:rPr>
-        <w:t xml:space="preserve"> informacje o wynikach kontroli, wnioski i wystąpienia określone w ustawie.</w:t>
-      </w:r>
-    </w:p>
-    <w:p>
-      <w:pPr>
-        <w:jc w:val="both"/>
-        <w:rPr>
-          <w:rFonts w:ascii="Times New Roman" w:hAnsi="Times New Roman" w:cs="Times New Roman"/>
-        </w:rPr>
-      </w:pPr>
-    </w:p>
-    <w:p>
-      <w:pPr>
-        <w:jc w:val="both"/>
-        <w:rPr>
-          <w:rFonts w:ascii="Times New Roman" w:hAnsi="Times New Roman" w:cs="Times New Roman"/>
-        </w:rPr>
-      </w:pPr>
-      <w:r>
-        <w:rPr>
-          <w:rFonts w:ascii="Times New Roman" w:hAnsi="Times New Roman" w:cs="Times New Roman"/>
-          <w:b/>
-          <w:bCs/>
-        </w:rPr>
-        <w:t>Art.</w:t>
-      </w:r>
-      <w:r>
-        <w:rPr>
-          <w:rFonts w:ascii="Times New Roman" w:hAnsi="Times New Roman" w:cs="Times New Roman"/>
-          <w:b/>
-          <w:bCs/>
-        </w:rPr>
-        <w:t xml:space="preserve"> 137.</w:t>
-      </w:r>
-      <w:r>
-        <w:rPr>
-          <w:rFonts w:ascii="Times New Roman" w:hAnsi="Times New Roman" w:cs="Times New Roman"/>
-        </w:rPr>
-        <w:t xml:space="preserve"> </w:t>
-      </w:r>
-      <w:r>
-        <w:rPr>
-          <w:rFonts w:ascii="Times New Roman" w:hAnsi="Times New Roman" w:cs="Times New Roman"/>
-        </w:rPr>
-        <w:t xml:space="preserve">1. </w:t>
-      </w:r>
-      <w:r>
-        <w:rPr>
-          <w:rFonts w:ascii="Times New Roman" w:hAnsi="Times New Roman" w:cs="Times New Roman"/>
-        </w:rPr>
-        <w:t>Prezes Koronnej Izby Kontroli jest powoływany i odwoływany przez Senat Koronny.</w:t>
-      </w:r>
-    </w:p>
-    <w:p>
-      <w:pPr>
-        <w:jc w:val="both"/>
-        <w:rPr>
-          <w:rFonts w:ascii="Times New Roman" w:hAnsi="Times New Roman" w:cs="Times New Roman"/>
-        </w:rPr>
-      </w:pPr>
-      <w:r>
-        <w:rPr>
-          <w:rFonts w:ascii="Times New Roman" w:hAnsi="Times New Roman" w:cs="Times New Roman"/>
-        </w:rPr>
-        <w:t>2. Prezes Koronnej Izby Kontroli w trakcie pełnienia funkcji nie może być pociągnięty do odpowiedzialności karnej ani pozbawiony wolności</w:t>
-      </w:r>
-    </w:p>
-    <w:p>
-      <w:pPr>
-        <w:jc w:val="both"/>
-        <w:rPr>
-          <w:rFonts w:ascii="Times New Roman" w:hAnsi="Times New Roman" w:cs="Times New Roman"/>
-        </w:rPr>
-      </w:pPr>
-    </w:p>
-    <w:p>
-      <w:pPr>
-        <w:jc w:val="center"/>
-        <w:rPr>
-          <w:rFonts w:ascii="Times New Roman" w:hAnsi="Times New Roman" w:cs="Times New Roman"/>
-        </w:rPr>
-      </w:pPr>
-      <w:r>
-        <w:rPr>
-          <w:rFonts w:ascii="Times New Roman" w:hAnsi="Times New Roman" w:cs="Times New Roman"/>
-        </w:rPr>
-        <w:t>DZIAŁ V</w:t>
-      </w:r>
-      <w:r>
-        <w:rPr>
-          <w:rFonts w:ascii="Times New Roman" w:hAnsi="Times New Roman" w:cs="Times New Roman"/>
-        </w:rPr>
-        <w:t>II</w:t>
-      </w:r>
-    </w:p>
-    <w:p>
-      <w:pPr>
-        <w:jc w:val="center"/>
-        <w:rPr>
-          <w:rFonts w:ascii="Times New Roman" w:hAnsi="Times New Roman" w:cs="Times New Roman"/>
-          <w:b/>
-          <w:bCs/>
-        </w:rPr>
-      </w:pPr>
-      <w:r>
-        <w:rPr>
-          <w:rFonts w:ascii="Times New Roman" w:hAnsi="Times New Roman" w:cs="Times New Roman"/>
-          <w:b/>
-          <w:bCs/>
-        </w:rPr>
-        <w:t>SAMORZĄD TERYTORIALNY</w:t>
-      </w:r>
-    </w:p>
-    <w:p>
-      <w:pPr>
-        <w:jc w:val="center"/>
-        <w:rPr>
-          <w:rFonts w:ascii="Times New Roman" w:hAnsi="Times New Roman" w:cs="Times New Roman"/>
-        </w:rPr>
-      </w:pPr>
-    </w:p>
-    <w:p>
-      <w:pPr>
-        <w:jc w:val="center"/>
-        <w:rPr>
-          <w:rFonts w:ascii="Times New Roman" w:hAnsi="Times New Roman" w:cs="Times New Roman"/>
-        </w:rPr>
-      </w:pPr>
-      <w:r>
-        <w:rPr>
-          <w:rFonts w:ascii="Times New Roman" w:hAnsi="Times New Roman" w:cs="Times New Roman"/>
-        </w:rPr>
-        <w:t xml:space="preserve">Rozdział </w:t>
-      </w:r>
-      <w:r>
-        <w:rPr>
-          <w:rFonts w:ascii="Times New Roman" w:hAnsi="Times New Roman" w:cs="Times New Roman"/>
-        </w:rPr>
-        <w:t>23</w:t>
-      </w:r>
-      <w:r>
-        <w:rPr>
-          <w:rFonts w:ascii="Times New Roman" w:hAnsi="Times New Roman" w:cs="Times New Roman"/>
-        </w:rPr>
-        <w:t xml:space="preserve"> </w:t>
-      </w:r>
-    </w:p>
-    <w:p>
-      <w:pPr>
-        <w:jc w:val="center"/>
-        <w:rPr>
-          <w:rFonts w:ascii="Times New Roman" w:hAnsi="Times New Roman" w:cs="Times New Roman"/>
-          <w:b/>
-          <w:bCs/>
-        </w:rPr>
-      </w:pPr>
-      <w:r>
-        <w:rPr>
-          <w:rFonts w:ascii="Times New Roman" w:hAnsi="Times New Roman" w:cs="Times New Roman"/>
-          <w:b/>
-          <w:bCs/>
-        </w:rPr>
-        <w:t>Ogólne zasady dotyczące samorządu terytorialnego</w:t>
-      </w:r>
-    </w:p>
-    <w:p>
-      <w:pPr>
-        <w:jc w:val="both"/>
-        <w:rPr>
-          <w:rFonts w:ascii="Times New Roman" w:hAnsi="Times New Roman" w:cs="Times New Roman"/>
-        </w:rPr>
-      </w:pPr>
-    </w:p>
-    <w:p>
-      <w:pPr>
-        <w:jc w:val="both"/>
-        <w:rPr>
-          <w:rFonts w:ascii="Times New Roman" w:hAnsi="Times New Roman" w:cs="Times New Roman"/>
-        </w:rPr>
-      </w:pPr>
-      <w:r>
-        <w:rPr>
-          <w:rFonts w:ascii="Times New Roman" w:hAnsi="Times New Roman" w:cs="Times New Roman"/>
-          <w:b/>
-          <w:bCs/>
-        </w:rPr>
-        <w:t xml:space="preserve">Art. </w:t>
-      </w:r>
-      <w:r>
-        <w:rPr>
-          <w:rFonts w:ascii="Times New Roman" w:hAnsi="Times New Roman" w:cs="Times New Roman"/>
-          <w:b/>
-          <w:bCs/>
-        </w:rPr>
-        <w:t>138.</w:t>
-      </w:r>
-      <w:r>
-        <w:rPr>
-          <w:rFonts w:ascii="Times New Roman" w:hAnsi="Times New Roman" w:cs="Times New Roman"/>
-        </w:rPr>
-        <w:t xml:space="preserve"> </w:t>
-      </w:r>
-      <w:r>
-        <w:rPr>
-          <w:rFonts w:ascii="Times New Roman" w:hAnsi="Times New Roman" w:cs="Times New Roman"/>
-        </w:rPr>
-        <w:t xml:space="preserve">1. Samorząd terytorialny działa w obrębie określonych terytorialnych jednostek organizacyjnych, zwanych jednostkami samorządu terytorialnego. </w:t>
-      </w:r>
-    </w:p>
-    <w:p>
-      <w:pPr>
-        <w:jc w:val="both"/>
-        <w:rPr>
-          <w:rFonts w:ascii="Times New Roman" w:hAnsi="Times New Roman" w:cs="Times New Roman"/>
-        </w:rPr>
-      </w:pPr>
-      <w:r>
-        <w:rPr>
-          <w:rFonts w:ascii="Times New Roman" w:hAnsi="Times New Roman" w:cs="Times New Roman"/>
-        </w:rPr>
-        <w:t>2. Jednostki samorządu terytorialnego</w:t>
-      </w:r>
-      <w:r>
-        <w:rPr>
-          <w:rFonts w:ascii="Times New Roman" w:hAnsi="Times New Roman" w:cs="Times New Roman"/>
-        </w:rPr>
-        <w:t xml:space="preserve"> realizują podstawowe potrzeby swoich mieszkańców</w:t>
-      </w:r>
-      <w:r>
-        <w:rPr>
-          <w:rFonts w:ascii="Times New Roman" w:hAnsi="Times New Roman" w:cs="Times New Roman"/>
-        </w:rPr>
-        <w:t xml:space="preserve">. </w:t>
-      </w:r>
-    </w:p>
-    <w:p>
-      <w:pPr>
-        <w:jc w:val="both"/>
-        <w:rPr>
-          <w:rFonts w:ascii="Times New Roman" w:hAnsi="Times New Roman" w:cs="Times New Roman"/>
-        </w:rPr>
-      </w:pPr>
-      <w:r>
-        <w:rPr>
-          <w:rFonts w:ascii="Times New Roman" w:hAnsi="Times New Roman" w:cs="Times New Roman"/>
-        </w:rPr>
-        <w:t xml:space="preserve">3. Podstawowymi jednostkami samorządu terytorialnego są: </w:t>
-      </w:r>
-      <w:r>
-        <w:rPr>
-          <w:rFonts w:ascii="Times New Roman" w:hAnsi="Times New Roman" w:cs="Times New Roman"/>
-        </w:rPr>
-        <w:tab/>
-      </w:r>
-    </w:p>
-    <w:p>
-      <w:pPr>
-        <w:ind w:firstLine="708"/>
-        <w:jc w:val="both"/>
-        <w:rPr>
-          <w:rFonts w:ascii="Times New Roman" w:hAnsi="Times New Roman" w:cs="Times New Roman"/>
-        </w:rPr>
-      </w:pPr>
-      <w:r>
-        <w:rPr>
-          <w:rFonts w:ascii="Times New Roman" w:hAnsi="Times New Roman" w:cs="Times New Roman"/>
-        </w:rPr>
-        <w:t>1) gmina – dla potrzeb lokalnych mieszkańców;</w:t>
-      </w:r>
-    </w:p>
-    <w:p>
-      <w:pPr>
-        <w:ind w:firstLine="708"/>
-        <w:jc w:val="both"/>
-        <w:rPr>
-          <w:rFonts w:ascii="Times New Roman" w:hAnsi="Times New Roman" w:cs="Times New Roman"/>
-        </w:rPr>
-      </w:pPr>
-      <w:r>
-        <w:rPr>
-          <w:rFonts w:ascii="Times New Roman" w:hAnsi="Times New Roman" w:cs="Times New Roman"/>
-        </w:rPr>
-        <w:t>2) prowincja – dla potrzeb regionalnych mieszkańców.</w:t>
-      </w:r>
-    </w:p>
-    <w:p>
-      <w:pPr>
-        <w:jc w:val="both"/>
-        <w:rPr>
-          <w:rFonts w:ascii="Times New Roman" w:hAnsi="Times New Roman" w:cs="Times New Roman"/>
-        </w:rPr>
-      </w:pPr>
-      <w:r>
-        <w:rPr>
-          <w:rFonts w:ascii="Times New Roman" w:hAnsi="Times New Roman" w:cs="Times New Roman"/>
-        </w:rPr>
-        <w:lastRenderedPageBreak/>
-        <w:t xml:space="preserve">4. </w:t>
-      </w:r>
-      <w:r>
-        <w:rPr>
-          <w:rFonts w:ascii="Times New Roman" w:hAnsi="Times New Roman" w:cs="Times New Roman"/>
-        </w:rPr>
-        <w:t xml:space="preserve">Sposób tworzenia, zmiany i </w:t>
-      </w:r>
-      <w:r>
-        <w:rPr>
-          <w:rFonts w:ascii="Times New Roman" w:hAnsi="Times New Roman" w:cs="Times New Roman"/>
-        </w:rPr>
-        <w:t>znoszenia jednostek samorządu terytorialnego określają ustawy</w:t>
-      </w:r>
-      <w:r>
-        <w:rPr>
-          <w:rFonts w:ascii="Times New Roman" w:hAnsi="Times New Roman" w:cs="Times New Roman"/>
-        </w:rPr>
-        <w:t>.</w:t>
-      </w:r>
-    </w:p>
-    <w:p>
-      <w:pPr>
-        <w:jc w:val="both"/>
-        <w:rPr>
-          <w:rFonts w:ascii="Times New Roman" w:hAnsi="Times New Roman" w:cs="Times New Roman"/>
-        </w:rPr>
-      </w:pPr>
-    </w:p>
-    <w:p>
-      <w:pPr>
-        <w:jc w:val="both"/>
-        <w:rPr>
-          <w:rFonts w:ascii="Times New Roman" w:hAnsi="Times New Roman" w:cs="Times New Roman"/>
-        </w:rPr>
-      </w:pPr>
-      <w:r>
-        <w:rPr>
-          <w:rFonts w:ascii="Times New Roman" w:hAnsi="Times New Roman" w:cs="Times New Roman"/>
-          <w:b/>
-          <w:bCs/>
-        </w:rPr>
-        <w:t>Art</w:t>
-      </w:r>
-      <w:r>
-        <w:rPr>
-          <w:rFonts w:ascii="Times New Roman" w:hAnsi="Times New Roman" w:cs="Times New Roman"/>
-          <w:b/>
-          <w:bCs/>
-        </w:rPr>
-        <w:t>.</w:t>
-      </w:r>
-      <w:r>
-        <w:rPr>
-          <w:rFonts w:ascii="Times New Roman" w:hAnsi="Times New Roman" w:cs="Times New Roman"/>
-          <w:b/>
-          <w:bCs/>
-        </w:rPr>
-        <w:t xml:space="preserve"> 139.</w:t>
-      </w:r>
-      <w:r>
-        <w:rPr>
-          <w:rFonts w:ascii="Times New Roman" w:hAnsi="Times New Roman" w:cs="Times New Roman"/>
-        </w:rPr>
-        <w:t xml:space="preserve"> Władza samorządowa leży w rękach jego członków lub organów ustanowionych przez </w:t>
-      </w:r>
-      <w:r>
-        <w:rPr>
-          <w:rFonts w:ascii="Times New Roman" w:hAnsi="Times New Roman" w:cs="Times New Roman"/>
-        </w:rPr>
-        <w:t>prawo</w:t>
-      </w:r>
-      <w:r>
-        <w:rPr>
-          <w:rFonts w:ascii="Times New Roman" w:hAnsi="Times New Roman" w:cs="Times New Roman"/>
-        </w:rPr>
-        <w:t>. Podstawą działalności samorządu terytorialnego jest demokratyczna i powszechna kontrola jego władz ze strony wszystkich jego mieszkańców.</w:t>
-      </w:r>
-      <w:r>
-        <w:rPr>
-          <w:rFonts w:ascii="Times New Roman" w:hAnsi="Times New Roman" w:cs="Times New Roman"/>
-        </w:rPr>
-        <w:t xml:space="preserve"> </w:t>
-      </w:r>
-    </w:p>
-    <w:p>
-      <w:pPr>
-        <w:jc w:val="both"/>
-        <w:rPr>
-          <w:rFonts w:ascii="Times New Roman" w:hAnsi="Times New Roman" w:cs="Times New Roman"/>
-        </w:rPr>
-      </w:pPr>
-    </w:p>
-    <w:p>
-      <w:pPr>
-        <w:jc w:val="both"/>
-        <w:rPr>
-          <w:rFonts w:ascii="Times New Roman" w:hAnsi="Times New Roman" w:cs="Times New Roman"/>
-        </w:rPr>
-      </w:pPr>
-      <w:r>
-        <w:rPr>
-          <w:rFonts w:ascii="Times New Roman" w:hAnsi="Times New Roman" w:cs="Times New Roman"/>
-          <w:b/>
-          <w:bCs/>
-        </w:rPr>
-        <w:t xml:space="preserve">Art. </w:t>
-      </w:r>
-      <w:r>
-        <w:rPr>
-          <w:rFonts w:ascii="Times New Roman" w:hAnsi="Times New Roman" w:cs="Times New Roman"/>
-          <w:b/>
-          <w:bCs/>
-        </w:rPr>
-        <w:t>140.</w:t>
-      </w:r>
-      <w:r>
-        <w:rPr>
-          <w:rFonts w:ascii="Times New Roman" w:hAnsi="Times New Roman" w:cs="Times New Roman"/>
-        </w:rPr>
-        <w:t xml:space="preserve"> </w:t>
-      </w:r>
-      <w:r>
-        <w:rPr>
-          <w:rFonts w:ascii="Times New Roman" w:hAnsi="Times New Roman" w:cs="Times New Roman"/>
-        </w:rPr>
-        <w:t xml:space="preserve">1. Samorząd terytorialny realizuje wszelkie swoje cele w zakresie określonym w ustawach oraz dekretach i niezastrzeżonym dla organów regionalnych lub koronnych. </w:t>
-      </w:r>
-    </w:p>
-    <w:p>
-      <w:pPr>
-        <w:jc w:val="both"/>
-        <w:rPr>
-          <w:rFonts w:ascii="Times New Roman" w:hAnsi="Times New Roman" w:cs="Times New Roman"/>
-        </w:rPr>
-      </w:pPr>
-      <w:r>
-        <w:rPr>
-          <w:rFonts w:ascii="Times New Roman" w:hAnsi="Times New Roman" w:cs="Times New Roman"/>
-        </w:rPr>
-        <w:t xml:space="preserve">2. Samorząd terytorialny wykonuje wszelkie zadania publiczne, które są niezbędne dla prawidłowego funkcjonowania </w:t>
-      </w:r>
-      <w:r>
-        <w:rPr>
-          <w:rFonts w:ascii="Times New Roman" w:hAnsi="Times New Roman" w:cs="Times New Roman"/>
-        </w:rPr>
-        <w:t>mieszkańców</w:t>
-      </w:r>
-      <w:r>
-        <w:rPr>
-          <w:rFonts w:ascii="Times New Roman" w:hAnsi="Times New Roman" w:cs="Times New Roman"/>
-        </w:rPr>
-        <w:t xml:space="preserve">. </w:t>
-      </w:r>
-    </w:p>
-    <w:p>
-      <w:pPr>
-        <w:jc w:val="both"/>
-        <w:rPr>
-          <w:rFonts w:ascii="Times New Roman" w:hAnsi="Times New Roman" w:cs="Times New Roman"/>
-        </w:rPr>
-      </w:pPr>
-      <w:r>
-        <w:rPr>
-          <w:rFonts w:ascii="Times New Roman" w:hAnsi="Times New Roman" w:cs="Times New Roman"/>
-        </w:rPr>
-        <w:t xml:space="preserve">3. Działalność samorządu terytorialnego jest finansowana z lokalnych podatków. Działalność podatkowa samorządu nie może stać w sprzeczności z interesem finansowym </w:t>
-      </w:r>
-      <w:r>
-        <w:rPr>
-          <w:rFonts w:ascii="Times New Roman" w:hAnsi="Times New Roman" w:cs="Times New Roman"/>
-        </w:rPr>
-        <w:t>Korony</w:t>
-      </w:r>
-      <w:r>
-        <w:rPr>
-          <w:rFonts w:ascii="Times New Roman" w:hAnsi="Times New Roman" w:cs="Times New Roman"/>
-        </w:rPr>
-        <w:t>.</w:t>
-      </w:r>
-    </w:p>
-    <w:p>
-      <w:pPr>
-        <w:jc w:val="both"/>
-        <w:rPr>
-          <w:rFonts w:ascii="Times New Roman" w:hAnsi="Times New Roman" w:cs="Times New Roman"/>
-        </w:rPr>
-      </w:pPr>
-    </w:p>
-    <w:p>
-      <w:pPr>
-        <w:jc w:val="both"/>
-        <w:rPr>
-          <w:rFonts w:ascii="Times New Roman" w:hAnsi="Times New Roman" w:cs="Times New Roman"/>
-        </w:rPr>
-      </w:pPr>
-      <w:r>
-        <w:rPr>
-          <w:rFonts w:ascii="Times New Roman" w:hAnsi="Times New Roman" w:cs="Times New Roman"/>
-          <w:b/>
-          <w:bCs/>
-        </w:rPr>
-        <w:t>Art.</w:t>
-      </w:r>
-      <w:r>
-        <w:rPr>
-          <w:rFonts w:ascii="Times New Roman" w:hAnsi="Times New Roman" w:cs="Times New Roman"/>
-          <w:b/>
-          <w:bCs/>
-        </w:rPr>
-        <w:t xml:space="preserve"> 141.</w:t>
-      </w:r>
-      <w:r>
-        <w:rPr>
-          <w:rFonts w:ascii="Times New Roman" w:hAnsi="Times New Roman" w:cs="Times New Roman"/>
-        </w:rPr>
-        <w:t xml:space="preserve"> 1. Organy jednostki samorządu terytorialnego działają na podstawie i w granicach prawa. </w:t>
-      </w:r>
-    </w:p>
-    <w:p>
-      <w:pPr>
-        <w:jc w:val="both"/>
-        <w:rPr>
-          <w:rFonts w:ascii="Times New Roman" w:hAnsi="Times New Roman" w:cs="Times New Roman"/>
-        </w:rPr>
-      </w:pPr>
-      <w:r>
-        <w:rPr>
-          <w:rFonts w:ascii="Times New Roman" w:hAnsi="Times New Roman" w:cs="Times New Roman"/>
-        </w:rPr>
-        <w:t>2. Działalność jednostki samorządu terytorialnego podlega kontroli sądowej z punktu widzenia legalności.</w:t>
-      </w:r>
-    </w:p>
-    <w:p>
-      <w:pPr>
-        <w:jc w:val="both"/>
-        <w:rPr>
-          <w:rFonts w:ascii="Times New Roman" w:hAnsi="Times New Roman" w:cs="Times New Roman"/>
-        </w:rPr>
-      </w:pPr>
-    </w:p>
-    <w:p>
-      <w:pPr>
-        <w:jc w:val="both"/>
-        <w:rPr>
-          <w:rFonts w:ascii="Times New Roman" w:hAnsi="Times New Roman" w:cs="Times New Roman"/>
-        </w:rPr>
-      </w:pPr>
-      <w:r>
-        <w:rPr>
-          <w:rFonts w:ascii="Times New Roman" w:hAnsi="Times New Roman" w:cs="Times New Roman"/>
-          <w:b/>
-          <w:bCs/>
-        </w:rPr>
-        <w:t>Art.</w:t>
-      </w:r>
-      <w:r>
-        <w:rPr>
-          <w:rFonts w:ascii="Times New Roman" w:hAnsi="Times New Roman" w:cs="Times New Roman"/>
-          <w:b/>
-          <w:bCs/>
-        </w:rPr>
-        <w:t xml:space="preserve"> 142.</w:t>
-      </w:r>
-      <w:r>
-        <w:rPr>
-          <w:rFonts w:ascii="Times New Roman" w:hAnsi="Times New Roman" w:cs="Times New Roman"/>
-        </w:rPr>
-        <w:t xml:space="preserve"> </w:t>
-      </w:r>
-      <w:r>
-        <w:rPr>
-          <w:rFonts w:ascii="Times New Roman" w:hAnsi="Times New Roman" w:cs="Times New Roman"/>
-        </w:rPr>
-        <w:t>Organem</w:t>
-      </w:r>
-      <w:r>
-        <w:rPr>
-          <w:rFonts w:ascii="Times New Roman" w:hAnsi="Times New Roman" w:cs="Times New Roman"/>
-        </w:rPr>
-        <w:t xml:space="preserve"> nadzoru </w:t>
-      </w:r>
-      <w:r>
-        <w:rPr>
-          <w:rFonts w:ascii="Times New Roman" w:hAnsi="Times New Roman" w:cs="Times New Roman"/>
-        </w:rPr>
-        <w:t xml:space="preserve">wobec </w:t>
-      </w:r>
-      <w:r>
-        <w:rPr>
-          <w:rFonts w:ascii="Times New Roman" w:hAnsi="Times New Roman" w:cs="Times New Roman"/>
-        </w:rPr>
-        <w:t>działalności jednostek samorządu jest</w:t>
-      </w:r>
-      <w:r>
-        <w:rPr>
-          <w:rFonts w:ascii="Times New Roman" w:hAnsi="Times New Roman" w:cs="Times New Roman"/>
-        </w:rPr>
-        <w:t xml:space="preserve"> przewodniczący Rządu Koronnego</w:t>
-      </w:r>
-      <w:r>
-        <w:rPr>
-          <w:rFonts w:ascii="Times New Roman" w:hAnsi="Times New Roman" w:cs="Times New Roman"/>
-        </w:rPr>
-        <w:t xml:space="preserve"> i właściwe organy mu podległe, ustanowione ustawą</w:t>
-      </w:r>
-      <w:r>
-        <w:rPr>
-          <w:rFonts w:ascii="Times New Roman" w:hAnsi="Times New Roman" w:cs="Times New Roman"/>
-        </w:rPr>
-        <w:t xml:space="preserve">. </w:t>
-      </w:r>
-      <w:r>
-        <w:rPr>
-          <w:rFonts w:ascii="Times New Roman" w:hAnsi="Times New Roman" w:cs="Times New Roman"/>
-        </w:rPr>
-        <w:t xml:space="preserve"> </w:t>
-      </w:r>
-    </w:p>
-    <w:p>
-      <w:pPr>
-        <w:jc w:val="both"/>
-        <w:rPr>
-          <w:rFonts w:ascii="Times New Roman" w:hAnsi="Times New Roman" w:cs="Times New Roman"/>
-        </w:rPr>
-      </w:pPr>
-      <w:r>
-        <w:rPr>
-          <w:rFonts w:ascii="Times New Roman" w:hAnsi="Times New Roman" w:cs="Times New Roman"/>
-        </w:rPr>
-        <w:tab/>
-      </w:r>
-    </w:p>
-    <w:p>
-      <w:pPr>
-        <w:jc w:val="center"/>
-        <w:rPr>
-          <w:rFonts w:ascii="Times New Roman" w:hAnsi="Times New Roman" w:cs="Times New Roman"/>
-        </w:rPr>
-      </w:pPr>
-      <w:r>
-        <w:rPr>
-          <w:rFonts w:ascii="Times New Roman" w:hAnsi="Times New Roman" w:cs="Times New Roman"/>
-        </w:rPr>
-        <w:t>DZIAŁ VI</w:t>
-      </w:r>
-      <w:r>
-        <w:rPr>
-          <w:rFonts w:ascii="Times New Roman" w:hAnsi="Times New Roman" w:cs="Times New Roman"/>
-        </w:rPr>
-        <w:t>II</w:t>
-      </w:r>
-    </w:p>
-    <w:p>
-      <w:pPr>
-        <w:jc w:val="center"/>
-        <w:rPr>
-          <w:rFonts w:ascii="Times New Roman" w:hAnsi="Times New Roman" w:cs="Times New Roman"/>
-          <w:b/>
-          <w:bCs/>
-        </w:rPr>
-      </w:pPr>
-      <w:r>
-        <w:rPr>
-          <w:rFonts w:ascii="Times New Roman" w:hAnsi="Times New Roman" w:cs="Times New Roman"/>
-          <w:b/>
-          <w:bCs/>
-        </w:rPr>
-        <w:t>KORONNY KOŚCIÓŁ IGNISTRIGONA</w:t>
-      </w:r>
-    </w:p>
-    <w:p>
-      <w:pPr>
-        <w:jc w:val="center"/>
-        <w:rPr>
-          <w:rFonts w:ascii="Times New Roman" w:hAnsi="Times New Roman" w:cs="Times New Roman"/>
-        </w:rPr>
-      </w:pPr>
-    </w:p>
-    <w:p>
-      <w:pPr>
-        <w:jc w:val="center"/>
-        <w:rPr>
-          <w:rFonts w:ascii="Times New Roman" w:hAnsi="Times New Roman" w:cs="Times New Roman"/>
-        </w:rPr>
-      </w:pPr>
-      <w:r>
-        <w:rPr>
-          <w:rFonts w:ascii="Times New Roman" w:hAnsi="Times New Roman" w:cs="Times New Roman"/>
-        </w:rPr>
-        <w:t>Rozdział 2</w:t>
-      </w:r>
-      <w:r>
-        <w:rPr>
-          <w:rFonts w:ascii="Times New Roman" w:hAnsi="Times New Roman" w:cs="Times New Roman"/>
-        </w:rPr>
-        <w:t>4</w:t>
-      </w:r>
-      <w:r>
-        <w:rPr>
-          <w:rFonts w:ascii="Times New Roman" w:hAnsi="Times New Roman" w:cs="Times New Roman"/>
-        </w:rPr>
-        <w:t xml:space="preserve"> </w:t>
-      </w:r>
-    </w:p>
-    <w:p>
-      <w:pPr>
-        <w:jc w:val="center"/>
-        <w:rPr>
-          <w:rFonts w:ascii="Times New Roman" w:hAnsi="Times New Roman" w:cs="Times New Roman"/>
-          <w:b/>
-          <w:bCs/>
-        </w:rPr>
-      </w:pPr>
-      <w:r>
-        <w:rPr>
-          <w:rFonts w:ascii="Times New Roman" w:hAnsi="Times New Roman" w:cs="Times New Roman"/>
-          <w:b/>
-          <w:bCs/>
-        </w:rPr>
-        <w:t>Ogólne zasady działania Koronnego Kościoła Ignistrigona</w:t>
-      </w:r>
-    </w:p>
-    <w:p>
-      <w:pPr>
-        <w:jc w:val="both"/>
-        <w:rPr>
-          <w:rFonts w:ascii="Times New Roman" w:hAnsi="Times New Roman" w:cs="Times New Roman"/>
-        </w:rPr>
-      </w:pPr>
-    </w:p>
-    <w:p>
-      <w:pPr>
-        <w:jc w:val="both"/>
-        <w:rPr>
-          <w:rFonts w:ascii="Times New Roman" w:hAnsi="Times New Roman" w:cs="Times New Roman"/>
-        </w:rPr>
-      </w:pPr>
-      <w:r>
-        <w:rPr>
-          <w:rFonts w:ascii="Times New Roman" w:hAnsi="Times New Roman" w:cs="Times New Roman"/>
-          <w:b/>
-          <w:bCs/>
-        </w:rPr>
-        <w:t xml:space="preserve">Art. </w:t>
-      </w:r>
-      <w:r>
-        <w:rPr>
-          <w:rFonts w:ascii="Times New Roman" w:hAnsi="Times New Roman" w:cs="Times New Roman"/>
-          <w:b/>
-          <w:bCs/>
-        </w:rPr>
-        <w:t>143.</w:t>
-      </w:r>
-      <w:r>
-        <w:rPr>
-          <w:rFonts w:ascii="Times New Roman" w:hAnsi="Times New Roman" w:cs="Times New Roman"/>
-        </w:rPr>
-        <w:t xml:space="preserve"> </w:t>
-      </w:r>
-      <w:r>
-        <w:rPr>
-          <w:rFonts w:ascii="Times New Roman" w:hAnsi="Times New Roman" w:cs="Times New Roman"/>
-        </w:rPr>
-        <w:t xml:space="preserve">1. </w:t>
-      </w:r>
-      <w:r>
-        <w:rPr>
-          <w:rFonts w:ascii="Times New Roman" w:hAnsi="Times New Roman" w:cs="Times New Roman"/>
-        </w:rPr>
-        <w:t>Koronny Kościół Ignistrigona jest narodowym kościołem Korony Krulestwa Multikont</w:t>
-      </w:r>
-      <w:r>
-        <w:rPr>
-          <w:rFonts w:ascii="Times New Roman" w:hAnsi="Times New Roman" w:cs="Times New Roman"/>
-        </w:rPr>
-        <w:t xml:space="preserve">, wspierającym </w:t>
-      </w:r>
-      <w:r>
-        <w:rPr>
-          <w:rFonts w:ascii="Times New Roman" w:hAnsi="Times New Roman" w:cs="Times New Roman"/>
-        </w:rPr>
-        <w:t>obywateli w dążeniu do realizacji porządku naturalnego</w:t>
-      </w:r>
-      <w:r>
-        <w:rPr>
-          <w:rFonts w:ascii="Times New Roman" w:hAnsi="Times New Roman" w:cs="Times New Roman"/>
-        </w:rPr>
-        <w:t>.</w:t>
-      </w:r>
-    </w:p>
-    <w:p>
-      <w:pPr>
-        <w:jc w:val="both"/>
-        <w:rPr>
-          <w:rFonts w:ascii="Times New Roman" w:hAnsi="Times New Roman" w:cs="Times New Roman"/>
-        </w:rPr>
-      </w:pPr>
-      <w:r>
-        <w:rPr>
-          <w:rFonts w:ascii="Times New Roman" w:hAnsi="Times New Roman" w:cs="Times New Roman"/>
-        </w:rPr>
-        <w:t>2. Koronny Kościół Ignistrigona jest kierowany i finansowany przez organy Korony Krulestwa Multikont.</w:t>
-      </w:r>
-    </w:p>
-    <w:p>
-      <w:pPr>
-        <w:jc w:val="both"/>
-        <w:rPr>
-          <w:rFonts w:ascii="Times New Roman" w:hAnsi="Times New Roman" w:cs="Times New Roman"/>
-        </w:rPr>
-      </w:pPr>
-      <w:r>
-        <w:rPr>
-          <w:rFonts w:ascii="Times New Roman" w:hAnsi="Times New Roman" w:cs="Times New Roman"/>
-        </w:rPr>
-        <w:t>3. Koronny Kościół Ignistrigona stanowi część Świętego Kościoła Lewosławia.</w:t>
-      </w:r>
-    </w:p>
-    <w:p>
-      <w:pPr>
-        <w:jc w:val="both"/>
-        <w:rPr>
-          <w:rFonts w:ascii="Times New Roman" w:hAnsi="Times New Roman" w:cs="Times New Roman"/>
-        </w:rPr>
-      </w:pPr>
-    </w:p>
-    <w:p>
-      <w:pPr>
-        <w:jc w:val="both"/>
-        <w:rPr>
-          <w:rFonts w:ascii="Times New Roman" w:hAnsi="Times New Roman" w:cs="Times New Roman"/>
-        </w:rPr>
-      </w:pPr>
-      <w:r>
-        <w:rPr>
-          <w:rFonts w:ascii="Times New Roman" w:hAnsi="Times New Roman" w:cs="Times New Roman"/>
-          <w:b/>
-          <w:bCs/>
-        </w:rPr>
-        <w:t>Art.</w:t>
-      </w:r>
-      <w:r>
-        <w:rPr>
-          <w:rFonts w:ascii="Times New Roman" w:hAnsi="Times New Roman" w:cs="Times New Roman"/>
-          <w:b/>
-          <w:bCs/>
-        </w:rPr>
-        <w:t xml:space="preserve"> 144.</w:t>
-      </w:r>
-      <w:r>
-        <w:rPr>
-          <w:rFonts w:ascii="Times New Roman" w:hAnsi="Times New Roman" w:cs="Times New Roman"/>
-        </w:rPr>
-        <w:t xml:space="preserve"> 1. Głową Koronnego Kościoła Ignistrigona </w:t>
-      </w:r>
-      <w:r>
-        <w:rPr>
-          <w:rFonts w:ascii="Times New Roman" w:hAnsi="Times New Roman" w:cs="Times New Roman"/>
-        </w:rPr>
-        <w:t>jest Krul Multikont.</w:t>
-      </w:r>
-    </w:p>
-    <w:p>
-      <w:pPr>
-        <w:jc w:val="both"/>
-        <w:rPr>
-          <w:rFonts w:ascii="Times New Roman" w:hAnsi="Times New Roman" w:cs="Times New Roman"/>
-        </w:rPr>
-      </w:pPr>
-      <w:r>
-        <w:rPr>
-          <w:rFonts w:ascii="Times New Roman" w:hAnsi="Times New Roman" w:cs="Times New Roman"/>
-        </w:rPr>
-        <w:t xml:space="preserve">2. Krul Multikont wykonuje </w:t>
-      </w:r>
-      <w:r>
-        <w:rPr>
-          <w:rFonts w:ascii="Times New Roman" w:hAnsi="Times New Roman" w:cs="Times New Roman"/>
-        </w:rPr>
-        <w:t xml:space="preserve">zadania z zakresu duchowego przewodnictwa nad Kościołem przy pomocy Arcybiskupa Koronnego Kościoła Ignistrigona i biskupów </w:t>
-      </w:r>
-      <w:r>
-        <w:rPr>
-          <w:rFonts w:ascii="Times New Roman" w:hAnsi="Times New Roman" w:cs="Times New Roman"/>
-        </w:rPr>
-        <w:t>katedralnych.</w:t>
-      </w:r>
-    </w:p>
-    <w:p>
-      <w:pPr>
-        <w:jc w:val="both"/>
-        <w:rPr>
-          <w:rFonts w:ascii="Times New Roman" w:hAnsi="Times New Roman" w:cs="Times New Roman"/>
-        </w:rPr>
-      </w:pPr>
-    </w:p>
-    <w:p>
-      <w:pPr>
-        <w:jc w:val="both"/>
-        <w:rPr>
-          <w:rFonts w:ascii="Times New Roman" w:hAnsi="Times New Roman" w:cs="Times New Roman"/>
-        </w:rPr>
-      </w:pPr>
-      <w:r>
-        <w:rPr>
-          <w:rFonts w:ascii="Times New Roman" w:hAnsi="Times New Roman" w:cs="Times New Roman"/>
-          <w:b/>
-          <w:bCs/>
-        </w:rPr>
-        <w:lastRenderedPageBreak/>
-        <w:t xml:space="preserve">Art. </w:t>
-      </w:r>
-      <w:r>
-        <w:rPr>
-          <w:rFonts w:ascii="Times New Roman" w:hAnsi="Times New Roman" w:cs="Times New Roman"/>
-          <w:b/>
-          <w:bCs/>
-        </w:rPr>
-        <w:t>145.</w:t>
-      </w:r>
-      <w:r>
-        <w:rPr>
-          <w:rFonts w:ascii="Times New Roman" w:hAnsi="Times New Roman" w:cs="Times New Roman"/>
-        </w:rPr>
-        <w:t xml:space="preserve"> </w:t>
-      </w:r>
-      <w:r>
-        <w:rPr>
-          <w:rFonts w:ascii="Times New Roman" w:hAnsi="Times New Roman" w:cs="Times New Roman"/>
-        </w:rPr>
-        <w:t xml:space="preserve">Senat Koronny stanowi prawo religijne Koronnego Kościoła Ignistrigona. </w:t>
-      </w:r>
-      <w:r>
-        <w:rPr>
-          <w:rFonts w:ascii="Times New Roman" w:hAnsi="Times New Roman" w:cs="Times New Roman"/>
-        </w:rPr>
-        <w:t>Prawo religijne Koronnego Kościoła Ignistrigona nie podlega publikacji w Krulewskim Dzienniku Ustaw i obowiązuje tylko wiernych i uduchowionych Kościoła</w:t>
-      </w:r>
-      <w:r>
-        <w:rPr>
-          <w:rFonts w:ascii="Times New Roman" w:hAnsi="Times New Roman" w:cs="Times New Roman"/>
-        </w:rPr>
-        <w:t>, jednak podlega kontroli Wysokiego Trybunału Koronnego</w:t>
-      </w:r>
-      <w:r>
-        <w:rPr>
-          <w:rFonts w:ascii="Times New Roman" w:hAnsi="Times New Roman" w:cs="Times New Roman"/>
-        </w:rPr>
-        <w:t>.</w:t>
-      </w:r>
-    </w:p>
-    <w:p>
-      <w:pPr>
-        <w:jc w:val="both"/>
-        <w:rPr>
-          <w:rFonts w:ascii="Times New Roman" w:hAnsi="Times New Roman" w:cs="Times New Roman"/>
-        </w:rPr>
-      </w:pPr>
-    </w:p>
-    <w:p>
-      <w:pPr>
-        <w:jc w:val="both"/>
-        <w:rPr>
-          <w:rFonts w:ascii="Times New Roman" w:hAnsi="Times New Roman" w:cs="Times New Roman"/>
-        </w:rPr>
-      </w:pPr>
-      <w:r>
-        <w:rPr>
-          <w:rFonts w:ascii="Times New Roman" w:hAnsi="Times New Roman" w:cs="Times New Roman"/>
-          <w:b/>
-          <w:bCs/>
-        </w:rPr>
-        <w:t>Art.</w:t>
-      </w:r>
-      <w:r>
-        <w:rPr>
-          <w:rFonts w:ascii="Times New Roman" w:hAnsi="Times New Roman" w:cs="Times New Roman"/>
-          <w:b/>
-          <w:bCs/>
-        </w:rPr>
-        <w:t xml:space="preserve"> 146.</w:t>
-      </w:r>
-      <w:r>
-        <w:rPr>
-          <w:rFonts w:ascii="Times New Roman" w:hAnsi="Times New Roman" w:cs="Times New Roman"/>
-        </w:rPr>
-        <w:t xml:space="preserve"> Uduchowieni Koronnego Kościoła Ignistrigona mogą sprawować funkcje publiczne</w:t>
-      </w:r>
-      <w:r>
-        <w:rPr>
-          <w:rFonts w:ascii="Times New Roman" w:hAnsi="Times New Roman" w:cs="Times New Roman"/>
-        </w:rPr>
-        <w:t xml:space="preserve"> w Koronie Krulestwa Multikont</w:t>
-      </w:r>
-      <w:r>
-        <w:rPr>
-          <w:rFonts w:ascii="Times New Roman" w:hAnsi="Times New Roman" w:cs="Times New Roman"/>
-        </w:rPr>
-        <w:t>.</w:t>
-      </w:r>
-    </w:p>
-    <w:p>
-      <w:pPr>
-        <w:jc w:val="both"/>
-        <w:rPr>
-          <w:rFonts w:ascii="Times New Roman" w:hAnsi="Times New Roman" w:cs="Times New Roman"/>
-        </w:rPr>
-      </w:pPr>
-    </w:p>
-    <w:p>
-      <w:pPr>
-        <w:jc w:val="both"/>
-        <w:rPr>
-          <w:rFonts w:ascii="Times New Roman" w:hAnsi="Times New Roman" w:cs="Times New Roman"/>
-        </w:rPr>
-      </w:pPr>
-      <w:r>
-        <w:rPr>
-          <w:rFonts w:ascii="Times New Roman" w:hAnsi="Times New Roman" w:cs="Times New Roman"/>
-          <w:b/>
-          <w:bCs/>
-        </w:rPr>
-        <w:t>Art.</w:t>
-      </w:r>
-      <w:r>
-        <w:rPr>
-          <w:rFonts w:ascii="Times New Roman" w:hAnsi="Times New Roman" w:cs="Times New Roman"/>
-          <w:b/>
-          <w:bCs/>
-        </w:rPr>
-        <w:t xml:space="preserve"> 147.</w:t>
-      </w:r>
-      <w:r>
-        <w:rPr>
-          <w:rFonts w:ascii="Times New Roman" w:hAnsi="Times New Roman" w:cs="Times New Roman"/>
-        </w:rPr>
-        <w:t xml:space="preserve"> </w:t>
-      </w:r>
-      <w:r>
-        <w:rPr>
-          <w:rFonts w:ascii="Times New Roman" w:hAnsi="Times New Roman" w:cs="Times New Roman"/>
-        </w:rPr>
-        <w:t>Szczegóły dotyczące ustroju Kościoła oraz praw i obowiązków wiernych i uduchowionych regulują właściwa umowa międzynarodowa zawarta ze Świętym Kościołem Lewosławia oraz ustawy.</w:t>
-      </w:r>
-    </w:p>
-    <w:p>
-      <w:pPr>
-        <w:jc w:val="both"/>
-        <w:rPr>
-          <w:rFonts w:ascii="Times New Roman" w:hAnsi="Times New Roman" w:cs="Times New Roman"/>
-        </w:rPr>
-      </w:pPr>
-    </w:p>
-    <w:p>
-      <w:pPr>
-        <w:jc w:val="center"/>
-        <w:rPr>
-          <w:rFonts w:ascii="Times New Roman" w:hAnsi="Times New Roman" w:cs="Times New Roman"/>
-        </w:rPr>
-      </w:pPr>
-      <w:r>
-        <w:rPr>
-          <w:rFonts w:ascii="Times New Roman" w:hAnsi="Times New Roman" w:cs="Times New Roman"/>
-        </w:rPr>
-        <w:t xml:space="preserve">DZIAŁ </w:t>
-      </w:r>
-      <w:r>
-        <w:rPr>
-          <w:rFonts w:ascii="Times New Roman" w:hAnsi="Times New Roman" w:cs="Times New Roman"/>
-        </w:rPr>
-        <w:t>IX</w:t>
-      </w:r>
-    </w:p>
-    <w:p>
-      <w:pPr>
-        <w:jc w:val="center"/>
-        <w:rPr>
-          <w:rFonts w:ascii="Times New Roman" w:hAnsi="Times New Roman" w:cs="Times New Roman"/>
-          <w:b/>
-          <w:bCs/>
-        </w:rPr>
-      </w:pPr>
-      <w:r>
-        <w:rPr>
-          <w:rFonts w:ascii="Times New Roman" w:hAnsi="Times New Roman" w:cs="Times New Roman"/>
-          <w:b/>
-          <w:bCs/>
-        </w:rPr>
-        <w:t>POSTANOWIENIA KOŃCOWE</w:t>
-      </w:r>
-    </w:p>
-    <w:p>
-      <w:pPr>
-        <w:jc w:val="center"/>
-        <w:rPr>
-          <w:rFonts w:ascii="Times New Roman" w:hAnsi="Times New Roman" w:cs="Times New Roman"/>
-        </w:rPr>
-      </w:pPr>
-    </w:p>
-    <w:p>
-      <w:pPr>
-        <w:jc w:val="center"/>
-        <w:rPr>
-          <w:rFonts w:ascii="Times New Roman" w:hAnsi="Times New Roman" w:cs="Times New Roman"/>
-        </w:rPr>
-      </w:pPr>
-      <w:r>
-        <w:rPr>
-          <w:rFonts w:ascii="Times New Roman" w:hAnsi="Times New Roman" w:cs="Times New Roman"/>
-        </w:rPr>
-        <w:t xml:space="preserve">Rozdział 25 </w:t>
-      </w:r>
-    </w:p>
-    <w:p>
-      <w:pPr>
-        <w:jc w:val="center"/>
-        <w:rPr>
-          <w:rFonts w:ascii="Times New Roman" w:hAnsi="Times New Roman" w:cs="Times New Roman"/>
-          <w:b/>
-          <w:bCs/>
-        </w:rPr>
-      </w:pPr>
-      <w:r>
-        <w:rPr>
-          <w:rFonts w:ascii="Times New Roman" w:hAnsi="Times New Roman" w:cs="Times New Roman"/>
-          <w:b/>
-          <w:bCs/>
-        </w:rPr>
-        <w:t>Procedura zmiany Konstytucji</w:t>
-      </w:r>
-    </w:p>
-    <w:p>
-      <w:pPr>
-        <w:jc w:val="both"/>
-        <w:rPr>
-          <w:rFonts w:ascii="Times New Roman" w:hAnsi="Times New Roman" w:cs="Times New Roman"/>
-        </w:rPr>
-      </w:pPr>
-    </w:p>
-    <w:p>
-      <w:pPr>
-        <w:jc w:val="both"/>
-        <w:rPr>
-          <w:rFonts w:ascii="Times New Roman" w:hAnsi="Times New Roman" w:cs="Times New Roman"/>
-        </w:rPr>
-      </w:pPr>
-      <w:r>
-        <w:rPr>
-          <w:rFonts w:ascii="Times New Roman" w:hAnsi="Times New Roman" w:cs="Times New Roman"/>
-          <w:b/>
-          <w:bCs/>
-        </w:rPr>
-        <w:t xml:space="preserve">Art. </w:t>
-      </w:r>
-      <w:r>
-        <w:rPr>
-          <w:rFonts w:ascii="Times New Roman" w:hAnsi="Times New Roman" w:cs="Times New Roman"/>
-          <w:b/>
-          <w:bCs/>
-        </w:rPr>
-        <w:t>148.</w:t>
-      </w:r>
-      <w:r>
-        <w:rPr>
-          <w:rFonts w:ascii="Times New Roman" w:hAnsi="Times New Roman" w:cs="Times New Roman"/>
-        </w:rPr>
-        <w:t xml:space="preserve"> </w:t>
-      </w:r>
-      <w:r>
-        <w:rPr>
-          <w:rFonts w:ascii="Times New Roman" w:hAnsi="Times New Roman" w:cs="Times New Roman"/>
-        </w:rPr>
-        <w:t>Zmiany Konstytucji dokonuje Krul na wniosek Senatu</w:t>
-      </w:r>
-      <w:r>
-        <w:rPr>
-          <w:rFonts w:ascii="Times New Roman" w:hAnsi="Times New Roman" w:cs="Times New Roman"/>
-        </w:rPr>
-        <w:t xml:space="preserve"> lub</w:t>
-      </w:r>
-      <w:r>
-        <w:rPr>
-          <w:rFonts w:ascii="Times New Roman" w:hAnsi="Times New Roman" w:cs="Times New Roman"/>
-        </w:rPr>
-        <w:t xml:space="preserve"> co najmniej połowy parlamentów regionalnych</w:t>
-      </w:r>
-      <w:r>
-        <w:rPr>
-          <w:rFonts w:ascii="Times New Roman" w:hAnsi="Times New Roman" w:cs="Times New Roman"/>
-        </w:rPr>
-        <w:t>.</w:t>
-      </w:r>
-    </w:p>
-    <w:p>
-      <w:pPr>
-        <w:jc w:val="both"/>
-        <w:rPr>
-          <w:rFonts w:ascii="Times New Roman" w:hAnsi="Times New Roman" w:cs="Times New Roman"/>
-        </w:rPr>
-      </w:pPr>
-    </w:p>
-    <w:p>
-      <w:pPr>
-        <w:jc w:val="center"/>
-        <w:rPr>
-          <w:rFonts w:ascii="Times New Roman" w:hAnsi="Times New Roman" w:cs="Times New Roman"/>
-        </w:rPr>
-      </w:pPr>
-      <w:r>
-        <w:rPr>
-          <w:rFonts w:ascii="Times New Roman" w:hAnsi="Times New Roman" w:cs="Times New Roman"/>
-        </w:rPr>
-        <w:t>Rozdział 26</w:t>
-      </w:r>
-    </w:p>
-    <w:p>
-      <w:pPr>
-        <w:jc w:val="center"/>
-        <w:rPr>
-          <w:rFonts w:ascii="Times New Roman" w:hAnsi="Times New Roman" w:cs="Times New Roman"/>
-          <w:b/>
-          <w:bCs/>
-        </w:rPr>
-      </w:pPr>
-      <w:r>
-        <w:rPr>
-          <w:rFonts w:ascii="Times New Roman" w:hAnsi="Times New Roman" w:cs="Times New Roman"/>
-          <w:b/>
-          <w:bCs/>
-        </w:rPr>
-        <w:t>Przepisy przejściowe</w:t>
-      </w:r>
-      <w:r>
-        <w:rPr>
-          <w:rFonts w:ascii="Times New Roman" w:hAnsi="Times New Roman" w:cs="Times New Roman"/>
-          <w:b/>
-          <w:bCs/>
-        </w:rPr>
-        <w:t xml:space="preserve"> i końcowe</w:t>
-      </w:r>
-    </w:p>
-    <w:p>
-      <w:pPr>
-        <w:jc w:val="both"/>
-        <w:rPr>
-          <w:rFonts w:ascii="Times New Roman" w:hAnsi="Times New Roman" w:cs="Times New Roman"/>
-        </w:rPr>
-      </w:pPr>
-    </w:p>
-    <w:p>
-      <w:pPr>
-        <w:jc w:val="both"/>
-        <w:rPr>
-          <w:rFonts w:ascii="Times New Roman" w:hAnsi="Times New Roman" w:cs="Times New Roman"/>
-        </w:rPr>
-      </w:pPr>
-      <w:r>
-        <w:rPr>
-          <w:rFonts w:ascii="Times New Roman" w:hAnsi="Times New Roman" w:cs="Times New Roman"/>
-          <w:b/>
-          <w:bCs/>
-        </w:rPr>
-        <w:t xml:space="preserve">Art. 149. </w:t>
-      </w:r>
-      <w:r>
-        <w:rPr>
-          <w:rFonts w:ascii="Times New Roman" w:hAnsi="Times New Roman" w:cs="Times New Roman"/>
-        </w:rPr>
-        <w:t>Trac</w:t>
-      </w:r>
-      <w:r>
-        <w:rPr>
-          <w:rFonts w:ascii="Times New Roman" w:hAnsi="Times New Roman" w:cs="Times New Roman"/>
-        </w:rPr>
-        <w:t>ą</w:t>
-      </w:r>
-      <w:r>
-        <w:rPr>
-          <w:rFonts w:ascii="Times New Roman" w:hAnsi="Times New Roman" w:cs="Times New Roman"/>
-        </w:rPr>
-        <w:t xml:space="preserve"> moc </w:t>
-      </w:r>
-      <w:r>
-        <w:rPr>
-          <w:rFonts w:ascii="Times New Roman" w:hAnsi="Times New Roman" w:cs="Times New Roman"/>
-        </w:rPr>
-        <w:t>obowiązującą</w:t>
-      </w:r>
-      <w:r>
-        <w:rPr>
-          <w:rFonts w:ascii="Times New Roman" w:hAnsi="Times New Roman" w:cs="Times New Roman"/>
-        </w:rPr>
-        <w:t>:</w:t>
-      </w:r>
-      <w:r>
-        <w:rPr>
-          <w:rFonts w:ascii="Times New Roman" w:hAnsi="Times New Roman" w:cs="Times New Roman"/>
-        </w:rPr>
-        <w:t xml:space="preserve"> </w:t>
-      </w:r>
-      <w:r>
-        <w:rPr>
-          <w:rFonts w:ascii="Times New Roman" w:hAnsi="Times New Roman" w:cs="Times New Roman"/>
-        </w:rPr>
-        <w:t>Konstytucja Krulestwa Multikont z 1.01.2023 r.</w:t>
-      </w:r>
-      <w:r>
-        <w:rPr>
-          <w:rFonts w:ascii="Times New Roman" w:hAnsi="Times New Roman" w:cs="Times New Roman"/>
-        </w:rPr>
-        <w:t xml:space="preserve"> </w:t>
-      </w:r>
-      <w:r>
-        <w:rPr>
-          <w:rFonts w:ascii="Times New Roman" w:hAnsi="Times New Roman" w:cs="Times New Roman"/>
-        </w:rPr>
-        <w:t xml:space="preserve">(Kr. Dz. U. z 2023 r. poz. 1), Dekret Konstytucyjny z 29.08.2024 r. o arystokratycznej polityce rodowej i przywilejach szlacheckich </w:t>
-      </w:r>
-      <w:r>
-        <w:rPr>
-          <w:rFonts w:ascii="Times New Roman" w:hAnsi="Times New Roman" w:cs="Times New Roman"/>
-        </w:rPr>
-        <w:t xml:space="preserve">(Kr. Dz. U. z 2024 r. poz. 18) </w:t>
-      </w:r>
-      <w:r>
-        <w:rPr>
-          <w:rFonts w:ascii="Times New Roman" w:hAnsi="Times New Roman" w:cs="Times New Roman"/>
-        </w:rPr>
-        <w:t xml:space="preserve">oraz </w:t>
-      </w:r>
-      <w:r>
-        <w:rPr>
-          <w:rFonts w:ascii="Times New Roman" w:hAnsi="Times New Roman" w:cs="Times New Roman"/>
-        </w:rPr>
-        <w:t>Dekret Konstytucyjny z 14.01.2025 r. o źródłach prawa w Krulestwie Multikont (Kr. Dz. U. z 2025 r. poz. 2)</w:t>
-      </w:r>
-      <w:r>
-        <w:rPr>
-          <w:rFonts w:ascii="Times New Roman" w:hAnsi="Times New Roman" w:cs="Times New Roman"/>
-        </w:rPr>
-        <w:t>.</w:t>
-      </w:r>
-    </w:p>
-    <w:p>
-      <w:pPr>
-        <w:jc w:val="both"/>
-        <w:rPr>
-          <w:rFonts w:ascii="Times New Roman" w:hAnsi="Times New Roman" w:cs="Times New Roman"/>
-        </w:rPr>
-      </w:pPr>
-    </w:p>
-    <w:p>
-      <w:pPr>
-        <w:jc w:val="both"/>
-        <w:rPr>
-          <w:rFonts w:ascii="Times New Roman" w:hAnsi="Times New Roman" w:cs="Times New Roman"/>
-        </w:rPr>
-      </w:pPr>
-      <w:r>
-        <w:rPr>
-          <w:rFonts w:ascii="Times New Roman" w:hAnsi="Times New Roman" w:cs="Times New Roman"/>
-          <w:b/>
-          <w:bCs/>
-        </w:rPr>
-        <w:t xml:space="preserve">Art. </w:t>
-      </w:r>
-      <w:r>
-        <w:rPr>
-          <w:rFonts w:ascii="Times New Roman" w:hAnsi="Times New Roman" w:cs="Times New Roman"/>
-          <w:b/>
-          <w:bCs/>
-        </w:rPr>
-        <w:t>1</w:t>
-      </w:r>
-      <w:r>
-        <w:rPr>
-          <w:rFonts w:ascii="Times New Roman" w:hAnsi="Times New Roman" w:cs="Times New Roman"/>
-          <w:b/>
-          <w:bCs/>
-        </w:rPr>
-        <w:t>50</w:t>
-      </w:r>
-      <w:r>
-        <w:rPr>
-          <w:rFonts w:ascii="Times New Roman" w:hAnsi="Times New Roman" w:cs="Times New Roman"/>
-          <w:b/>
-          <w:bCs/>
-        </w:rPr>
-        <w:t>.</w:t>
-      </w:r>
-      <w:r>
-        <w:rPr>
-          <w:rFonts w:ascii="Times New Roman" w:hAnsi="Times New Roman" w:cs="Times New Roman"/>
-        </w:rPr>
-        <w:t xml:space="preserve"> </w:t>
-      </w:r>
-      <w:r>
-        <w:rPr>
-          <w:rFonts w:ascii="Times New Roman" w:hAnsi="Times New Roman" w:cs="Times New Roman"/>
-        </w:rPr>
-        <w:t>Niniejsza Konstytucja</w:t>
-      </w:r>
-      <w:r>
-        <w:rPr>
-          <w:rFonts w:ascii="Times New Roman" w:hAnsi="Times New Roman" w:cs="Times New Roman"/>
-        </w:rPr>
-        <w:t>, za wyjątkiem tego przepisu, który wchodzi w życie z dniem publikacji niniejszej Konstytucji,</w:t>
-      </w:r>
-      <w:r>
-        <w:rPr>
-          <w:rFonts w:ascii="Times New Roman" w:hAnsi="Times New Roman" w:cs="Times New Roman"/>
-        </w:rPr>
-        <w:t xml:space="preserve"> wchodzi w życie z dniem </w:t>
-      </w:r>
-      <w:r>
-        <w:rPr>
-          <w:rFonts w:ascii="Times New Roman" w:hAnsi="Times New Roman" w:cs="Times New Roman"/>
-        </w:rPr>
-        <w:t>wejścia w życie ustaw wprowadzając</w:t>
-      </w:r>
-      <w:r>
-        <w:rPr>
-          <w:rFonts w:ascii="Times New Roman" w:hAnsi="Times New Roman" w:cs="Times New Roman"/>
-        </w:rPr>
-        <w:t>ych</w:t>
-      </w:r>
-      <w:r>
-        <w:rPr>
-          <w:rFonts w:ascii="Times New Roman" w:hAnsi="Times New Roman" w:cs="Times New Roman"/>
-        </w:rPr>
-        <w:t xml:space="preserve"> </w:t>
-      </w:r>
-      <w:r>
-        <w:rPr>
-          <w:rFonts w:ascii="Times New Roman" w:hAnsi="Times New Roman" w:cs="Times New Roman"/>
-        </w:rPr>
-        <w:t xml:space="preserve">niniejszą </w:t>
-      </w:r>
-      <w:r>
-        <w:rPr>
-          <w:rFonts w:ascii="Times New Roman" w:hAnsi="Times New Roman" w:cs="Times New Roman"/>
-        </w:rPr>
-        <w:t>Konstytucję</w:t>
-      </w:r>
-      <w:r>
-        <w:rPr>
-          <w:rFonts w:ascii="Times New Roman" w:hAnsi="Times New Roman" w:cs="Times New Roman"/>
-        </w:rPr>
-        <w:t xml:space="preserve"> i dostosowując</w:t>
-      </w:r>
-      <w:r>
-        <w:rPr>
-          <w:rFonts w:ascii="Times New Roman" w:hAnsi="Times New Roman" w:cs="Times New Roman"/>
-        </w:rPr>
-        <w:t>ych</w:t>
-      </w:r>
-      <w:r>
-        <w:rPr>
-          <w:rFonts w:ascii="Times New Roman" w:hAnsi="Times New Roman" w:cs="Times New Roman"/>
-        </w:rPr>
-        <w:t xml:space="preserve"> obowiązujący stan prawny </w:t>
-      </w:r>
-      <w:r>
-        <w:rPr>
-          <w:rFonts w:ascii="Times New Roman" w:hAnsi="Times New Roman" w:cs="Times New Roman"/>
-        </w:rPr>
-        <w:t>do nowego stanu ustrojowego.</w:t>
-      </w:r>
-      <w:r>
-        <w:rPr>
-          <w:rFonts w:ascii="Times New Roman" w:hAnsi="Times New Roman" w:cs="Times New Roman"/>
-        </w:rPr>
-        <w:t xml:space="preserve"> O spełnieniu </w:t>
-      </w:r>
-      <w:r>
-        <w:rPr>
-          <w:rFonts w:ascii="Times New Roman" w:hAnsi="Times New Roman" w:cs="Times New Roman"/>
-        </w:rPr>
-        <w:t>wskazanej w zdaniu pierwszym</w:t>
-      </w:r>
-      <w:r>
-        <w:rPr>
-          <w:rFonts w:ascii="Times New Roman" w:hAnsi="Times New Roman" w:cs="Times New Roman"/>
-        </w:rPr>
-        <w:t xml:space="preserve"> przesłanki rozsądzi Krul w formie obwieszczenia </w:t>
-      </w:r>
-      <w:r>
-        <w:rPr>
-          <w:rFonts w:ascii="Times New Roman" w:hAnsi="Times New Roman" w:cs="Times New Roman"/>
-        </w:rPr>
-        <w:t>o</w:t>
-      </w:r>
-      <w:r>
-        <w:rPr>
-          <w:rFonts w:ascii="Times New Roman" w:hAnsi="Times New Roman" w:cs="Times New Roman"/>
-        </w:rPr>
-        <w:t xml:space="preserve">publikowanego w </w:t>
-      </w:r>
-      <w:r>
-        <w:rPr>
-          <w:rFonts w:ascii="Times New Roman" w:hAnsi="Times New Roman" w:cs="Times New Roman"/>
-        </w:rPr>
-        <w:t>Krulewskim Dzienniku Ustaw.</w:t>
-      </w:r>
-    </w:p>
-    <w:p>
-      <w:pPr>
-        <w:jc w:val="both"/>
-        <w:rPr>
-          <w:rFonts w:ascii="Times New Roman" w:hAnsi="Times New Roman" w:cs="Times New Roman"/>
-        </w:rPr>
-      </w:pPr>
-    </w:p>
-    <w:p>
-      <w:pPr>
-        <w:jc w:val="both"/>
-        <w:rPr>
-          <w:rFonts w:ascii="Times New Roman" w:hAnsi="Times New Roman" w:cs="Times New Roman"/>
-        </w:rPr>
-      </w:pPr>
-      <w:r>
-        <w:rPr>
-          <w:rFonts w:ascii="Times New Roman" w:hAnsi="Times New Roman" w:cs="Times New Roman"/>
-          <w:b/>
-          <w:bCs/>
-        </w:rPr>
-        <w:t>Art.</w:t>
-      </w:r>
-      <w:r>
-        <w:rPr>
-          <w:rFonts w:ascii="Times New Roman" w:hAnsi="Times New Roman" w:cs="Times New Roman"/>
-          <w:b/>
-          <w:bCs/>
-        </w:rPr>
-        <w:t xml:space="preserve"> 15</w:t>
-      </w:r>
-      <w:r>
-        <w:rPr>
-          <w:rFonts w:ascii="Times New Roman" w:hAnsi="Times New Roman" w:cs="Times New Roman"/>
-          <w:b/>
-          <w:bCs/>
-        </w:rPr>
-        <w:t>1</w:t>
-      </w:r>
-      <w:r>
-        <w:rPr>
-          <w:rFonts w:ascii="Times New Roman" w:hAnsi="Times New Roman" w:cs="Times New Roman"/>
-          <w:b/>
-          <w:bCs/>
-        </w:rPr>
-        <w:t>.</w:t>
-      </w:r>
-      <w:r>
-        <w:rPr>
-          <w:rFonts w:ascii="Times New Roman" w:hAnsi="Times New Roman" w:cs="Times New Roman"/>
-        </w:rPr>
-        <w:t xml:space="preserve"> 1. Wszelkie kwestie </w:t>
-      </w:r>
-      <w:r>
-        <w:rPr>
-          <w:rFonts w:ascii="Times New Roman" w:hAnsi="Times New Roman" w:cs="Times New Roman"/>
-        </w:rPr>
-        <w:t>zasadnicze</w:t>
-      </w:r>
-      <w:r>
-        <w:rPr>
-          <w:rFonts w:ascii="Times New Roman" w:hAnsi="Times New Roman" w:cs="Times New Roman"/>
-        </w:rPr>
-        <w:t xml:space="preserve"> ustrojowo lub dotyczące </w:t>
-      </w:r>
-      <w:r>
-        <w:rPr>
-          <w:rFonts w:ascii="Times New Roman" w:hAnsi="Times New Roman" w:cs="Times New Roman"/>
-        </w:rPr>
-        <w:t xml:space="preserve">zasadniczych </w:t>
-      </w:r>
-      <w:r>
-        <w:rPr>
-          <w:rFonts w:ascii="Times New Roman" w:hAnsi="Times New Roman" w:cs="Times New Roman"/>
-        </w:rPr>
-        <w:t xml:space="preserve">praw lub obowiązków obywatela, nieuregulowane niniejszą Konstytucją, reguluje Krul w drodze dekretów konstytucyjnych. Dekrety konstytucyjne mają moc równą konstytucji. </w:t>
-      </w:r>
-    </w:p>
-    <w:p>
-      <w:pPr>
-        <w:jc w:val="both"/>
-        <w:rPr>
-          <w:rFonts w:ascii="Times New Roman" w:hAnsi="Times New Roman" w:cs="Times New Roman"/>
-        </w:rPr>
-      </w:pPr>
-      <w:r>
-        <w:rPr>
-          <w:rFonts w:ascii="Times New Roman" w:hAnsi="Times New Roman" w:cs="Times New Roman"/>
-        </w:rPr>
-        <w:t xml:space="preserve">2. Jeśli jakakolwiek kwestia </w:t>
-      </w:r>
-      <w:r>
-        <w:rPr>
-          <w:rFonts w:ascii="Times New Roman" w:hAnsi="Times New Roman" w:cs="Times New Roman"/>
-        </w:rPr>
-        <w:t>kluczowa prawnie lub społecznie</w:t>
-      </w:r>
-      <w:r>
-        <w:rPr>
-          <w:rFonts w:ascii="Times New Roman" w:hAnsi="Times New Roman" w:cs="Times New Roman"/>
-        </w:rPr>
-        <w:t xml:space="preserve"> nie jest uregulowana</w:t>
-      </w:r>
-      <w:r>
-        <w:rPr>
-          <w:rFonts w:ascii="Times New Roman" w:hAnsi="Times New Roman" w:cs="Times New Roman"/>
-        </w:rPr>
-        <w:t xml:space="preserve"> wymaganymi</w:t>
-      </w:r>
-      <w:r>
-        <w:rPr>
-          <w:rFonts w:ascii="Times New Roman" w:hAnsi="Times New Roman" w:cs="Times New Roman"/>
-        </w:rPr>
-        <w:t xml:space="preserve"> aktami prawa, Krul na pisemny wniosek reguluje daną kwestię</w:t>
-      </w:r>
-      <w:r>
-        <w:rPr>
-          <w:rFonts w:ascii="Times New Roman" w:hAnsi="Times New Roman" w:cs="Times New Roman"/>
-        </w:rPr>
-        <w:t xml:space="preserve"> w drodze dekretu</w:t>
-      </w:r>
-      <w:r>
-        <w:rPr>
-          <w:rFonts w:ascii="Times New Roman" w:hAnsi="Times New Roman" w:cs="Times New Roman"/>
-        </w:rPr>
-        <w:t xml:space="preserve">. </w:t>
-      </w:r>
-      <w:r>
-        <w:rPr>
-          <w:rFonts w:ascii="Times New Roman" w:hAnsi="Times New Roman" w:cs="Times New Roman"/>
-        </w:rPr>
-        <w:t xml:space="preserve">Dekret wydany na tej </w:t>
-      </w:r>
-      <w:r>
-        <w:rPr>
-          <w:rFonts w:ascii="Times New Roman" w:hAnsi="Times New Roman" w:cs="Times New Roman"/>
-        </w:rPr>
-        <w:lastRenderedPageBreak/>
-        <w:t xml:space="preserve">podstawie jest publikowany zgodnie z wymaganiami </w:t>
+      <w:r>
+        <w:rPr>
+          <w:rFonts w:ascii="Times New Roman" w:hAnsi="Times New Roman" w:cs="Times New Roman"/>
+        </w:rPr>
+        <w:t xml:space="preserve">Dekret wydany na tej podstawie jest publikowany zgodnie z wymaganiami </w:t>
       </w:r>
       <w:r>
         <w:rPr>

--- a/2025/KrDzU2025poz26.docx
+++ b/2025/KrDzU2025poz26.docx
@@ -680,8 +680,9 @@
           <w:sz w:val="24"/>
           <w:szCs w:val="24"/>
         </w:rPr>
-        <w:t xml:space="preserve">pragnąc zagwarantować wszystkim istotom ludzkim, Multikontom i Strigallorom </w:t>
-      </w:r>
+        <w:t xml:space="preserve">pragnąc zagwarantować wszystkim istotom ludzkim, Multikontom i </w:t>
+      </w:r>
+      <w:proofErr w:type="spellStart"/>
       <w:r>
         <w:rPr>
           <w:rFonts w:ascii="Times New Roman" w:hAnsi="Times New Roman" w:cs="Times New Roman"/>
@@ -690,12 +691,10 @@
           <w:sz w:val="24"/>
           <w:szCs w:val="24"/>
         </w:rPr>
-        <w:t>prawa obywatelskie,</w:t>
-      </w:r>
-    </w:p>
-    <w:p>
-      <w:pPr>
-        <w:jc w:val="center"/>
+        <w:t>Strigallorom</w:t>
+      </w:r>
+      <w:proofErr w:type="spellEnd"/>
+      <w:r>
         <w:rPr>
           <w:rFonts w:ascii="Times New Roman" w:hAnsi="Times New Roman" w:cs="Times New Roman"/>
           <w:i/>
@@ -703,7 +702,8 @@
           <w:sz w:val="24"/>
           <w:szCs w:val="24"/>
         </w:rPr>
-      </w:pPr>
+        <w:t xml:space="preserve"> </w:t>
+      </w:r>
       <w:r>
         <w:rPr>
           <w:rFonts w:ascii="Times New Roman" w:hAnsi="Times New Roman" w:cs="Times New Roman"/>
@@ -712,9 +712,12 @@
           <w:sz w:val="24"/>
           <w:szCs w:val="24"/>
         </w:rPr>
-        <w:t>uznając, że godność istoty ludzkiej, Multikonta i Strigallora jest przyrodzona, niezbywalna i nienaruszalna, a jej źródło tkwi w prawie boskim i naturalnym, które wyprzedza i przewyższa wszelką ustawę</w:t>
-      </w:r>
-      <w:r>
+        <w:t>prawa obywatelskie,</w:t>
+      </w:r>
+    </w:p>
+    <w:p>
+      <w:pPr>
+        <w:jc w:val="center"/>
         <w:rPr>
           <w:rFonts w:ascii="Times New Roman" w:hAnsi="Times New Roman" w:cs="Times New Roman"/>
           <w:i/>
@@ -722,8 +725,7 @@
           <w:sz w:val="24"/>
           <w:szCs w:val="24"/>
         </w:rPr>
-        <w:t xml:space="preserve"> ludzką</w:t>
-      </w:r>
+      </w:pPr>
       <w:r>
         <w:rPr>
           <w:rFonts w:ascii="Times New Roman" w:hAnsi="Times New Roman" w:cs="Times New Roman"/>
@@ -732,12 +734,10 @@
           <w:sz w:val="24"/>
           <w:szCs w:val="24"/>
         </w:rPr>
-        <w:t>,</w:t>
-      </w:r>
-    </w:p>
-    <w:p>
-      <w:pPr>
-        <w:jc w:val="center"/>
+        <w:t xml:space="preserve">uznając, że godność istoty ludzkiej, Multikonta i </w:t>
+      </w:r>
+      <w:proofErr w:type="spellStart"/>
+      <w:r>
         <w:rPr>
           <w:rFonts w:ascii="Times New Roman" w:hAnsi="Times New Roman" w:cs="Times New Roman"/>
           <w:i/>
@@ -745,7 +745,9 @@
           <w:sz w:val="24"/>
           <w:szCs w:val="24"/>
         </w:rPr>
-      </w:pPr>
+        <w:t>Strigallora</w:t>
+      </w:r>
+      <w:proofErr w:type="spellEnd"/>
       <w:r>
         <w:rPr>
           <w:rFonts w:ascii="Times New Roman" w:hAnsi="Times New Roman" w:cs="Times New Roman"/>
@@ -754,12 +756,9 @@
           <w:sz w:val="24"/>
           <w:szCs w:val="24"/>
         </w:rPr>
-        <w:t>w poczuciu odpowiedzialności przed bogami i historią,</w:t>
-      </w:r>
-    </w:p>
-    <w:p>
-      <w:pPr>
-        <w:jc w:val="center"/>
+        <w:t xml:space="preserve"> jest przyrodzona, niezbywalna i nienaruszalna, a jej źródło tkwi w prawie boskim i naturalnym, które wyprzedza i przewyższa wszelką ustawę</w:t>
+      </w:r>
+      <w:r>
         <w:rPr>
           <w:rFonts w:ascii="Times New Roman" w:hAnsi="Times New Roman" w:cs="Times New Roman"/>
           <w:i/>
@@ -767,7 +766,8 @@
           <w:sz w:val="24"/>
           <w:szCs w:val="24"/>
         </w:rPr>
-      </w:pPr>
+        <w:t xml:space="preserve"> ludzką</w:t>
+      </w:r>
       <w:r>
         <w:rPr>
           <w:rFonts w:ascii="Times New Roman" w:hAnsi="Times New Roman" w:cs="Times New Roman"/>
@@ -776,9 +776,12 @@
           <w:sz w:val="24"/>
           <w:szCs w:val="24"/>
         </w:rPr>
-        <w:t>ustanawiamy Konstytucję Korony Krulestwa Multikont</w:t>
-      </w:r>
-      <w:r>
+        <w:t>,</w:t>
+      </w:r>
+    </w:p>
+    <w:p>
+      <w:pPr>
+        <w:jc w:val="center"/>
         <w:rPr>
           <w:rFonts w:ascii="Times New Roman" w:hAnsi="Times New Roman" w:cs="Times New Roman"/>
           <w:i/>
@@ -786,12 +789,8 @@
           <w:sz w:val="24"/>
           <w:szCs w:val="24"/>
         </w:rPr>
-        <w:t>,</w:t>
-      </w:r>
-    </w:p>
-    <w:p>
-      <w:pPr>
-        <w:jc w:val="center"/>
+      </w:pPr>
+      <w:r>
         <w:rPr>
           <w:rFonts w:ascii="Times New Roman" w:hAnsi="Times New Roman" w:cs="Times New Roman"/>
           <w:i/>
@@ -799,8 +798,12 @@
           <w:sz w:val="24"/>
           <w:szCs w:val="24"/>
         </w:rPr>
-      </w:pPr>
-      <w:r>
+        <w:t>w poczuciu odpowiedzialności przed bogami i historią,</w:t>
+      </w:r>
+    </w:p>
+    <w:p>
+      <w:pPr>
+        <w:jc w:val="center"/>
         <w:rPr>
           <w:rFonts w:ascii="Times New Roman" w:hAnsi="Times New Roman" w:cs="Times New Roman"/>
           <w:i/>
@@ -808,17 +811,6 @@
           <w:sz w:val="24"/>
           <w:szCs w:val="24"/>
         </w:rPr>
-        <w:t>jako prawa podstawowe dla państwa,</w:t>
-      </w:r>
-    </w:p>
-    <w:p>
-      <w:pPr>
-        <w:jc w:val="center"/>
-        <w:rPr>
-          <w:rFonts w:ascii="Times New Roman" w:hAnsi="Times New Roman" w:cs="Times New Roman"/>
-          <w:sz w:val="24"/>
-          <w:szCs w:val="24"/>
-        </w:rPr>
       </w:pPr>
       <w:r>
         <w:rPr>
@@ -828,7 +820,7 @@
           <w:sz w:val="24"/>
           <w:szCs w:val="24"/>
         </w:rPr>
-        <w:t>oparte</w:t>
+        <w:t>ustanawiamy Konstytucję Korony Krulestwa Multikont</w:t>
       </w:r>
       <w:r>
         <w:rPr>
@@ -838,9 +830,12 @@
           <w:sz w:val="24"/>
           <w:szCs w:val="24"/>
         </w:rPr>
-        <w:t xml:space="preserve"> o</w:t>
-      </w:r>
-      <w:r>
+        <w:t>,</w:t>
+      </w:r>
+    </w:p>
+    <w:p>
+      <w:pPr>
+        <w:jc w:val="center"/>
         <w:rPr>
           <w:rFonts w:ascii="Times New Roman" w:hAnsi="Times New Roman" w:cs="Times New Roman"/>
           <w:i/>
@@ -848,8 +843,7 @@
           <w:sz w:val="24"/>
           <w:szCs w:val="24"/>
         </w:rPr>
-        <w:t xml:space="preserve"> poszanowanie </w:t>
-      </w:r>
+      </w:pPr>
       <w:r>
         <w:rPr>
           <w:rFonts w:ascii="Times New Roman" w:hAnsi="Times New Roman" w:cs="Times New Roman"/>
@@ -858,8 +852,18 @@
           <w:sz w:val="24"/>
           <w:szCs w:val="24"/>
         </w:rPr>
-        <w:t xml:space="preserve">godności, </w:t>
-      </w:r>
+        <w:t>jako prawa podstawowe dla państwa,</w:t>
+      </w:r>
+    </w:p>
+    <w:p>
+      <w:pPr>
+        <w:jc w:val="center"/>
+        <w:rPr>
+          <w:rFonts w:ascii="Times New Roman" w:hAnsi="Times New Roman" w:cs="Times New Roman"/>
+          <w:sz w:val="24"/>
+          <w:szCs w:val="24"/>
+        </w:rPr>
+      </w:pPr>
       <w:r>
         <w:rPr>
           <w:rFonts w:ascii="Times New Roman" w:hAnsi="Times New Roman" w:cs="Times New Roman"/>
@@ -868,7 +872,7 @@
           <w:sz w:val="24"/>
           <w:szCs w:val="24"/>
         </w:rPr>
-        <w:t xml:space="preserve">wierności, </w:t>
+        <w:t>oparte</w:t>
       </w:r>
       <w:r>
         <w:rPr>
@@ -878,7 +882,7 @@
           <w:sz w:val="24"/>
           <w:szCs w:val="24"/>
         </w:rPr>
-        <w:t>wolności</w:t>
+        <w:t xml:space="preserve"> o</w:t>
       </w:r>
       <w:r>
         <w:rPr>
@@ -888,7 +892,7 @@
           <w:sz w:val="24"/>
           <w:szCs w:val="24"/>
         </w:rPr>
-        <w:t>,</w:t>
+        <w:t xml:space="preserve"> poszanowanie </w:t>
       </w:r>
       <w:r>
         <w:rPr>
@@ -898,7 +902,7 @@
           <w:sz w:val="24"/>
           <w:szCs w:val="24"/>
         </w:rPr>
-        <w:t xml:space="preserve"> tradycji</w:t>
+        <w:t xml:space="preserve">godności, </w:t>
       </w:r>
       <w:r>
         <w:rPr>
@@ -908,7 +912,7 @@
           <w:sz w:val="24"/>
           <w:szCs w:val="24"/>
         </w:rPr>
-        <w:t xml:space="preserve"> i obiektywnego ładu naturalnego</w:t>
+        <w:t xml:space="preserve">wierności, </w:t>
       </w:r>
       <w:r>
         <w:rPr>
@@ -918,6 +922,46 @@
           <w:sz w:val="24"/>
           <w:szCs w:val="24"/>
         </w:rPr>
+        <w:t>wolności</w:t>
+      </w:r>
+      <w:r>
+        <w:rPr>
+          <w:rFonts w:ascii="Times New Roman" w:hAnsi="Times New Roman" w:cs="Times New Roman"/>
+          <w:i/>
+          <w:iCs/>
+          <w:sz w:val="24"/>
+          <w:szCs w:val="24"/>
+        </w:rPr>
+        <w:t>,</w:t>
+      </w:r>
+      <w:r>
+        <w:rPr>
+          <w:rFonts w:ascii="Times New Roman" w:hAnsi="Times New Roman" w:cs="Times New Roman"/>
+          <w:i/>
+          <w:iCs/>
+          <w:sz w:val="24"/>
+          <w:szCs w:val="24"/>
+        </w:rPr>
+        <w:t xml:space="preserve"> tradycji</w:t>
+      </w:r>
+      <w:r>
+        <w:rPr>
+          <w:rFonts w:ascii="Times New Roman" w:hAnsi="Times New Roman" w:cs="Times New Roman"/>
+          <w:i/>
+          <w:iCs/>
+          <w:sz w:val="24"/>
+          <w:szCs w:val="24"/>
+        </w:rPr>
+        <w:t xml:space="preserve"> i obiektywnego ładu naturalnego</w:t>
+      </w:r>
+      <w:r>
+        <w:rPr>
+          <w:rFonts w:ascii="Times New Roman" w:hAnsi="Times New Roman" w:cs="Times New Roman"/>
+          <w:i/>
+          <w:iCs/>
+          <w:sz w:val="24"/>
+          <w:szCs w:val="24"/>
+        </w:rPr>
         <w:t>.</w:t>
       </w:r>
     </w:p>
@@ -3057,11 +3101,33 @@
         </w:rPr>
         <w:t xml:space="preserve"> zamku Przystań z gry </w:t>
       </w:r>
-      <w:r>
-        <w:rPr>
-          <w:rFonts w:ascii="Times New Roman" w:hAnsi="Times New Roman" w:cs="Times New Roman"/>
-        </w:rPr>
-        <w:t>Heroes of Might &amp; Magic 5</w:t>
+      <w:proofErr w:type="spellStart"/>
+      <w:r>
+        <w:rPr>
+          <w:rFonts w:ascii="Times New Roman" w:hAnsi="Times New Roman" w:cs="Times New Roman"/>
+        </w:rPr>
+        <w:t>Heroes</w:t>
+      </w:r>
+      <w:proofErr w:type="spellEnd"/>
+      <w:r>
+        <w:rPr>
+          <w:rFonts w:ascii="Times New Roman" w:hAnsi="Times New Roman" w:cs="Times New Roman"/>
+        </w:rPr>
+        <w:t xml:space="preserve"> of </w:t>
+      </w:r>
+      <w:proofErr w:type="spellStart"/>
+      <w:r>
+        <w:rPr>
+          <w:rFonts w:ascii="Times New Roman" w:hAnsi="Times New Roman" w:cs="Times New Roman"/>
+        </w:rPr>
+        <w:t>Might</w:t>
+      </w:r>
+      <w:proofErr w:type="spellEnd"/>
+      <w:r>
+        <w:rPr>
+          <w:rFonts w:ascii="Times New Roman" w:hAnsi="Times New Roman" w:cs="Times New Roman"/>
+        </w:rPr>
+        <w:t xml:space="preserve"> &amp; Magic 5</w:t>
       </w:r>
       <w:r>
         <w:rPr>
@@ -3404,7 +3470,21 @@
         <w:rPr>
           <w:rFonts w:ascii="Times New Roman" w:hAnsi="Times New Roman" w:cs="Times New Roman"/>
         </w:rPr>
-        <w:t xml:space="preserve"> religia lewosławna.</w:t>
+        <w:t xml:space="preserve"> religia </w:t>
+      </w:r>
+      <w:proofErr w:type="spellStart"/>
+      <w:r>
+        <w:rPr>
+          <w:rFonts w:ascii="Times New Roman" w:hAnsi="Times New Roman" w:cs="Times New Roman"/>
+        </w:rPr>
+        <w:t>lewosławna</w:t>
+      </w:r>
+      <w:proofErr w:type="spellEnd"/>
+      <w:r>
+        <w:rPr>
+          <w:rFonts w:ascii="Times New Roman" w:hAnsi="Times New Roman" w:cs="Times New Roman"/>
+        </w:rPr>
+        <w:t>.</w:t>
       </w:r>
       <w:r>
         <w:rPr>
@@ -5980,7 +6060,31 @@
         <w:rPr>
           <w:rFonts w:ascii="Times New Roman" w:hAnsi="Times New Roman" w:cs="Times New Roman"/>
         </w:rPr>
-        <w:t xml:space="preserve"> są również zasady prawne zawarte w orzeczeniach Koronnego Sądu Najwyższego i Wysokiego Trybunału Koronnego</w:t>
+        <w:t xml:space="preserve"> są również zasady prawne zawarte w orzeczeniach Koronnego Sądu Najwyższego</w:t>
+      </w:r>
+      <w:r>
+        <w:rPr>
+          <w:rFonts w:ascii="Times New Roman" w:hAnsi="Times New Roman" w:cs="Times New Roman"/>
+        </w:rPr>
+        <w:t>, Koronnego Trybunału Administracyjnego</w:t>
+      </w:r>
+      <w:r>
+        <w:rPr>
+          <w:rFonts w:ascii="Times New Roman" w:hAnsi="Times New Roman" w:cs="Times New Roman"/>
+        </w:rPr>
+        <w:t xml:space="preserve"> </w:t>
+      </w:r>
+      <w:r>
+        <w:rPr>
+          <w:rFonts w:ascii="Times New Roman" w:hAnsi="Times New Roman" w:cs="Times New Roman"/>
+        </w:rPr>
+        <w:t>oraz</w:t>
+      </w:r>
+      <w:r>
+        <w:rPr>
+          <w:rFonts w:ascii="Times New Roman" w:hAnsi="Times New Roman" w:cs="Times New Roman"/>
+        </w:rPr>
+        <w:t xml:space="preserve"> Wysokiego Trybunału Koronnego</w:t>
       </w:r>
       <w:r>
         <w:rPr>
@@ -8124,7 +8228,21 @@
         <w:rPr>
           <w:rFonts w:ascii="Times New Roman" w:hAnsi="Times New Roman" w:cs="Times New Roman"/>
         </w:rPr>
-        <w:t>Religia lewosławna jako religia narodowa korzysta ze szczególnej opieki i miejsca w ceremoniach</w:t>
+        <w:t xml:space="preserve">Religia </w:t>
+      </w:r>
+      <w:proofErr w:type="spellStart"/>
+      <w:r>
+        <w:rPr>
+          <w:rFonts w:ascii="Times New Roman" w:hAnsi="Times New Roman" w:cs="Times New Roman"/>
+        </w:rPr>
+        <w:t>lewosławna</w:t>
+      </w:r>
+      <w:proofErr w:type="spellEnd"/>
+      <w:r>
+        <w:rPr>
+          <w:rFonts w:ascii="Times New Roman" w:hAnsi="Times New Roman" w:cs="Times New Roman"/>
+        </w:rPr>
+        <w:t xml:space="preserve"> jako religia narodowa korzysta ze szczególnej opieki i miejsca w ceremoniach</w:t>
       </w:r>
       <w:r>
         <w:rPr>
@@ -16082,31 +16200,7 @@
         <w:rPr>
           <w:rFonts w:ascii="Times New Roman" w:hAnsi="Times New Roman" w:cs="Times New Roman"/>
         </w:rPr>
-        <w:t xml:space="preserve"> może nastąpić wyłącznie z woli Krula</w:t>
-      </w:r>
-      <w:r>
-        <w:rPr>
-          <w:rFonts w:ascii="Times New Roman" w:hAnsi="Times New Roman" w:cs="Times New Roman"/>
-        </w:rPr>
-        <w:t xml:space="preserve"> </w:t>
-      </w:r>
-      <w:r>
-        <w:rPr>
-          <w:rFonts w:ascii="Times New Roman" w:hAnsi="Times New Roman" w:cs="Times New Roman"/>
-        </w:rPr>
-        <w:t xml:space="preserve">i </w:t>
-      </w:r>
-      <w:r>
-        <w:rPr>
-          <w:rFonts w:ascii="Times New Roman" w:hAnsi="Times New Roman" w:cs="Times New Roman"/>
-        </w:rPr>
-        <w:t>na wniosek Wysokiego Trybunału Koronnego</w:t>
-      </w:r>
-      <w:r>
-        <w:rPr>
-          <w:rFonts w:ascii="Times New Roman" w:hAnsi="Times New Roman" w:cs="Times New Roman"/>
-        </w:rPr>
-        <w:t>.</w:t>
+        <w:t xml:space="preserve"> może nastąpić wyłącznie z woli Krula.</w:t>
       </w:r>
     </w:p>
     <w:p>
